--- a/Collapse Hawking Bridge/monograph/appendix_ru.docx
+++ b/Collapse Hawking Bridge/monograph/appendix_ru.docx
@@ -4,7 +4,7 @@
   <w:body>
     <w:tbl>
       <w:tblPr>
-        <w:tblW w:type="pct" w:w="100%"/>
+        <w:tblW w:type="pct" w:w="5000"/>
         <w:tblBorders>
           <w:top w:val="none" w:color="FFFFFF" w:sz="0"/>
           <w:left w:val="none" w:color="FFFFFF" w:sz="0"/>
@@ -16,7 +16,7 @@
         <w:tblLayout w:type="fixed"/>
       </w:tblPr>
       <w:tblGrid>
-        <w:gridCol w:w="100"/>
+        <w:gridCol w:w="11906"/>
       </w:tblGrid>
       <w:tr>
         <w:trPr>
@@ -242,11 +242,778 @@
       </w:sdtPr>
       <w:sdtContent>
         <w:p>
+          <w:pPr>
+            <w:pStyle w:val="TOC1"/>
+            <w:tabs>
+              <w:tab w:val="right" w:pos="8788" w:leader="dot"/>
+            </w:tabs>
+          </w:pPr>
           <w:r>
             <w:fldChar w:fldCharType="begin" w:dirty="true"/>
             <w:instrText xml:space="preserve">TOC \h \o "1-3"</w:instrText>
             <w:fldChar w:fldCharType="separate"/>
           </w:r>
+          <w:hyperlink w:history="1" w:anchor="_Toc1">
+            <w:r>
+              <w:t xml:space="preserve">Часть I. О приложении: назначение, источники, способ чтения</w:t>
+            </w:r>
+            <w:r>
+              <w:tab/>
+            </w:r>
+            <w:r>
+              <w:fldChar w:fldCharType="begin" w:dirty="true"/>
+              <w:instrText xml:space="preserve">PAGEREF _Toc1 \h</w:instrText>
+              <w:fldChar w:fldCharType="separate"/>
+              <w:fldChar w:fldCharType="end"/>
+            </w:r>
+          </w:hyperlink>
+        </w:p>
+        <w:p>
+          <w:pPr>
+            <w:pStyle w:val="TOC1"/>
+            <w:tabs>
+              <w:tab w:val="right" w:pos="8788" w:leader="dot"/>
+            </w:tabs>
+          </w:pPr>
+          <w:hyperlink w:history="1" w:anchor="_Toc2">
+            <w:r>
+              <w:t xml:space="preserve">Часть II. Константы и единицы</w:t>
+            </w:r>
+            <w:r>
+              <w:tab/>
+            </w:r>
+            <w:r>
+              <w:fldChar w:fldCharType="begin" w:dirty="true"/>
+              <w:instrText xml:space="preserve">PAGEREF _Toc2 \h</w:instrText>
+              <w:fldChar w:fldCharType="separate"/>
+              <w:fldChar w:fldCharType="end"/>
+            </w:r>
+          </w:hyperlink>
+        </w:p>
+        <w:p>
+          <w:pPr>
+            <w:pStyle w:val="TOC1"/>
+            <w:tabs>
+              <w:tab w:val="right" w:pos="8788" w:leader="dot"/>
+            </w:tabs>
+          </w:pPr>
+          <w:hyperlink w:history="1" w:anchor="_Toc3">
+            <w:r>
+              <w:t xml:space="preserve">Часть III. Движок: архитектура, семейство, валидация</w:t>
+            </w:r>
+            <w:r>
+              <w:tab/>
+            </w:r>
+            <w:r>
+              <w:fldChar w:fldCharType="begin" w:dirty="true"/>
+              <w:instrText xml:space="preserve">PAGEREF _Toc3 \h</w:instrText>
+              <w:fldChar w:fldCharType="separate"/>
+              <w:fldChar w:fldCharType="end"/>
+            </w:r>
+          </w:hyperlink>
+        </w:p>
+        <w:p>
+          <w:pPr>
+            <w:pStyle w:val="TOC2"/>
+            <w:tabs>
+              <w:tab w:val="right" w:pos="8788" w:leader="dot"/>
+            </w:tabs>
+            <w:ind w:left="220"/>
+          </w:pPr>
+          <w:hyperlink w:history="1" w:anchor="_Toc4">
+            <w:r>
+              <w:t xml:space="preserve">III.1. Архитектура решателя</w:t>
+            </w:r>
+            <w:r>
+              <w:tab/>
+            </w:r>
+            <w:r>
+              <w:fldChar w:fldCharType="begin" w:dirty="true"/>
+              <w:instrText xml:space="preserve">PAGEREF _Toc4 \h</w:instrText>
+              <w:fldChar w:fldCharType="separate"/>
+              <w:fldChar w:fldCharType="end"/>
+            </w:r>
+          </w:hyperlink>
+        </w:p>
+        <w:p>
+          <w:pPr>
+            <w:pStyle w:val="TOC2"/>
+            <w:tabs>
+              <w:tab w:val="right" w:pos="8788" w:leader="dot"/>
+            </w:tabs>
+            <w:ind w:left="220"/>
+          </w:pPr>
+          <w:hyperlink w:history="1" w:anchor="_Toc5">
+            <w:r>
+              <w:t xml:space="preserve">III.2. Семейство начальных профилей</w:t>
+            </w:r>
+            <w:r>
+              <w:tab/>
+            </w:r>
+            <w:r>
+              <w:fldChar w:fldCharType="begin" w:dirty="true"/>
+              <w:instrText xml:space="preserve">PAGEREF _Toc5 \h</w:instrText>
+              <w:fldChar w:fldCharType="separate"/>
+              <w:fldChar w:fldCharType="end"/>
+            </w:r>
+          </w:hyperlink>
+        </w:p>
+        <w:p>
+          <w:pPr>
+            <w:pStyle w:val="TOC2"/>
+            <w:tabs>
+              <w:tab w:val="right" w:pos="8788" w:leader="dot"/>
+            </w:tabs>
+            <w:ind w:left="220"/>
+          </w:pPr>
+          <w:hyperlink w:history="1" w:anchor="_Toc6">
+            <w:r>
+              <w:t xml:space="preserve">III.3. Честные ограничения движка</w:t>
+            </w:r>
+            <w:r>
+              <w:tab/>
+            </w:r>
+            <w:r>
+              <w:fldChar w:fldCharType="begin" w:dirty="true"/>
+              <w:instrText xml:space="preserve">PAGEREF _Toc6 \h</w:instrText>
+              <w:fldChar w:fldCharType="separate"/>
+              <w:fldChar w:fldCharType="end"/>
+            </w:r>
+          </w:hyperlink>
+        </w:p>
+        <w:p>
+          <w:pPr>
+            <w:pStyle w:val="TOC1"/>
+            <w:tabs>
+              <w:tab w:val="right" w:pos="8788" w:leader="dot"/>
+            </w:tabs>
+          </w:pPr>
+          <w:hyperlink w:history="1" w:anchor="_Toc7">
+            <w:r>
+              <w:t xml:space="preserve">Часть IV. Система кампаний: C1, C2, C3, C3b, C6</w:t>
+            </w:r>
+            <w:r>
+              <w:tab/>
+            </w:r>
+            <w:r>
+              <w:fldChar w:fldCharType="begin" w:dirty="true"/>
+              <w:instrText xml:space="preserve">PAGEREF _Toc7 \h</w:instrText>
+              <w:fldChar w:fldCharType="separate"/>
+              <w:fldChar w:fldCharType="end"/>
+            </w:r>
+          </w:hyperlink>
+        </w:p>
+        <w:p>
+          <w:pPr>
+            <w:pStyle w:val="TOC2"/>
+            <w:tabs>
+              <w:tab w:val="right" w:pos="8788" w:leader="dot"/>
+            </w:tabs>
+            <w:ind w:left="220"/>
+          </w:pPr>
+          <w:hyperlink w:history="1" w:anchor="_Toc8">
+            <w:r>
+              <w:t xml:space="preserve">IV.1. C1 — валидация и спектр рождения</w:t>
+            </w:r>
+            <w:r>
+              <w:tab/>
+            </w:r>
+            <w:r>
+              <w:fldChar w:fldCharType="begin" w:dirty="true"/>
+              <w:instrText xml:space="preserve">PAGEREF _Toc8 \h</w:instrText>
+              <w:fldChar w:fldCharType="separate"/>
+              <w:fldChar w:fldCharType="end"/>
+            </w:r>
+          </w:hyperlink>
+        </w:p>
+        <w:p>
+          <w:pPr>
+            <w:pStyle w:val="TOC2"/>
+            <w:tabs>
+              <w:tab w:val="right" w:pos="8788" w:leader="dot"/>
+            </w:tabs>
+            <w:ind w:left="220"/>
+          </w:pPr>
+          <w:hyperlink w:history="1" w:anchor="_Toc9">
+            <w:r>
+              <w:t xml:space="preserve">IV.2. C2 — две ветви порога</w:t>
+            </w:r>
+            <w:r>
+              <w:tab/>
+            </w:r>
+            <w:r>
+              <w:fldChar w:fldCharType="begin" w:dirty="true"/>
+              <w:instrText xml:space="preserve">PAGEREF _Toc9 \h</w:instrText>
+              <w:fldChar w:fldCharType="separate"/>
+              <w:fldChar w:fldCharType="end"/>
+            </w:r>
+          </w:hyperlink>
+        </w:p>
+        <w:p>
+          <w:pPr>
+            <w:pStyle w:val="TOC2"/>
+            <w:tabs>
+              <w:tab w:val="right" w:pos="8788" w:leader="dot"/>
+            </w:tabs>
+            <w:ind w:left="220"/>
+          </w:pPr>
+          <w:hyperlink w:history="1" w:anchor="_Toc10">
+            <w:r>
+              <w:t xml:space="preserve">IV.3. C3 — якорное произведение и честный негатив</w:t>
+            </w:r>
+            <w:r>
+              <w:tab/>
+            </w:r>
+            <w:r>
+              <w:fldChar w:fldCharType="begin" w:dirty="true"/>
+              <w:instrText xml:space="preserve">PAGEREF _Toc10 \h</w:instrText>
+              <w:fldChar w:fldCharType="separate"/>
+              <w:fldChar w:fldCharType="end"/>
+            </w:r>
+          </w:hyperlink>
+        </w:p>
+        <w:p>
+          <w:pPr>
+            <w:pStyle w:val="TOC2"/>
+            <w:tabs>
+              <w:tab w:val="right" w:pos="8788" w:leader="dot"/>
+            </w:tabs>
+            <w:ind w:left="220"/>
+          </w:pPr>
+          <w:hyperlink w:history="1" w:anchor="_Toc11">
+            <w:r>
+              <w:t xml:space="preserve">IV.4. C3b — концентрированные сетки и закон пола</w:t>
+            </w:r>
+            <w:r>
+              <w:tab/>
+            </w:r>
+            <w:r>
+              <w:fldChar w:fldCharType="begin" w:dirty="true"/>
+              <w:instrText xml:space="preserve">PAGEREF _Toc11 \h</w:instrText>
+              <w:fldChar w:fldCharType="separate"/>
+              <w:fldChar w:fldCharType="end"/>
+            </w:r>
+          </w:hyperlink>
+        </w:p>
+        <w:p>
+          <w:pPr>
+            <w:pStyle w:val="TOC2"/>
+            <w:tabs>
+              <w:tab w:val="right" w:pos="8788" w:leader="dot"/>
+            </w:tabs>
+            <w:ind w:left="220"/>
+          </w:pPr>
+          <w:hyperlink w:history="1" w:anchor="_Toc12">
+            <w:r>
+              <w:t xml:space="preserve">IV.5. C6 — закон дрейфа с разрешением (теорема T10)</w:t>
+            </w:r>
+            <w:r>
+              <w:tab/>
+            </w:r>
+            <w:r>
+              <w:fldChar w:fldCharType="begin" w:dirty="true"/>
+              <w:instrText xml:space="preserve">PAGEREF _Toc12 \h</w:instrText>
+              <w:fldChar w:fldCharType="separate"/>
+              <w:fldChar w:fldCharType="end"/>
+            </w:r>
+          </w:hyperlink>
+        </w:p>
+        <w:p>
+          <w:pPr>
+            <w:pStyle w:val="TOC1"/>
+            <w:tabs>
+              <w:tab w:val="right" w:pos="8788" w:leader="dot"/>
+            </w:tabs>
+          </w:pPr>
+          <w:hyperlink w:history="1" w:anchor="_Toc13">
+            <w:r>
+              <w:t xml:space="preserve">Часть V. Мост: термодинамика Хокинга и кривые Пейджа</w:t>
+            </w:r>
+            <w:r>
+              <w:tab/>
+            </w:r>
+            <w:r>
+              <w:fldChar w:fldCharType="begin" w:dirty="true"/>
+              <w:instrText xml:space="preserve">PAGEREF _Toc13 \h</w:instrText>
+              <w:fldChar w:fldCharType="separate"/>
+              <w:fldChar w:fldCharType="end"/>
+            </w:r>
+          </w:hyperlink>
+        </w:p>
+        <w:p>
+          <w:pPr>
+            <w:pStyle w:val="TOC2"/>
+            <w:tabs>
+              <w:tab w:val="right" w:pos="8788" w:leader="dot"/>
+            </w:tabs>
+            <w:ind w:left="220"/>
+          </w:pPr>
+          <w:hyperlink w:history="1" w:anchor="_Toc14">
+            <w:r>
+              <w:t xml:space="preserve">V.1. Замкнутые формы</w:t>
+            </w:r>
+            <w:r>
+              <w:tab/>
+            </w:r>
+            <w:r>
+              <w:fldChar w:fldCharType="begin" w:dirty="true"/>
+              <w:instrText xml:space="preserve">PAGEREF _Toc14 \h</w:instrText>
+              <w:fldChar w:fldCharType="separate"/>
+              <w:fldChar w:fldCharType="end"/>
+            </w:r>
+          </w:hyperlink>
+        </w:p>
+        <w:p>
+          <w:pPr>
+            <w:pStyle w:val="TOC2"/>
+            <w:tabs>
+              <w:tab w:val="right" w:pos="8788" w:leader="dot"/>
+            </w:tabs>
+            <w:ind w:left="220"/>
+          </w:pPr>
+          <w:hyperlink w:history="1" w:anchor="_Toc15">
+            <w:r>
+              <w:t xml:space="preserve">V.2. Точка контакта с реликтовым фоном</w:t>
+            </w:r>
+            <w:r>
+              <w:tab/>
+            </w:r>
+            <w:r>
+              <w:fldChar w:fldCharType="begin" w:dirty="true"/>
+              <w:instrText xml:space="preserve">PAGEREF _Toc15 \h</w:instrText>
+              <w:fldChar w:fldCharType="separate"/>
+              <w:fldChar w:fldCharType="end"/>
+            </w:r>
+          </w:hyperlink>
+        </w:p>
+        <w:p>
+          <w:pPr>
+            <w:pStyle w:val="TOC2"/>
+            <w:tabs>
+              <w:tab w:val="right" w:pos="8788" w:leader="dot"/>
+            </w:tabs>
+            <w:ind w:left="220"/>
+          </w:pPr>
+          <w:hyperlink w:history="1" w:anchor="_Toc16">
+            <w:r>
+              <w:t xml:space="preserve">V.3. Кривые Пейджа и аудит Хаара</w:t>
+            </w:r>
+            <w:r>
+              <w:tab/>
+            </w:r>
+            <w:r>
+              <w:fldChar w:fldCharType="begin" w:dirty="true"/>
+              <w:instrText xml:space="preserve">PAGEREF _Toc16 \h</w:instrText>
+              <w:fldChar w:fldCharType="separate"/>
+              <w:fldChar w:fldCharType="end"/>
+            </w:r>
+          </w:hyperlink>
+        </w:p>
+        <w:p>
+          <w:pPr>
+            <w:pStyle w:val="TOC2"/>
+            <w:tabs>
+              <w:tab w:val="right" w:pos="8788" w:leader="dot"/>
+            </w:tabs>
+            <w:ind w:left="220"/>
+          </w:pPr>
+          <w:hyperlink w:history="1" w:anchor="_Toc17">
+            <w:r>
+              <w:t xml:space="preserve">V.4. Отображение ансамбля</w:t>
+            </w:r>
+            <w:r>
+              <w:tab/>
+            </w:r>
+            <w:r>
+              <w:fldChar w:fldCharType="begin" w:dirty="true"/>
+              <w:instrText xml:space="preserve">PAGEREF _Toc17 \h</w:instrText>
+              <w:fldChar w:fldCharType="separate"/>
+              <w:fldChar w:fldCharType="end"/>
+            </w:r>
+          </w:hyperlink>
+        </w:p>
+        <w:p>
+          <w:pPr>
+            <w:pStyle w:val="TOC1"/>
+            <w:tabs>
+              <w:tab w:val="right" w:pos="8788" w:leader="dot"/>
+            </w:tabs>
+          </w:pPr>
+          <w:hyperlink w:history="1" w:anchor="_Toc18">
+            <w:r>
+              <w:t xml:space="preserve">Часть VI. Теоремы: сводный реестр</w:t>
+            </w:r>
+            <w:r>
+              <w:tab/>
+            </w:r>
+            <w:r>
+              <w:fldChar w:fldCharType="begin" w:dirty="true"/>
+              <w:instrText xml:space="preserve">PAGEREF _Toc18 \h</w:instrText>
+              <w:fldChar w:fldCharType="separate"/>
+              <w:fldChar w:fldCharType="end"/>
+            </w:r>
+          </w:hyperlink>
+        </w:p>
+        <w:p>
+          <w:pPr>
+            <w:pStyle w:val="TOC1"/>
+            <w:tabs>
+              <w:tab w:val="right" w:pos="8788" w:leader="dot"/>
+            </w:tabs>
+          </w:pPr>
+          <w:hyperlink w:history="1" w:anchor="_Toc19">
+            <w:r>
+              <w:t xml:space="preserve">Часть VII. Словарь данных: 13 таблиц</w:t>
+            </w:r>
+            <w:r>
+              <w:tab/>
+            </w:r>
+            <w:r>
+              <w:fldChar w:fldCharType="begin" w:dirty="true"/>
+              <w:instrText xml:space="preserve">PAGEREF _Toc19 \h</w:instrText>
+              <w:fldChar w:fldCharType="separate"/>
+              <w:fldChar w:fldCharType="end"/>
+            </w:r>
+          </w:hyperlink>
+        </w:p>
+        <w:p>
+          <w:pPr>
+            <w:pStyle w:val="TOC1"/>
+            <w:tabs>
+              <w:tab w:val="right" w:pos="8788" w:leader="dot"/>
+            </w:tabs>
+          </w:pPr>
+          <w:hyperlink w:history="1" w:anchor="_Toc20">
+            <w:r>
+              <w:t xml:space="preserve">Часть VIII. Каталог фигур: 300 и 600 dpi</w:t>
+            </w:r>
+            <w:r>
+              <w:tab/>
+            </w:r>
+            <w:r>
+              <w:fldChar w:fldCharType="begin" w:dirty="true"/>
+              <w:instrText xml:space="preserve">PAGEREF _Toc20 \h</w:instrText>
+              <w:fldChar w:fldCharType="separate"/>
+              <w:fldChar w:fldCharType="end"/>
+            </w:r>
+          </w:hyperlink>
+        </w:p>
+        <w:p>
+          <w:pPr>
+            <w:pStyle w:val="TOC1"/>
+            <w:tabs>
+              <w:tab w:val="right" w:pos="8788" w:leader="dot"/>
+            </w:tabs>
+          </w:pPr>
+          <w:hyperlink w:history="1" w:anchor="_Toc21">
+            <w:r>
+              <w:t xml:space="preserve">Часть IX. Коды на разных языках</w:t>
+            </w:r>
+            <w:r>
+              <w:tab/>
+            </w:r>
+            <w:r>
+              <w:fldChar w:fldCharType="begin" w:dirty="true"/>
+              <w:instrText xml:space="preserve">PAGEREF _Toc21 \h</w:instrText>
+              <w:fldChar w:fldCharType="separate"/>
+              <w:fldChar w:fldCharType="end"/>
+            </w:r>
+          </w:hyperlink>
+        </w:p>
+        <w:p>
+          <w:pPr>
+            <w:pStyle w:val="TOC1"/>
+            <w:tabs>
+              <w:tab w:val="right" w:pos="8788" w:leader="dot"/>
+            </w:tabs>
+          </w:pPr>
+          <w:hyperlink w:history="1" w:anchor="_Toc22">
+            <w:r>
+              <w:t xml:space="preserve">Часть X. Воспроизведение: полный прогон</w:t>
+            </w:r>
+            <w:r>
+              <w:tab/>
+            </w:r>
+            <w:r>
+              <w:fldChar w:fldCharType="begin" w:dirty="true"/>
+              <w:instrText xml:space="preserve">PAGEREF _Toc22 \h</w:instrText>
+              <w:fldChar w:fldCharType="separate"/>
+              <w:fldChar w:fldCharType="end"/>
+            </w:r>
+          </w:hyperlink>
+        </w:p>
+        <w:p>
+          <w:pPr>
+            <w:pStyle w:val="TOC1"/>
+            <w:tabs>
+              <w:tab w:val="right" w:pos="8788" w:leader="dot"/>
+            </w:tabs>
+          </w:pPr>
+          <w:hyperlink w:history="1" w:anchor="_Toc23">
+            <w:r>
+              <w:t xml:space="preserve">Часть XI. Роадмап и анализ текущего этапа</w:t>
+            </w:r>
+            <w:r>
+              <w:tab/>
+            </w:r>
+            <w:r>
+              <w:fldChar w:fldCharType="begin" w:dirty="true"/>
+              <w:instrText xml:space="preserve">PAGEREF _Toc23 \h</w:instrText>
+              <w:fldChar w:fldCharType="separate"/>
+              <w:fldChar w:fldCharType="end"/>
+            </w:r>
+          </w:hyperlink>
+        </w:p>
+        <w:p>
+          <w:pPr>
+            <w:pStyle w:val="TOC2"/>
+            <w:tabs>
+              <w:tab w:val="right" w:pos="8788" w:leader="dot"/>
+            </w:tabs>
+            <w:ind w:left="220"/>
+          </w:pPr>
+          <w:hyperlink w:history="1" w:anchor="_Toc24">
+            <w:r>
+              <w:t xml:space="preserve">XI.1. Где находится исследование</w:t>
+            </w:r>
+            <w:r>
+              <w:tab/>
+            </w:r>
+            <w:r>
+              <w:fldChar w:fldCharType="begin" w:dirty="true"/>
+              <w:instrText xml:space="preserve">PAGEREF _Toc24 \h</w:instrText>
+              <w:fldChar w:fldCharType="separate"/>
+              <w:fldChar w:fldCharType="end"/>
+            </w:r>
+          </w:hyperlink>
+        </w:p>
+        <w:p>
+          <w:pPr>
+            <w:pStyle w:val="TOC2"/>
+            <w:tabs>
+              <w:tab w:val="right" w:pos="8788" w:leader="dot"/>
+            </w:tabs>
+            <w:ind w:left="220"/>
+          </w:pPr>
+          <w:hyperlink w:history="1" w:anchor="_Toc25">
+            <w:r>
+              <w:t xml:space="preserve">XI.2. Три открытых фронта</w:t>
+            </w:r>
+            <w:r>
+              <w:tab/>
+            </w:r>
+            <w:r>
+              <w:fldChar w:fldCharType="begin" w:dirty="true"/>
+              <w:instrText xml:space="preserve">PAGEREF _Toc25 \h</w:instrText>
+              <w:fldChar w:fldCharType="separate"/>
+              <w:fldChar w:fldCharType="end"/>
+            </w:r>
+          </w:hyperlink>
+        </w:p>
+        <w:p>
+          <w:pPr>
+            <w:pStyle w:val="TOC2"/>
+            <w:tabs>
+              <w:tab w:val="right" w:pos="8788" w:leader="dot"/>
+            </w:tabs>
+            <w:ind w:left="220"/>
+          </w:pPr>
+          <w:hyperlink w:history="1" w:anchor="_Toc26">
+            <w:r>
+              <w:t xml:space="preserve">XI.3. Критерии завершённости v3.0</w:t>
+            </w:r>
+            <w:r>
+              <w:tab/>
+            </w:r>
+            <w:r>
+              <w:fldChar w:fldCharType="begin" w:dirty="true"/>
+              <w:instrText xml:space="preserve">PAGEREF _Toc26 \h</w:instrText>
+              <w:fldChar w:fldCharType="separate"/>
+              <w:fldChar w:fldCharType="end"/>
+            </w:r>
+          </w:hyperlink>
+        </w:p>
+        <w:p>
+          <w:pPr>
+            <w:pStyle w:val="TOC1"/>
+            <w:tabs>
+              <w:tab w:val="right" w:pos="8788" w:leader="dot"/>
+            </w:tabs>
+          </w:pPr>
+          <w:hyperlink w:history="1" w:anchor="_Toc27">
+            <w:r>
+              <w:t xml:space="preserve">Часть XII. Глоссарий (русско-английский)</w:t>
+            </w:r>
+            <w:r>
+              <w:tab/>
+            </w:r>
+            <w:r>
+              <w:fldChar w:fldCharType="begin" w:dirty="true"/>
+              <w:instrText xml:space="preserve">PAGEREF _Toc27 \h</w:instrText>
+              <w:fldChar w:fldCharType="separate"/>
+              <w:fldChar w:fldCharType="end"/>
+            </w:r>
+          </w:hyperlink>
+        </w:p>
+        <w:p>
+          <w:pPr>
+            <w:pStyle w:val="TOC1"/>
+            <w:tabs>
+              <w:tab w:val="right" w:pos="8788" w:leader="dot"/>
+            </w:tabs>
+          </w:pPr>
+          <w:hyperlink w:history="1" w:anchor="_Toc28">
+            <w:r>
+              <w:t xml:space="preserve">Часть XIII. Часто задаваемые вопросы</w:t>
+            </w:r>
+            <w:r>
+              <w:tab/>
+            </w:r>
+            <w:r>
+              <w:fldChar w:fldCharType="begin" w:dirty="true"/>
+              <w:instrText xml:space="preserve">PAGEREF _Toc28 \h</w:instrText>
+              <w:fldChar w:fldCharType="separate"/>
+              <w:fldChar w:fldCharType="end"/>
+            </w:r>
+          </w:hyperlink>
+        </w:p>
+        <w:p>
+          <w:pPr>
+            <w:pStyle w:val="TOC2"/>
+            <w:tabs>
+              <w:tab w:val="right" w:pos="8788" w:leader="dot"/>
+            </w:tabs>
+            <w:ind w:left="220"/>
+          </w:pPr>
+          <w:hyperlink w:history="1" w:anchor="_Toc29">
+            <w:r>
+              <w:t xml:space="preserve">Почему в ансамбле три члена и именно такие f~?</w:t>
+            </w:r>
+            <w:r>
+              <w:tab/>
+            </w:r>
+            <w:r>
+              <w:fldChar w:fldCharType="begin" w:dirty="true"/>
+              <w:instrText xml:space="preserve">PAGEREF _Toc29 \h</w:instrText>
+              <w:fldChar w:fldCharType="separate"/>
+              <w:fldChar w:fldCharType="end"/>
+            </w:r>
+          </w:hyperlink>
+        </w:p>
+        <w:p>
+          <w:pPr>
+            <w:pStyle w:val="TOC2"/>
+            <w:tabs>
+              <w:tab w:val="right" w:pos="8788" w:leader="dot"/>
+            </w:tabs>
+            <w:ind w:left="220"/>
+          </w:pPr>
+          <w:hyperlink w:history="1" w:anchor="_Toc30">
+            <w:r>
+              <w:t xml:space="preserve">Почему γ_Ch не используется как цель подгонки?</w:t>
+            </w:r>
+            <w:r>
+              <w:tab/>
+            </w:r>
+            <w:r>
+              <w:fldChar w:fldCharType="begin" w:dirty="true"/>
+              <w:instrText xml:space="preserve">PAGEREF _Toc30 \h</w:instrText>
+              <w:fldChar w:fldCharType="separate"/>
+              <w:fldChar w:fldCharType="end"/>
+            </w:r>
+          </w:hyperlink>
+        </w:p>
+        <w:p>
+          <w:pPr>
+            <w:pStyle w:val="TOC2"/>
+            <w:tabs>
+              <w:tab w:val="right" w:pos="8788" w:leader="dot"/>
+            </w:tabs>
+            <w:ind w:left="220"/>
+          </w:pPr>
+          <w:hyperlink w:history="1" w:anchor="_Toc31">
+            <w:r>
+              <w:t xml:space="preserve">Почему A* различается между сетками — движок сломан?</w:t>
+            </w:r>
+            <w:r>
+              <w:tab/>
+            </w:r>
+            <w:r>
+              <w:fldChar w:fldCharType="begin" w:dirty="true"/>
+              <w:instrText xml:space="preserve">PAGEREF _Toc31 \h</w:instrText>
+              <w:fldChar w:fldCharType="separate"/>
+              <w:fldChar w:fldCharType="end"/>
+            </w:r>
+          </w:hyperlink>
+        </w:p>
+        <w:p>
+          <w:pPr>
+            <w:pStyle w:val="TOC2"/>
+            <w:tabs>
+              <w:tab w:val="right" w:pos="8788" w:leader="dot"/>
+            </w:tabs>
+            <w:ind w:left="220"/>
+          </w:pPr>
+          <w:hyperlink w:history="1" w:anchor="_Toc32">
+            <w:r>
+              <w:t xml:space="preserve">Что означает «все кампании с чистого листа»?</w:t>
+            </w:r>
+            <w:r>
+              <w:tab/>
+            </w:r>
+            <w:r>
+              <w:fldChar w:fldCharType="begin" w:dirty="true"/>
+              <w:instrText xml:space="preserve">PAGEREF _Toc32 \h</w:instrText>
+              <w:fldChar w:fldCharType="separate"/>
+              <w:fldChar w:fldCharType="end"/>
+            </w:r>
+          </w:hyperlink>
+        </w:p>
+        <w:p>
+          <w:pPr>
+            <w:pStyle w:val="TOC2"/>
+            <w:tabs>
+              <w:tab w:val="right" w:pos="8788" w:leader="dot"/>
+            </w:tabs>
+            <w:ind w:left="220"/>
+          </w:pPr>
+          <w:hyperlink w:history="1" w:anchor="_Toc33">
+            <w:r>
+              <w:t xml:space="preserve">Почему PDF-редакции делаются из DOCX, а не напрямую?</w:t>
+            </w:r>
+            <w:r>
+              <w:tab/>
+            </w:r>
+            <w:r>
+              <w:fldChar w:fldCharType="begin" w:dirty="true"/>
+              <w:instrText xml:space="preserve">PAGEREF _Toc33 \h</w:instrText>
+              <w:fldChar w:fldCharType="separate"/>
+              <w:fldChar w:fldCharType="end"/>
+            </w:r>
+          </w:hyperlink>
+        </w:p>
+        <w:p>
+          <w:pPr>
+            <w:pStyle w:val="TOC2"/>
+            <w:tabs>
+              <w:tab w:val="right" w:pos="8788" w:leader="dot"/>
+            </w:tabs>
+            <w:ind w:left="220"/>
+          </w:pPr>
+          <w:hyperlink w:history="1" w:anchor="_Toc34">
+            <w:r>
+              <w:t xml:space="preserve">Как расширить пакет новой кампанией?</w:t>
+            </w:r>
+            <w:r>
+              <w:tab/>
+            </w:r>
+            <w:r>
+              <w:fldChar w:fldCharType="begin" w:dirty="true"/>
+              <w:instrText xml:space="preserve">PAGEREF _Toc34 \h</w:instrText>
+              <w:fldChar w:fldCharType="separate"/>
+              <w:fldChar w:fldCharType="end"/>
+            </w:r>
+          </w:hyperlink>
         </w:p>
         <w:p>
           <w:r>
@@ -272,15 +1039,10 @@
       </w:r>
     </w:p>
     <w:p>
-      <w:r>
-        <w:br w:type="page"/>
-      </w:r>
-    </w:p>
-    <w:p>
       <w:pPr>
         <w:sectPr>
-          <w:headerReference w:type="default" r:id="rId7"/>
-          <w:footerReference w:type="default" r:id="rId8"/>
+          <w:headerReference w:type="default" r:id="rId6"/>
+          <w:footerReference w:type="default" r:id="rId7"/>
           <w:type w:val="nextPage"/>
           <w:pgSz w:w="11906" w:h="16838" w:orient="portrait"/>
           <w:pgMar w:top="1440" w:right="1417" w:bottom="1440" w:left="1701" w:header="708" w:footer="708" w:gutter="0"/>
@@ -288,6 +1050,9 @@
           <w:docGrid w:linePitch="360"/>
         </w:sectPr>
       </w:pPr>
+      <w:r>
+        <w:br w:type="page"/>
+      </w:r>
     </w:p>
     <w:p>
       <w:pPr>
@@ -297,6 +1062,7 @@
         </w:pBdr>
         <w:spacing w:after="180" w:before="400" w:line="400" w:lineRule="atLeast"/>
       </w:pPr>
+      <w:bookmarkStart w:name="_Toc1" w:id="1"/>
       <w:r>
         <w:rPr>
           <w:rFonts w:ascii="Times New Roman" w:cs="Times New Roman" w:eastAsia="Times New Roman" w:hAnsi="Times New Roman"/>
@@ -307,6 +1073,23 @@
           <w:szCs w:val="32"/>
         </w:rPr>
         <w:t xml:space="preserve">Часть I. О приложении: назначение, источники, способ чтения</w:t>
+      </w:r>
+      <w:bookmarkEnd w:id="1"/>
+    </w:p>
+    <w:p>
+      <w:pPr>
+        <w:spacing w:after="120" w:line="312"/>
+        <w:ind w:firstLine="0"/>
+        <w:jc w:val="both"/>
+      </w:pPr>
+      <w:r>
+        <w:rPr>
+          <w:rFonts w:ascii="Times New Roman" w:cs="Times New Roman" w:eastAsia="Times New Roman" w:hAnsi="Times New Roman"/>
+          <w:color w:val="000000"/>
+          <w:sz w:val="24"/>
+          <w:szCs w:val="24"/>
+        </w:rPr>
+        <w:t xml:space="preserve">Настоящее приложение — энциклопедический свод исследовательского пакета Collapse-Hawking Bridge v2.2.0: полный справочник по константам, движку, кампаниям, мосту «коллапс → чёрная дыра → термодинамика Хокинга», данным, фигурам, кодам и воспроизведению. Оно построено как самодостаточный документ: читатель, у которого под рукой нет ZIP-архива, получает здесь все ключевые числа и все протоколы; читатель с архивом получает точные указатели, где что лежит и как это перегенерировать. Формулировки теорем даны в сжатом виде — полные доказательства вынесены в отдельный том «Теоремы моста „Коллапс–Хокинг“» (часть VI настоящего приложения служит мостом между ними). Настоящее издание — выпуск согласования с независимой верификацией IVP-15: каждое число сверено с результатами независимого исследования и дрейфовой кампанией C6.</w:t>
       </w:r>
     </w:p>
     <w:p>
@@ -322,23 +1105,7 @@
           <w:sz w:val="24"/>
           <w:szCs w:val="24"/>
         </w:rPr>
-        <w:t xml:space="preserve">Настоящее приложение — энциклопедический свод исследовательского пакета Collapse-Hawking Bridge v2.1.0: полный справочник по константам, движку, кампаниям, мосту «коллапс → чёрная дыра → термодинамика Хокинга», данным, фигурам, кодам и воспроизведению. Оно построено как самодостаточный документ: читатель, у которого под рукой нет ZIP-архива, получает здесь все ключевые числа и все протоколы; читатель с архивом получает точные указатели, где что лежит и как это перегенерировать. Формулировки теорем даны в сжатом виде — полные доказательства вынесены в отдельный том «Теоремы моста „Коллапс–Хокинг“» (часть VI настоящего приложения служит мостом между ними). Настоящее издание — выпуск согласования с независимой верификацией IVP-15: каждое число сверено с результатами независимого исследования и дрейфовой кампанией C6.</w:t>
-      </w:r>
-    </w:p>
-    <w:p>
-      <w:pPr>
-        <w:spacing w:after="120" w:line="312"/>
-        <w:ind w:firstLine="0"/>
-        <w:jc w:val="both"/>
-      </w:pPr>
-      <w:r>
-        <w:rPr>
-          <w:rFonts w:ascii="Times New Roman" w:cs="Times New Roman" w:eastAsia="Times New Roman" w:hAnsi="Times New Roman"/>
-          <w:color w:val="000000"/>
-          <w:sz w:val="24"/>
-          <w:szCs w:val="24"/>
-        </w:rPr>
-        <w:t xml:space="preserve">Три источника определяют содержание. Первый — вердикты кампаний C1, C2, C3, C3b и C6 (campaigns/reference/*.json): C1 воспроизводит критическую лестницу и спектр рождения, C2 измеряет обе ветви порога, C3 — якорное произведение Δ·γ, C3b — закон пола на концентрированных сетках, C6 — закон дрейфа с разрешением (теорема T10). Все четыре движковые кампании повторно прогнаны на v2.1.0 на выпусковой машине и дали физику, байт-идентичную зафиксированной; C6 детерминирована и читает только зафиксированные артефакты. Второй источник — 13 производных таблиц data/bridge/, байт-детерминированно собираемых скриптом rebuild_data.py. Третий — замкнутые формы термодинамики Хокинга в chbridge/, проверенные mpmath при dps=50 и продублированные близнецами на трёх языках. Независимый протокол IVP-15 (independent_verification/) удерживает весь пакет на внешнем источнике истины; его находки F-1/F-2/F-3 устранены на 2.0.1, и настоящее издание цитирует только исправленные числа.</w:t>
+        <w:t xml:space="preserve">Три источника определяют содержание. Первый — вердикты кампаний C1, C2, C3, C3b и C6 (campaigns/reference/*.json): C1 воспроизводит критическую лестницу и спектр рождения, C2 измеряет обе ветви порога, C3 — якорное произведение Δ·γ, C3b — закон пола на концентрированных сетках, C6 — закон дрейфа с разрешением (теорема T10). Все четыре движковые кампании повторно прогнаны на v2.2.0 на выпусковой машине и дали физику, байт-идентичную зафиксированной; C6 детерминирована и читает только зафиксированные артефакты. Второй источник — 13 производных таблиц data/bridge/, байт-детерминированно собираемых скриптом rebuild_data.py. Третий — замкнутые формы термодинамики Хокинга в chbridge/, проверенные mpmath при dps=50 и продублированные близнецами на трёх языках. Независимый протокол IVP-15 (independent_verification/) удерживает весь пакет на внешнем источнике истины; его находки F-1/F-2/F-3 устранены на 2.0.1, и настоящее издание цитирует только исправленные числа.</w:t>
       </w:r>
     </w:p>
     <w:p>
@@ -365,6 +1132,7 @@
         </w:pBdr>
         <w:spacing w:after="180" w:before="400" w:line="400" w:lineRule="atLeast"/>
       </w:pPr>
+      <w:bookmarkStart w:name="_Toc2" w:id="2"/>
       <w:r>
         <w:rPr>
           <w:rFonts w:ascii="Times New Roman" w:cs="Times New Roman" w:eastAsia="Times New Roman" w:hAnsi="Times New Roman"/>
@@ -376,6 +1144,7 @@
         </w:rPr>
         <w:t xml:space="preserve">Часть II. Константы и единицы</w:t>
       </w:r>
+      <w:bookmarkEnd w:id="2"/>
     </w:p>
     <w:p>
       <w:pPr>
@@ -413,7 +1182,7 @@
     </w:p>
     <w:tbl>
       <w:tblPr>
-        <w:tblW w:type="pct" w:w="100%"/>
+        <w:tblW w:type="pct" w:w="5000"/>
         <w:tblBorders>
           <w:top w:val="single" w:color="C9A84C" w:sz="6"/>
           <w:left w:val="none" w:color="FFFFFF" w:sz="0"/>
@@ -424,10 +1193,10 @@
         </w:tblBorders>
       </w:tblPr>
       <w:tblGrid>
-        <w:gridCol w:w="100"/>
-        <w:gridCol w:w="100"/>
-        <w:gridCol w:w="100"/>
-        <w:gridCol w:w="100"/>
+        <w:gridCol w:w="2988"/>
+        <w:gridCol w:w="1230"/>
+        <w:gridCol w:w="2812"/>
+        <w:gridCol w:w="1758"/>
       </w:tblGrid>
       <w:tr>
         <w:trPr>
@@ -436,7 +1205,7 @@
         </w:trPr>
         <w:tc>
           <w:tcPr>
-            <w:tcW w:type="pct" w:w="34%"/>
+            <w:tcW w:type="pct" w:w="1700"/>
             <w:shd w:fill="C9A84C" w:val="clear"/>
             <w:tcMar>
               <w:top w:type="dxa" w:w="60"/>
@@ -465,7 +1234,7 @@
         </w:tc>
         <w:tc>
           <w:tcPr>
-            <w:tcW w:type="pct" w:w="14%"/>
+            <w:tcW w:type="pct" w:w="700"/>
             <w:shd w:fill="C9A84C" w:val="clear"/>
             <w:tcMar>
               <w:top w:type="dxa" w:w="60"/>
@@ -494,7 +1263,7 @@
         </w:tc>
         <w:tc>
           <w:tcPr>
-            <w:tcW w:type="pct" w:w="32%"/>
+            <w:tcW w:type="pct" w:w="1600"/>
             <w:shd w:fill="C9A84C" w:val="clear"/>
             <w:tcMar>
               <w:top w:type="dxa" w:w="60"/>
@@ -523,7 +1292,7 @@
         </w:tc>
         <w:tc>
           <w:tcPr>
-            <w:tcW w:type="pct" w:w="20%"/>
+            <w:tcW w:type="pct" w:w="1000"/>
             <w:shd w:fill="C9A84C" w:val="clear"/>
             <w:tcMar>
               <w:top w:type="dxa" w:w="60"/>
@@ -557,7 +1326,7 @@
         </w:trPr>
         <w:tc>
           <w:tcPr>
-            <w:tcW w:type="pct" w:w="34%"/>
+            <w:tcW w:type="pct" w:w="1700"/>
             <w:tcMar>
               <w:top w:type="dxa" w:w="60"/>
               <w:left w:type="dxa" w:w="100"/>
@@ -585,7 +1354,7 @@
         </w:tc>
         <w:tc>
           <w:tcPr>
-            <w:tcW w:type="pct" w:w="14%"/>
+            <w:tcW w:type="pct" w:w="700"/>
             <w:tcMar>
               <w:top w:type="dxa" w:w="60"/>
               <w:left w:type="dxa" w:w="100"/>
@@ -613,7 +1382,7 @@
         </w:tc>
         <w:tc>
           <w:tcPr>
-            <w:tcW w:type="pct" w:w="32%"/>
+            <w:tcW w:type="pct" w:w="1600"/>
             <w:tcMar>
               <w:top w:type="dxa" w:w="60"/>
               <w:left w:type="dxa" w:w="100"/>
@@ -641,7 +1410,7 @@
         </w:tc>
         <w:tc>
           <w:tcPr>
-            <w:tcW w:type="pct" w:w="20%"/>
+            <w:tcW w:type="pct" w:w="1000"/>
             <w:tcMar>
               <w:top w:type="dxa" w:w="60"/>
               <w:left w:type="dxa" w:w="100"/>
@@ -674,7 +1443,7 @@
         </w:trPr>
         <w:tc>
           <w:tcPr>
-            <w:tcW w:type="pct" w:w="34%"/>
+            <w:tcW w:type="pct" w:w="1700"/>
             <w:shd w:fill="F5F2E8" w:val="clear"/>
             <w:tcMar>
               <w:top w:type="dxa" w:w="60"/>
@@ -703,7 +1472,7 @@
         </w:tc>
         <w:tc>
           <w:tcPr>
-            <w:tcW w:type="pct" w:w="14%"/>
+            <w:tcW w:type="pct" w:w="700"/>
             <w:shd w:fill="F5F2E8" w:val="clear"/>
             <w:tcMar>
               <w:top w:type="dxa" w:w="60"/>
@@ -732,7 +1501,7 @@
         </w:tc>
         <w:tc>
           <w:tcPr>
-            <w:tcW w:type="pct" w:w="32%"/>
+            <w:tcW w:type="pct" w:w="1600"/>
             <w:shd w:fill="F5F2E8" w:val="clear"/>
             <w:tcMar>
               <w:top w:type="dxa" w:w="60"/>
@@ -761,7 +1530,7 @@
         </w:tc>
         <w:tc>
           <w:tcPr>
-            <w:tcW w:type="pct" w:w="20%"/>
+            <w:tcW w:type="pct" w:w="1000"/>
             <w:shd w:fill="F5F2E8" w:val="clear"/>
             <w:tcMar>
               <w:top w:type="dxa" w:w="60"/>
@@ -795,7 +1564,7 @@
         </w:trPr>
         <w:tc>
           <w:tcPr>
-            <w:tcW w:type="pct" w:w="34%"/>
+            <w:tcW w:type="pct" w:w="1700"/>
             <w:tcMar>
               <w:top w:type="dxa" w:w="60"/>
               <w:left w:type="dxa" w:w="100"/>
@@ -823,7 +1592,7 @@
         </w:tc>
         <w:tc>
           <w:tcPr>
-            <w:tcW w:type="pct" w:w="14%"/>
+            <w:tcW w:type="pct" w:w="700"/>
             <w:tcMar>
               <w:top w:type="dxa" w:w="60"/>
               <w:left w:type="dxa" w:w="100"/>
@@ -851,7 +1620,7 @@
         </w:tc>
         <w:tc>
           <w:tcPr>
-            <w:tcW w:type="pct" w:w="32%"/>
+            <w:tcW w:type="pct" w:w="1600"/>
             <w:tcMar>
               <w:top w:type="dxa" w:w="60"/>
               <w:left w:type="dxa" w:w="100"/>
@@ -879,7 +1648,7 @@
         </w:tc>
         <w:tc>
           <w:tcPr>
-            <w:tcW w:type="pct" w:w="20%"/>
+            <w:tcW w:type="pct" w:w="1000"/>
             <w:tcMar>
               <w:top w:type="dxa" w:w="60"/>
               <w:left w:type="dxa" w:w="100"/>
@@ -912,7 +1681,7 @@
         </w:trPr>
         <w:tc>
           <w:tcPr>
-            <w:tcW w:type="pct" w:w="34%"/>
+            <w:tcW w:type="pct" w:w="1700"/>
             <w:shd w:fill="F5F2E8" w:val="clear"/>
             <w:tcMar>
               <w:top w:type="dxa" w:w="60"/>
@@ -941,7 +1710,7 @@
         </w:tc>
         <w:tc>
           <w:tcPr>
-            <w:tcW w:type="pct" w:w="14%"/>
+            <w:tcW w:type="pct" w:w="700"/>
             <w:shd w:fill="F5F2E8" w:val="clear"/>
             <w:tcMar>
               <w:top w:type="dxa" w:w="60"/>
@@ -970,7 +1739,7 @@
         </w:tc>
         <w:tc>
           <w:tcPr>
-            <w:tcW w:type="pct" w:w="32%"/>
+            <w:tcW w:type="pct" w:w="1600"/>
             <w:shd w:fill="F5F2E8" w:val="clear"/>
             <w:tcMar>
               <w:top w:type="dxa" w:w="60"/>
@@ -999,7 +1768,7 @@
         </w:tc>
         <w:tc>
           <w:tcPr>
-            <w:tcW w:type="pct" w:w="20%"/>
+            <w:tcW w:type="pct" w:w="1000"/>
             <w:shd w:fill="F5F2E8" w:val="clear"/>
             <w:tcMar>
               <w:top w:type="dxa" w:w="60"/>
@@ -1033,7 +1802,7 @@
         </w:trPr>
         <w:tc>
           <w:tcPr>
-            <w:tcW w:type="pct" w:w="34%"/>
+            <w:tcW w:type="pct" w:w="1700"/>
             <w:tcMar>
               <w:top w:type="dxa" w:w="60"/>
               <w:left w:type="dxa" w:w="100"/>
@@ -1061,7 +1830,7 @@
         </w:tc>
         <w:tc>
           <w:tcPr>
-            <w:tcW w:type="pct" w:w="14%"/>
+            <w:tcW w:type="pct" w:w="700"/>
             <w:tcMar>
               <w:top w:type="dxa" w:w="60"/>
               <w:left w:type="dxa" w:w="100"/>
@@ -1089,7 +1858,7 @@
         </w:tc>
         <w:tc>
           <w:tcPr>
-            <w:tcW w:type="pct" w:w="32%"/>
+            <w:tcW w:type="pct" w:w="1600"/>
             <w:tcMar>
               <w:top w:type="dxa" w:w="60"/>
               <w:left w:type="dxa" w:w="100"/>
@@ -1117,7 +1886,7 @@
         </w:tc>
         <w:tc>
           <w:tcPr>
-            <w:tcW w:type="pct" w:w="20%"/>
+            <w:tcW w:type="pct" w:w="1000"/>
             <w:tcMar>
               <w:top w:type="dxa" w:w="60"/>
               <w:left w:type="dxa" w:w="100"/>
@@ -1150,7 +1919,7 @@
         </w:trPr>
         <w:tc>
           <w:tcPr>
-            <w:tcW w:type="pct" w:w="34%"/>
+            <w:tcW w:type="pct" w:w="1700"/>
             <w:shd w:fill="F5F2E8" w:val="clear"/>
             <w:tcMar>
               <w:top w:type="dxa" w:w="60"/>
@@ -1179,7 +1948,7 @@
         </w:tc>
         <w:tc>
           <w:tcPr>
-            <w:tcW w:type="pct" w:w="14%"/>
+            <w:tcW w:type="pct" w:w="700"/>
             <w:shd w:fill="F5F2E8" w:val="clear"/>
             <w:tcMar>
               <w:top w:type="dxa" w:w="60"/>
@@ -1208,7 +1977,7 @@
         </w:tc>
         <w:tc>
           <w:tcPr>
-            <w:tcW w:type="pct" w:w="32%"/>
+            <w:tcW w:type="pct" w:w="1600"/>
             <w:shd w:fill="F5F2E8" w:val="clear"/>
             <w:tcMar>
               <w:top w:type="dxa" w:w="60"/>
@@ -1237,7 +2006,7 @@
         </w:tc>
         <w:tc>
           <w:tcPr>
-            <w:tcW w:type="pct" w:w="20%"/>
+            <w:tcW w:type="pct" w:w="1000"/>
             <w:shd w:fill="F5F2E8" w:val="clear"/>
             <w:tcMar>
               <w:top w:type="dxa" w:w="60"/>
@@ -1271,7 +2040,7 @@
         </w:trPr>
         <w:tc>
           <w:tcPr>
-            <w:tcW w:type="pct" w:w="34%"/>
+            <w:tcW w:type="pct" w:w="1700"/>
             <w:tcMar>
               <w:top w:type="dxa" w:w="60"/>
               <w:left w:type="dxa" w:w="100"/>
@@ -1299,7 +2068,7 @@
         </w:tc>
         <w:tc>
           <w:tcPr>
-            <w:tcW w:type="pct" w:w="14%"/>
+            <w:tcW w:type="pct" w:w="700"/>
             <w:tcMar>
               <w:top w:type="dxa" w:w="60"/>
               <w:left w:type="dxa" w:w="100"/>
@@ -1327,7 +2096,7 @@
         </w:tc>
         <w:tc>
           <w:tcPr>
-            <w:tcW w:type="pct" w:w="32%"/>
+            <w:tcW w:type="pct" w:w="1600"/>
             <w:tcMar>
               <w:top w:type="dxa" w:w="60"/>
               <w:left w:type="dxa" w:w="100"/>
@@ -1355,7 +2124,7 @@
         </w:tc>
         <w:tc>
           <w:tcPr>
-            <w:tcW w:type="pct" w:w="20%"/>
+            <w:tcW w:type="pct" w:w="1000"/>
             <w:tcMar>
               <w:top w:type="dxa" w:w="60"/>
               <w:left w:type="dxa" w:w="100"/>
@@ -1388,7 +2157,7 @@
         </w:trPr>
         <w:tc>
           <w:tcPr>
-            <w:tcW w:type="pct" w:w="34%"/>
+            <w:tcW w:type="pct" w:w="1700"/>
             <w:shd w:fill="F5F2E8" w:val="clear"/>
             <w:tcMar>
               <w:top w:type="dxa" w:w="60"/>
@@ -1417,7 +2186,7 @@
         </w:tc>
         <w:tc>
           <w:tcPr>
-            <w:tcW w:type="pct" w:w="14%"/>
+            <w:tcW w:type="pct" w:w="700"/>
             <w:shd w:fill="F5F2E8" w:val="clear"/>
             <w:tcMar>
               <w:top w:type="dxa" w:w="60"/>
@@ -1446,7 +2215,7 @@
         </w:tc>
         <w:tc>
           <w:tcPr>
-            <w:tcW w:type="pct" w:w="32%"/>
+            <w:tcW w:type="pct" w:w="1600"/>
             <w:shd w:fill="F5F2E8" w:val="clear"/>
             <w:tcMar>
               <w:top w:type="dxa" w:w="60"/>
@@ -1475,7 +2244,7 @@
         </w:tc>
         <w:tc>
           <w:tcPr>
-            <w:tcW w:type="pct" w:w="20%"/>
+            <w:tcW w:type="pct" w:w="1000"/>
             <w:shd w:fill="F5F2E8" w:val="clear"/>
             <w:tcMar>
               <w:top w:type="dxa" w:w="60"/>
@@ -1509,7 +2278,7 @@
         </w:trPr>
         <w:tc>
           <w:tcPr>
-            <w:tcW w:type="pct" w:w="34%"/>
+            <w:tcW w:type="pct" w:w="1700"/>
             <w:tcMar>
               <w:top w:type="dxa" w:w="60"/>
               <w:left w:type="dxa" w:w="100"/>
@@ -1537,7 +2306,7 @@
         </w:tc>
         <w:tc>
           <w:tcPr>
-            <w:tcW w:type="pct" w:w="14%"/>
+            <w:tcW w:type="pct" w:w="700"/>
             <w:tcMar>
               <w:top w:type="dxa" w:w="60"/>
               <w:left w:type="dxa" w:w="100"/>
@@ -1565,7 +2334,7 @@
         </w:tc>
         <w:tc>
           <w:tcPr>
-            <w:tcW w:type="pct" w:w="32%"/>
+            <w:tcW w:type="pct" w:w="1600"/>
             <w:tcMar>
               <w:top w:type="dxa" w:w="60"/>
               <w:left w:type="dxa" w:w="100"/>
@@ -1593,7 +2362,7 @@
         </w:tc>
         <w:tc>
           <w:tcPr>
-            <w:tcW w:type="pct" w:w="20%"/>
+            <w:tcW w:type="pct" w:w="1000"/>
             <w:tcMar>
               <w:top w:type="dxa" w:w="60"/>
               <w:left w:type="dxa" w:w="100"/>
@@ -1626,7 +2395,7 @@
         </w:trPr>
         <w:tc>
           <w:tcPr>
-            <w:tcW w:type="pct" w:w="34%"/>
+            <w:tcW w:type="pct" w:w="1700"/>
             <w:shd w:fill="F5F2E8" w:val="clear"/>
             <w:tcMar>
               <w:top w:type="dxa" w:w="60"/>
@@ -1655,7 +2424,7 @@
         </w:tc>
         <w:tc>
           <w:tcPr>
-            <w:tcW w:type="pct" w:w="14%"/>
+            <w:tcW w:type="pct" w:w="700"/>
             <w:shd w:fill="F5F2E8" w:val="clear"/>
             <w:tcMar>
               <w:top w:type="dxa" w:w="60"/>
@@ -1684,7 +2453,7 @@
         </w:tc>
         <w:tc>
           <w:tcPr>
-            <w:tcW w:type="pct" w:w="32%"/>
+            <w:tcW w:type="pct" w:w="1600"/>
             <w:shd w:fill="F5F2E8" w:val="clear"/>
             <w:tcMar>
               <w:top w:type="dxa" w:w="60"/>
@@ -1713,7 +2482,7 @@
         </w:tc>
         <w:tc>
           <w:tcPr>
-            <w:tcW w:type="pct" w:w="20%"/>
+            <w:tcW w:type="pct" w:w="1000"/>
             <w:shd w:fill="F5F2E8" w:val="clear"/>
             <w:tcMar>
               <w:top w:type="dxa" w:w="60"/>
@@ -1762,7 +2531,7 @@
     </w:p>
     <w:tbl>
       <w:tblPr>
-        <w:tblW w:type="pct" w:w="100%"/>
+        <w:tblW w:type="pct" w:w="5000"/>
         <w:tblBorders>
           <w:top w:val="single" w:color="C9A84C" w:sz="6"/>
           <w:left w:val="none" w:color="FFFFFF" w:sz="0"/>
@@ -1773,10 +2542,10 @@
         </w:tblBorders>
       </w:tblPr>
       <w:tblGrid>
-        <w:gridCol w:w="100"/>
-        <w:gridCol w:w="100"/>
-        <w:gridCol w:w="100"/>
-        <w:gridCol w:w="100"/>
+        <w:gridCol w:w="2636"/>
+        <w:gridCol w:w="2285"/>
+        <w:gridCol w:w="2285"/>
+        <w:gridCol w:w="1582"/>
       </w:tblGrid>
       <w:tr>
         <w:trPr>
@@ -1785,7 +2554,7 @@
         </w:trPr>
         <w:tc>
           <w:tcPr>
-            <w:tcW w:type="pct" w:w="30%"/>
+            <w:tcW w:type="pct" w:w="1500"/>
             <w:shd w:fill="C9A84C" w:val="clear"/>
             <w:tcMar>
               <w:top w:type="dxa" w:w="60"/>
@@ -1814,7 +2583,7 @@
         </w:tc>
         <w:tc>
           <w:tcPr>
-            <w:tcW w:type="pct" w:w="26%"/>
+            <w:tcW w:type="pct" w:w="1300"/>
             <w:shd w:fill="C9A84C" w:val="clear"/>
             <w:tcMar>
               <w:top w:type="dxa" w:w="60"/>
@@ -1843,7 +2612,7 @@
         </w:tc>
         <w:tc>
           <w:tcPr>
-            <w:tcW w:type="pct" w:w="26%"/>
+            <w:tcW w:type="pct" w:w="1300"/>
             <w:shd w:fill="C9A84C" w:val="clear"/>
             <w:tcMar>
               <w:top w:type="dxa" w:w="60"/>
@@ -1872,7 +2641,7 @@
         </w:tc>
         <w:tc>
           <w:tcPr>
-            <w:tcW w:type="pct" w:w="18%"/>
+            <w:tcW w:type="pct" w:w="900"/>
             <w:shd w:fill="C9A84C" w:val="clear"/>
             <w:tcMar>
               <w:top w:type="dxa" w:w="60"/>
@@ -1906,7 +2675,7 @@
         </w:trPr>
         <w:tc>
           <w:tcPr>
-            <w:tcW w:type="pct" w:w="30%"/>
+            <w:tcW w:type="pct" w:w="1500"/>
             <w:tcMar>
               <w:top w:type="dxa" w:w="60"/>
               <w:left w:type="dxa" w:w="100"/>
@@ -1934,7 +2703,7 @@
         </w:tc>
         <w:tc>
           <w:tcPr>
-            <w:tcW w:type="pct" w:w="26%"/>
+            <w:tcW w:type="pct" w:w="1300"/>
             <w:tcMar>
               <w:top w:type="dxa" w:w="60"/>
               <w:left w:type="dxa" w:w="100"/>
@@ -1962,7 +2731,7 @@
         </w:tc>
         <w:tc>
           <w:tcPr>
-            <w:tcW w:type="pct" w:w="26%"/>
+            <w:tcW w:type="pct" w:w="1300"/>
             <w:tcMar>
               <w:top w:type="dxa" w:w="60"/>
               <w:left w:type="dxa" w:w="100"/>
@@ -1990,7 +2759,7 @@
         </w:tc>
         <w:tc>
           <w:tcPr>
-            <w:tcW w:type="pct" w:w="18%"/>
+            <w:tcW w:type="pct" w:w="900"/>
             <w:tcMar>
               <w:top w:type="dxa" w:w="60"/>
               <w:left w:type="dxa" w:w="100"/>
@@ -2023,7 +2792,7 @@
         </w:trPr>
         <w:tc>
           <w:tcPr>
-            <w:tcW w:type="pct" w:w="30%"/>
+            <w:tcW w:type="pct" w:w="1500"/>
             <w:shd w:fill="F5F2E8" w:val="clear"/>
             <w:tcMar>
               <w:top w:type="dxa" w:w="60"/>
@@ -2052,7 +2821,7 @@
         </w:tc>
         <w:tc>
           <w:tcPr>
-            <w:tcW w:type="pct" w:w="26%"/>
+            <w:tcW w:type="pct" w:w="1300"/>
             <w:shd w:fill="F5F2E8" w:val="clear"/>
             <w:tcMar>
               <w:top w:type="dxa" w:w="60"/>
@@ -2081,7 +2850,7 @@
         </w:tc>
         <w:tc>
           <w:tcPr>
-            <w:tcW w:type="pct" w:w="26%"/>
+            <w:tcW w:type="pct" w:w="1300"/>
             <w:shd w:fill="F5F2E8" w:val="clear"/>
             <w:tcMar>
               <w:top w:type="dxa" w:w="60"/>
@@ -2110,7 +2879,7 @@
         </w:tc>
         <w:tc>
           <w:tcPr>
-            <w:tcW w:type="pct" w:w="18%"/>
+            <w:tcW w:type="pct" w:w="900"/>
             <w:shd w:fill="F5F2E8" w:val="clear"/>
             <w:tcMar>
               <w:top w:type="dxa" w:w="60"/>
@@ -2144,7 +2913,7 @@
         </w:trPr>
         <w:tc>
           <w:tcPr>
-            <w:tcW w:type="pct" w:w="30%"/>
+            <w:tcW w:type="pct" w:w="1500"/>
             <w:tcMar>
               <w:top w:type="dxa" w:w="60"/>
               <w:left w:type="dxa" w:w="100"/>
@@ -2172,7 +2941,7 @@
         </w:tc>
         <w:tc>
           <w:tcPr>
-            <w:tcW w:type="pct" w:w="26%"/>
+            <w:tcW w:type="pct" w:w="1300"/>
             <w:tcMar>
               <w:top w:type="dxa" w:w="60"/>
               <w:left w:type="dxa" w:w="100"/>
@@ -2200,7 +2969,7 @@
         </w:tc>
         <w:tc>
           <w:tcPr>
-            <w:tcW w:type="pct" w:w="26%"/>
+            <w:tcW w:type="pct" w:w="1300"/>
             <w:tcMar>
               <w:top w:type="dxa" w:w="60"/>
               <w:left w:type="dxa" w:w="100"/>
@@ -2228,7 +2997,7 @@
         </w:tc>
         <w:tc>
           <w:tcPr>
-            <w:tcW w:type="pct" w:w="18%"/>
+            <w:tcW w:type="pct" w:w="900"/>
             <w:tcMar>
               <w:top w:type="dxa" w:w="60"/>
               <w:left w:type="dxa" w:w="100"/>
@@ -2261,7 +3030,7 @@
         </w:trPr>
         <w:tc>
           <w:tcPr>
-            <w:tcW w:type="pct" w:w="30%"/>
+            <w:tcW w:type="pct" w:w="1500"/>
             <w:shd w:fill="F5F2E8" w:val="clear"/>
             <w:tcMar>
               <w:top w:type="dxa" w:w="60"/>
@@ -2290,7 +3059,7 @@
         </w:tc>
         <w:tc>
           <w:tcPr>
-            <w:tcW w:type="pct" w:w="26%"/>
+            <w:tcW w:type="pct" w:w="1300"/>
             <w:shd w:fill="F5F2E8" w:val="clear"/>
             <w:tcMar>
               <w:top w:type="dxa" w:w="60"/>
@@ -2319,7 +3088,7 @@
         </w:tc>
         <w:tc>
           <w:tcPr>
-            <w:tcW w:type="pct" w:w="26%"/>
+            <w:tcW w:type="pct" w:w="1300"/>
             <w:shd w:fill="F5F2E8" w:val="clear"/>
             <w:tcMar>
               <w:top w:type="dxa" w:w="60"/>
@@ -2348,7 +3117,7 @@
         </w:tc>
         <w:tc>
           <w:tcPr>
-            <w:tcW w:type="pct" w:w="18%"/>
+            <w:tcW w:type="pct" w:w="900"/>
             <w:shd w:fill="F5F2E8" w:val="clear"/>
             <w:tcMar>
               <w:top w:type="dxa" w:w="60"/>
@@ -2382,7 +3151,7 @@
         </w:trPr>
         <w:tc>
           <w:tcPr>
-            <w:tcW w:type="pct" w:w="30%"/>
+            <w:tcW w:type="pct" w:w="1500"/>
             <w:tcMar>
               <w:top w:type="dxa" w:w="60"/>
               <w:left w:type="dxa" w:w="100"/>
@@ -2410,7 +3179,7 @@
         </w:tc>
         <w:tc>
           <w:tcPr>
-            <w:tcW w:type="pct" w:w="26%"/>
+            <w:tcW w:type="pct" w:w="1300"/>
             <w:tcMar>
               <w:top w:type="dxa" w:w="60"/>
               <w:left w:type="dxa" w:w="100"/>
@@ -2438,7 +3207,7 @@
         </w:tc>
         <w:tc>
           <w:tcPr>
-            <w:tcW w:type="pct" w:w="26%"/>
+            <w:tcW w:type="pct" w:w="1300"/>
             <w:tcMar>
               <w:top w:type="dxa" w:w="60"/>
               <w:left w:type="dxa" w:w="100"/>
@@ -2466,7 +3235,7 @@
         </w:tc>
         <w:tc>
           <w:tcPr>
-            <w:tcW w:type="pct" w:w="18%"/>
+            <w:tcW w:type="pct" w:w="900"/>
             <w:tcMar>
               <w:top w:type="dxa" w:w="60"/>
               <w:left w:type="dxa" w:w="100"/>
@@ -2499,7 +3268,7 @@
         </w:trPr>
         <w:tc>
           <w:tcPr>
-            <w:tcW w:type="pct" w:w="30%"/>
+            <w:tcW w:type="pct" w:w="1500"/>
             <w:shd w:fill="F5F2E8" w:val="clear"/>
             <w:tcMar>
               <w:top w:type="dxa" w:w="60"/>
@@ -2528,7 +3297,7 @@
         </w:tc>
         <w:tc>
           <w:tcPr>
-            <w:tcW w:type="pct" w:w="26%"/>
+            <w:tcW w:type="pct" w:w="1300"/>
             <w:shd w:fill="F5F2E8" w:val="clear"/>
             <w:tcMar>
               <w:top w:type="dxa" w:w="60"/>
@@ -2557,7 +3326,7 @@
         </w:tc>
         <w:tc>
           <w:tcPr>
-            <w:tcW w:type="pct" w:w="26%"/>
+            <w:tcW w:type="pct" w:w="1300"/>
             <w:shd w:fill="F5F2E8" w:val="clear"/>
             <w:tcMar>
               <w:top w:type="dxa" w:w="60"/>
@@ -2586,7 +3355,7 @@
         </w:tc>
         <w:tc>
           <w:tcPr>
-            <w:tcW w:type="pct" w:w="18%"/>
+            <w:tcW w:type="pct" w:w="900"/>
             <w:shd w:fill="F5F2E8" w:val="clear"/>
             <w:tcMar>
               <w:top w:type="dxa" w:w="60"/>
@@ -2620,7 +3389,7 @@
         </w:trPr>
         <w:tc>
           <w:tcPr>
-            <w:tcW w:type="pct" w:w="30%"/>
+            <w:tcW w:type="pct" w:w="1500"/>
             <w:tcMar>
               <w:top w:type="dxa" w:w="60"/>
               <w:left w:type="dxa" w:w="100"/>
@@ -2648,7 +3417,7 @@
         </w:tc>
         <w:tc>
           <w:tcPr>
-            <w:tcW w:type="pct" w:w="26%"/>
+            <w:tcW w:type="pct" w:w="1300"/>
             <w:tcMar>
               <w:top w:type="dxa" w:w="60"/>
               <w:left w:type="dxa" w:w="100"/>
@@ -2676,7 +3445,7 @@
         </w:tc>
         <w:tc>
           <w:tcPr>
-            <w:tcW w:type="pct" w:w="26%"/>
+            <w:tcW w:type="pct" w:w="1300"/>
             <w:tcMar>
               <w:top w:type="dxa" w:w="60"/>
               <w:left w:type="dxa" w:w="100"/>
@@ -2704,7 +3473,7 @@
         </w:tc>
         <w:tc>
           <w:tcPr>
-            <w:tcW w:type="pct" w:w="18%"/>
+            <w:tcW w:type="pct" w:w="900"/>
             <w:tcMar>
               <w:top w:type="dxa" w:w="60"/>
               <w:left w:type="dxa" w:w="100"/>
@@ -2737,7 +3506,7 @@
         </w:trPr>
         <w:tc>
           <w:tcPr>
-            <w:tcW w:type="pct" w:w="30%"/>
+            <w:tcW w:type="pct" w:w="1500"/>
             <w:shd w:fill="F5F2E8" w:val="clear"/>
             <w:tcMar>
               <w:top w:type="dxa" w:w="60"/>
@@ -2766,7 +3535,7 @@
         </w:tc>
         <w:tc>
           <w:tcPr>
-            <w:tcW w:type="pct" w:w="26%"/>
+            <w:tcW w:type="pct" w:w="1300"/>
             <w:shd w:fill="F5F2E8" w:val="clear"/>
             <w:tcMar>
               <w:top w:type="dxa" w:w="60"/>
@@ -2795,7 +3564,7 @@
         </w:tc>
         <w:tc>
           <w:tcPr>
-            <w:tcW w:type="pct" w:w="26%"/>
+            <w:tcW w:type="pct" w:w="1300"/>
             <w:shd w:fill="F5F2E8" w:val="clear"/>
             <w:tcMar>
               <w:top w:type="dxa" w:w="60"/>
@@ -2824,7 +3593,7 @@
         </w:tc>
         <w:tc>
           <w:tcPr>
-            <w:tcW w:type="pct" w:w="18%"/>
+            <w:tcW w:type="pct" w:w="900"/>
             <w:shd w:fill="F5F2E8" w:val="clear"/>
             <w:tcMar>
               <w:top w:type="dxa" w:w="60"/>
@@ -2873,7 +3642,7 @@
     </w:p>
     <w:tbl>
       <w:tblPr>
-        <w:tblW w:type="pct" w:w="100%"/>
+        <w:tblW w:type="pct" w:w="5000"/>
         <w:tblBorders>
           <w:top w:val="single" w:color="C9A84C" w:sz="6"/>
           <w:left w:val="none" w:color="FFFFFF" w:sz="0"/>
@@ -2884,9 +3653,9 @@
         </w:tblBorders>
       </w:tblPr>
       <w:tblGrid>
-        <w:gridCol w:w="100"/>
-        <w:gridCol w:w="100"/>
-        <w:gridCol w:w="100"/>
+        <w:gridCol w:w="3515"/>
+        <w:gridCol w:w="2988"/>
+        <w:gridCol w:w="2285"/>
       </w:tblGrid>
       <w:tr>
         <w:trPr>
@@ -2895,7 +3664,7 @@
         </w:trPr>
         <w:tc>
           <w:tcPr>
-            <w:tcW w:type="pct" w:w="40%"/>
+            <w:tcW w:type="pct" w:w="2000"/>
             <w:shd w:fill="C9A84C" w:val="clear"/>
             <w:tcMar>
               <w:top w:type="dxa" w:w="60"/>
@@ -2924,7 +3693,7 @@
         </w:tc>
         <w:tc>
           <w:tcPr>
-            <w:tcW w:type="pct" w:w="34%"/>
+            <w:tcW w:type="pct" w:w="1700"/>
             <w:shd w:fill="C9A84C" w:val="clear"/>
             <w:tcMar>
               <w:top w:type="dxa" w:w="60"/>
@@ -2953,7 +3722,7 @@
         </w:tc>
         <w:tc>
           <w:tcPr>
-            <w:tcW w:type="pct" w:w="26%"/>
+            <w:tcW w:type="pct" w:w="1300"/>
             <w:shd w:fill="C9A84C" w:val="clear"/>
             <w:tcMar>
               <w:top w:type="dxa" w:w="60"/>
@@ -2987,7 +3756,7 @@
         </w:trPr>
         <w:tc>
           <w:tcPr>
-            <w:tcW w:type="pct" w:w="40%"/>
+            <w:tcW w:type="pct" w:w="2000"/>
             <w:tcMar>
               <w:top w:type="dxa" w:w="60"/>
               <w:left w:type="dxa" w:w="100"/>
@@ -3015,7 +3784,7 @@
         </w:tc>
         <w:tc>
           <w:tcPr>
-            <w:tcW w:type="pct" w:w="34%"/>
+            <w:tcW w:type="pct" w:w="1700"/>
             <w:tcMar>
               <w:top w:type="dxa" w:w="60"/>
               <w:left w:type="dxa" w:w="100"/>
@@ -3043,7 +3812,7 @@
         </w:tc>
         <w:tc>
           <w:tcPr>
-            <w:tcW w:type="pct" w:w="26%"/>
+            <w:tcW w:type="pct" w:w="1300"/>
             <w:tcMar>
               <w:top w:type="dxa" w:w="60"/>
               <w:left w:type="dxa" w:w="100"/>
@@ -3076,7 +3845,7 @@
         </w:trPr>
         <w:tc>
           <w:tcPr>
-            <w:tcW w:type="pct" w:w="40%"/>
+            <w:tcW w:type="pct" w:w="2000"/>
             <w:shd w:fill="F5F2E8" w:val="clear"/>
             <w:tcMar>
               <w:top w:type="dxa" w:w="60"/>
@@ -3105,7 +3874,7 @@
         </w:tc>
         <w:tc>
           <w:tcPr>
-            <w:tcW w:type="pct" w:w="34%"/>
+            <w:tcW w:type="pct" w:w="1700"/>
             <w:shd w:fill="F5F2E8" w:val="clear"/>
             <w:tcMar>
               <w:top w:type="dxa" w:w="60"/>
@@ -3134,7 +3903,7 @@
         </w:tc>
         <w:tc>
           <w:tcPr>
-            <w:tcW w:type="pct" w:w="26%"/>
+            <w:tcW w:type="pct" w:w="1300"/>
             <w:shd w:fill="F5F2E8" w:val="clear"/>
             <w:tcMar>
               <w:top w:type="dxa" w:w="60"/>
@@ -3168,7 +3937,7 @@
         </w:trPr>
         <w:tc>
           <w:tcPr>
-            <w:tcW w:type="pct" w:w="40%"/>
+            <w:tcW w:type="pct" w:w="2000"/>
             <w:tcMar>
               <w:top w:type="dxa" w:w="60"/>
               <w:left w:type="dxa" w:w="100"/>
@@ -3196,7 +3965,7 @@
         </w:tc>
         <w:tc>
           <w:tcPr>
-            <w:tcW w:type="pct" w:w="34%"/>
+            <w:tcW w:type="pct" w:w="1700"/>
             <w:tcMar>
               <w:top w:type="dxa" w:w="60"/>
               <w:left w:type="dxa" w:w="100"/>
@@ -3224,7 +3993,7 @@
         </w:tc>
         <w:tc>
           <w:tcPr>
-            <w:tcW w:type="pct" w:w="26%"/>
+            <w:tcW w:type="pct" w:w="1300"/>
             <w:tcMar>
               <w:top w:type="dxa" w:w="60"/>
               <w:left w:type="dxa" w:w="100"/>
@@ -3257,7 +4026,7 @@
         </w:trPr>
         <w:tc>
           <w:tcPr>
-            <w:tcW w:type="pct" w:w="40%"/>
+            <w:tcW w:type="pct" w:w="2000"/>
             <w:shd w:fill="F5F2E8" w:val="clear"/>
             <w:tcMar>
               <w:top w:type="dxa" w:w="60"/>
@@ -3286,7 +4055,7 @@
         </w:tc>
         <w:tc>
           <w:tcPr>
-            <w:tcW w:type="pct" w:w="34%"/>
+            <w:tcW w:type="pct" w:w="1700"/>
             <w:shd w:fill="F5F2E8" w:val="clear"/>
             <w:tcMar>
               <w:top w:type="dxa" w:w="60"/>
@@ -3315,7 +4084,7 @@
         </w:tc>
         <w:tc>
           <w:tcPr>
-            <w:tcW w:type="pct" w:w="26%"/>
+            <w:tcW w:type="pct" w:w="1300"/>
             <w:shd w:fill="F5F2E8" w:val="clear"/>
             <w:tcMar>
               <w:top w:type="dxa" w:w="60"/>
@@ -3349,7 +4118,7 @@
         </w:trPr>
         <w:tc>
           <w:tcPr>
-            <w:tcW w:type="pct" w:w="40%"/>
+            <w:tcW w:type="pct" w:w="2000"/>
             <w:tcMar>
               <w:top w:type="dxa" w:w="60"/>
               <w:left w:type="dxa" w:w="100"/>
@@ -3377,7 +4146,7 @@
         </w:tc>
         <w:tc>
           <w:tcPr>
-            <w:tcW w:type="pct" w:w="34%"/>
+            <w:tcW w:type="pct" w:w="1700"/>
             <w:tcMar>
               <w:top w:type="dxa" w:w="60"/>
               <w:left w:type="dxa" w:w="100"/>
@@ -3405,7 +4174,7 @@
         </w:tc>
         <w:tc>
           <w:tcPr>
-            <w:tcW w:type="pct" w:w="26%"/>
+            <w:tcW w:type="pct" w:w="1300"/>
             <w:tcMar>
               <w:top w:type="dxa" w:w="60"/>
               <w:left w:type="dxa" w:w="100"/>
@@ -3438,7 +4207,7 @@
         </w:trPr>
         <w:tc>
           <w:tcPr>
-            <w:tcW w:type="pct" w:w="40%"/>
+            <w:tcW w:type="pct" w:w="2000"/>
             <w:shd w:fill="F5F2E8" w:val="clear"/>
             <w:tcMar>
               <w:top w:type="dxa" w:w="60"/>
@@ -3467,7 +4236,7 @@
         </w:tc>
         <w:tc>
           <w:tcPr>
-            <w:tcW w:type="pct" w:w="34%"/>
+            <w:tcW w:type="pct" w:w="1700"/>
             <w:shd w:fill="F5F2E8" w:val="clear"/>
             <w:tcMar>
               <w:top w:type="dxa" w:w="60"/>
@@ -3496,7 +4265,7 @@
         </w:tc>
         <w:tc>
           <w:tcPr>
-            <w:tcW w:type="pct" w:w="26%"/>
+            <w:tcW w:type="pct" w:w="1300"/>
             <w:shd w:fill="F5F2E8" w:val="clear"/>
             <w:tcMar>
               <w:top w:type="dxa" w:w="60"/>
@@ -3530,7 +4299,7 @@
         </w:trPr>
         <w:tc>
           <w:tcPr>
-            <w:tcW w:type="pct" w:w="40%"/>
+            <w:tcW w:type="pct" w:w="2000"/>
             <w:tcMar>
               <w:top w:type="dxa" w:w="60"/>
               <w:left w:type="dxa" w:w="100"/>
@@ -3558,7 +4327,7 @@
         </w:tc>
         <w:tc>
           <w:tcPr>
-            <w:tcW w:type="pct" w:w="34%"/>
+            <w:tcW w:type="pct" w:w="1700"/>
             <w:tcMar>
               <w:top w:type="dxa" w:w="60"/>
               <w:left w:type="dxa" w:w="100"/>
@@ -3586,7 +4355,7 @@
         </w:tc>
         <w:tc>
           <w:tcPr>
-            <w:tcW w:type="pct" w:w="26%"/>
+            <w:tcW w:type="pct" w:w="1300"/>
             <w:tcMar>
               <w:top w:type="dxa" w:w="60"/>
               <w:left w:type="dxa" w:w="100"/>
@@ -3619,7 +4388,7 @@
         </w:trPr>
         <w:tc>
           <w:tcPr>
-            <w:tcW w:type="pct" w:w="40%"/>
+            <w:tcW w:type="pct" w:w="2000"/>
             <w:shd w:fill="F5F2E8" w:val="clear"/>
             <w:tcMar>
               <w:top w:type="dxa" w:w="60"/>
@@ -3648,7 +4417,7 @@
         </w:tc>
         <w:tc>
           <w:tcPr>
-            <w:tcW w:type="pct" w:w="34%"/>
+            <w:tcW w:type="pct" w:w="1700"/>
             <w:shd w:fill="F5F2E8" w:val="clear"/>
             <w:tcMar>
               <w:top w:type="dxa" w:w="60"/>
@@ -3677,7 +4446,7 @@
         </w:tc>
         <w:tc>
           <w:tcPr>
-            <w:tcW w:type="pct" w:w="26%"/>
+            <w:tcW w:type="pct" w:w="1300"/>
             <w:shd w:fill="F5F2E8" w:val="clear"/>
             <w:tcMar>
               <w:top w:type="dxa" w:w="60"/>
@@ -3711,7 +4480,7 @@
         </w:trPr>
         <w:tc>
           <w:tcPr>
-            <w:tcW w:type="pct" w:w="40%"/>
+            <w:tcW w:type="pct" w:w="2000"/>
             <w:tcMar>
               <w:top w:type="dxa" w:w="60"/>
               <w:left w:type="dxa" w:w="100"/>
@@ -3739,7 +4508,7 @@
         </w:tc>
         <w:tc>
           <w:tcPr>
-            <w:tcW w:type="pct" w:w="34%"/>
+            <w:tcW w:type="pct" w:w="1700"/>
             <w:tcMar>
               <w:top w:type="dxa" w:w="60"/>
               <w:left w:type="dxa" w:w="100"/>
@@ -3767,7 +4536,7 @@
         </w:tc>
         <w:tc>
           <w:tcPr>
-            <w:tcW w:type="pct" w:w="26%"/>
+            <w:tcW w:type="pct" w:w="1300"/>
             <w:tcMar>
               <w:top w:type="dxa" w:w="60"/>
               <w:left w:type="dxa" w:w="100"/>
@@ -3800,7 +4569,7 @@
         </w:trPr>
         <w:tc>
           <w:tcPr>
-            <w:tcW w:type="pct" w:w="40%"/>
+            <w:tcW w:type="pct" w:w="2000"/>
             <w:shd w:fill="F5F2E8" w:val="clear"/>
             <w:tcMar>
               <w:top w:type="dxa" w:w="60"/>
@@ -3829,7 +4598,7 @@
         </w:tc>
         <w:tc>
           <w:tcPr>
-            <w:tcW w:type="pct" w:w="34%"/>
+            <w:tcW w:type="pct" w:w="1700"/>
             <w:shd w:fill="F5F2E8" w:val="clear"/>
             <w:tcMar>
               <w:top w:type="dxa" w:w="60"/>
@@ -3858,7 +4627,7 @@
         </w:tc>
         <w:tc>
           <w:tcPr>
-            <w:tcW w:type="pct" w:w="26%"/>
+            <w:tcW w:type="pct" w:w="1300"/>
             <w:shd w:fill="F5F2E8" w:val="clear"/>
             <w:tcMar>
               <w:top w:type="dxa" w:w="60"/>
@@ -3892,7 +4661,7 @@
         </w:trPr>
         <w:tc>
           <w:tcPr>
-            <w:tcW w:type="pct" w:w="40%"/>
+            <w:tcW w:type="pct" w:w="2000"/>
             <w:tcMar>
               <w:top w:type="dxa" w:w="60"/>
               <w:left w:type="dxa" w:w="100"/>
@@ -3920,7 +4689,7 @@
         </w:tc>
         <w:tc>
           <w:tcPr>
-            <w:tcW w:type="pct" w:w="34%"/>
+            <w:tcW w:type="pct" w:w="1700"/>
             <w:tcMar>
               <w:top w:type="dxa" w:w="60"/>
               <w:left w:type="dxa" w:w="100"/>
@@ -3948,7 +4717,7 @@
         </w:tc>
         <w:tc>
           <w:tcPr>
-            <w:tcW w:type="pct" w:w="26%"/>
+            <w:tcW w:type="pct" w:w="1300"/>
             <w:tcMar>
               <w:top w:type="dxa" w:w="60"/>
               <w:left w:type="dxa" w:w="100"/>
@@ -3981,7 +4750,7 @@
         </w:trPr>
         <w:tc>
           <w:tcPr>
-            <w:tcW w:type="pct" w:w="40%"/>
+            <w:tcW w:type="pct" w:w="2000"/>
             <w:shd w:fill="F5F2E8" w:val="clear"/>
             <w:tcMar>
               <w:top w:type="dxa" w:w="60"/>
@@ -4010,7 +4779,7 @@
         </w:tc>
         <w:tc>
           <w:tcPr>
-            <w:tcW w:type="pct" w:w="34%"/>
+            <w:tcW w:type="pct" w:w="1700"/>
             <w:shd w:fill="F5F2E8" w:val="clear"/>
             <w:tcMar>
               <w:top w:type="dxa" w:w="60"/>
@@ -4039,7 +4808,7 @@
         </w:tc>
         <w:tc>
           <w:tcPr>
-            <w:tcW w:type="pct" w:w="26%"/>
+            <w:tcW w:type="pct" w:w="1300"/>
             <w:shd w:fill="F5F2E8" w:val="clear"/>
             <w:tcMar>
               <w:top w:type="dxa" w:w="60"/>
@@ -4073,7 +4842,7 @@
         </w:trPr>
         <w:tc>
           <w:tcPr>
-            <w:tcW w:type="pct" w:w="40%"/>
+            <w:tcW w:type="pct" w:w="2000"/>
             <w:tcMar>
               <w:top w:type="dxa" w:w="60"/>
               <w:left w:type="dxa" w:w="100"/>
@@ -4101,7 +4870,7 @@
         </w:tc>
         <w:tc>
           <w:tcPr>
-            <w:tcW w:type="pct" w:w="34%"/>
+            <w:tcW w:type="pct" w:w="1700"/>
             <w:tcMar>
               <w:top w:type="dxa" w:w="60"/>
               <w:left w:type="dxa" w:w="100"/>
@@ -4129,7 +4898,7 @@
         </w:tc>
         <w:tc>
           <w:tcPr>
-            <w:tcW w:type="pct" w:w="26%"/>
+            <w:tcW w:type="pct" w:w="1300"/>
             <w:tcMar>
               <w:top w:type="dxa" w:w="60"/>
               <w:left w:type="dxa" w:w="100"/>
@@ -4162,7 +4931,7 @@
         </w:trPr>
         <w:tc>
           <w:tcPr>
-            <w:tcW w:type="pct" w:w="40%"/>
+            <w:tcW w:type="pct" w:w="2000"/>
             <w:shd w:fill="F5F2E8" w:val="clear"/>
             <w:tcMar>
               <w:top w:type="dxa" w:w="60"/>
@@ -4191,7 +4960,7 @@
         </w:tc>
         <w:tc>
           <w:tcPr>
-            <w:tcW w:type="pct" w:w="34%"/>
+            <w:tcW w:type="pct" w:w="1700"/>
             <w:shd w:fill="F5F2E8" w:val="clear"/>
             <w:tcMar>
               <w:top w:type="dxa" w:w="60"/>
@@ -4220,7 +4989,7 @@
         </w:tc>
         <w:tc>
           <w:tcPr>
-            <w:tcW w:type="pct" w:w="26%"/>
+            <w:tcW w:type="pct" w:w="1300"/>
             <w:shd w:fill="F5F2E8" w:val="clear"/>
             <w:tcMar>
               <w:top w:type="dxa" w:w="60"/>
@@ -4254,7 +5023,7 @@
         </w:trPr>
         <w:tc>
           <w:tcPr>
-            <w:tcW w:type="pct" w:w="40%"/>
+            <w:tcW w:type="pct" w:w="2000"/>
             <w:tcMar>
               <w:top w:type="dxa" w:w="60"/>
               <w:left w:type="dxa" w:w="100"/>
@@ -4282,7 +5051,7 @@
         </w:tc>
         <w:tc>
           <w:tcPr>
-            <w:tcW w:type="pct" w:w="34%"/>
+            <w:tcW w:type="pct" w:w="1700"/>
             <w:tcMar>
               <w:top w:type="dxa" w:w="60"/>
               <w:left w:type="dxa" w:w="100"/>
@@ -4310,7 +5079,7 @@
         </w:tc>
         <w:tc>
           <w:tcPr>
-            <w:tcW w:type="pct" w:w="26%"/>
+            <w:tcW w:type="pct" w:w="1300"/>
             <w:tcMar>
               <w:top w:type="dxa" w:w="60"/>
               <w:left w:type="dxa" w:w="100"/>
@@ -4343,7 +5112,7 @@
         </w:trPr>
         <w:tc>
           <w:tcPr>
-            <w:tcW w:type="pct" w:w="40%"/>
+            <w:tcW w:type="pct" w:w="2000"/>
             <w:shd w:fill="F5F2E8" w:val="clear"/>
             <w:tcMar>
               <w:top w:type="dxa" w:w="60"/>
@@ -4372,7 +5141,7 @@
         </w:tc>
         <w:tc>
           <w:tcPr>
-            <w:tcW w:type="pct" w:w="34%"/>
+            <w:tcW w:type="pct" w:w="1700"/>
             <w:shd w:fill="F5F2E8" w:val="clear"/>
             <w:tcMar>
               <w:top w:type="dxa" w:w="60"/>
@@ -4401,7 +5170,7 @@
         </w:tc>
         <w:tc>
           <w:tcPr>
-            <w:tcW w:type="pct" w:w="26%"/>
+            <w:tcW w:type="pct" w:w="1300"/>
             <w:shd w:fill="F5F2E8" w:val="clear"/>
             <w:tcMar>
               <w:top w:type="dxa" w:w="60"/>
@@ -4435,7 +5204,7 @@
         </w:trPr>
         <w:tc>
           <w:tcPr>
-            <w:tcW w:type="pct" w:w="40%"/>
+            <w:tcW w:type="pct" w:w="2000"/>
             <w:tcMar>
               <w:top w:type="dxa" w:w="60"/>
               <w:left w:type="dxa" w:w="100"/>
@@ -4463,7 +5232,7 @@
         </w:tc>
         <w:tc>
           <w:tcPr>
-            <w:tcW w:type="pct" w:w="34%"/>
+            <w:tcW w:type="pct" w:w="1700"/>
             <w:tcMar>
               <w:top w:type="dxa" w:w="60"/>
               <w:left w:type="dxa" w:w="100"/>
@@ -4491,7 +5260,7 @@
         </w:tc>
         <w:tc>
           <w:tcPr>
-            <w:tcW w:type="pct" w:w="26%"/>
+            <w:tcW w:type="pct" w:w="1300"/>
             <w:tcMar>
               <w:top w:type="dxa" w:w="60"/>
               <w:left w:type="dxa" w:w="100"/>
@@ -4524,7 +5293,7 @@
         </w:trPr>
         <w:tc>
           <w:tcPr>
-            <w:tcW w:type="pct" w:w="40%"/>
+            <w:tcW w:type="pct" w:w="2000"/>
             <w:shd w:fill="F5F2E8" w:val="clear"/>
             <w:tcMar>
               <w:top w:type="dxa" w:w="60"/>
@@ -4553,7 +5322,7 @@
         </w:tc>
         <w:tc>
           <w:tcPr>
-            <w:tcW w:type="pct" w:w="34%"/>
+            <w:tcW w:type="pct" w:w="1700"/>
             <w:shd w:fill="F5F2E8" w:val="clear"/>
             <w:tcMar>
               <w:top w:type="dxa" w:w="60"/>
@@ -4582,7 +5351,7 @@
         </w:tc>
         <w:tc>
           <w:tcPr>
-            <w:tcW w:type="pct" w:w="26%"/>
+            <w:tcW w:type="pct" w:w="1300"/>
             <w:shd w:fill="F5F2E8" w:val="clear"/>
             <w:tcMar>
               <w:top w:type="dxa" w:w="60"/>
@@ -4635,6 +5404,7 @@
         </w:pBdr>
         <w:spacing w:after="180" w:before="400" w:line="400" w:lineRule="atLeast"/>
       </w:pPr>
+      <w:bookmarkStart w:name="_Toc3" w:id="3"/>
       <w:r>
         <w:rPr>
           <w:rFonts w:ascii="Times New Roman" w:cs="Times New Roman" w:eastAsia="Times New Roman" w:hAnsi="Times New Roman"/>
@@ -4646,12 +5416,14 @@
         </w:rPr>
         <w:t xml:space="preserve">Часть III. Движок: архитектура, семейство, валидация</w:t>
       </w:r>
+      <w:bookmarkEnd w:id="3"/>
     </w:p>
     <w:p>
       <w:pPr>
         <w:pStyle w:val="Heading2"/>
         <w:spacing w:after="120" w:before="280" w:line="360" w:lineRule="atLeast"/>
       </w:pPr>
+      <w:bookmarkStart w:name="_Toc4" w:id="4"/>
       <w:r>
         <w:rPr>
           <w:rFonts w:ascii="Times New Roman" w:cs="Times New Roman" w:eastAsia="Times New Roman" w:hAnsi="Times New Roman"/>
@@ -4663,6 +5435,7 @@
         </w:rPr>
         <w:t xml:space="preserve">III.1. Архитектура решателя</w:t>
       </w:r>
+      <w:bookmarkEnd w:id="4"/>
     </w:p>
     <w:p>
       <w:pPr>
@@ -4685,6 +5458,7 @@
         <w:pStyle w:val="Heading2"/>
         <w:spacing w:after="120" w:before="280" w:line="360" w:lineRule="atLeast"/>
       </w:pPr>
+      <w:bookmarkStart w:name="_Toc5" w:id="5"/>
       <w:r>
         <w:rPr>
           <w:rFonts w:ascii="Times New Roman" w:cs="Times New Roman" w:eastAsia="Times New Roman" w:hAnsi="Times New Roman"/>
@@ -4696,6 +5470,7 @@
         </w:rPr>
         <w:t xml:space="preserve">III.2. Семейство начальных профилей</w:t>
       </w:r>
+      <w:bookmarkEnd w:id="5"/>
     </w:p>
     <w:p>
       <w:pPr>
@@ -4781,6 +5556,7 @@
         <w:pStyle w:val="Heading2"/>
         <w:spacing w:after="120" w:before="280" w:line="360" w:lineRule="atLeast"/>
       </w:pPr>
+      <w:bookmarkStart w:name="_Toc6" w:id="6"/>
       <w:r>
         <w:rPr>
           <w:rFonts w:ascii="Times New Roman" w:cs="Times New Roman" w:eastAsia="Times New Roman" w:hAnsi="Times New Roman"/>
@@ -4792,6 +5568,7 @@
         </w:rPr>
         <w:t xml:space="preserve">III.3. Честные ограничения движка</w:t>
       </w:r>
+      <w:bookmarkEnd w:id="6"/>
     </w:p>
     <w:p>
       <w:pPr>
@@ -4817,6 +5594,7 @@
         </w:pBdr>
         <w:spacing w:after="180" w:before="400" w:line="400" w:lineRule="atLeast"/>
       </w:pPr>
+      <w:bookmarkStart w:name="_Toc7" w:id="7"/>
       <w:r>
         <w:rPr>
           <w:rFonts w:ascii="Times New Roman" w:cs="Times New Roman" w:eastAsia="Times New Roman" w:hAnsi="Times New Roman"/>
@@ -4828,6 +5606,7 @@
         </w:rPr>
         <w:t xml:space="preserve">Часть IV. Система кампаний: C1, C2, C3, C3b, C6</w:t>
       </w:r>
+      <w:bookmarkEnd w:id="7"/>
     </w:p>
     <w:p>
       <w:pPr>
@@ -4842,7 +5621,7 @@
           <w:sz w:val="24"/>
           <w:szCs w:val="24"/>
         </w:rPr>
-        <w:t xml:space="preserve">Пять кампаний образуют полный измерительный контур: валидация → две ветви порога → якорное произведение → закон пола → закон дрейфа с разрешением. Все четыре движковые кампании повторно прогнаны на v2.1.0 (физика байт-идентична зафиксированной; обновлены только таймстампы), зафиксированы вердиктами и закреплены 20 pin-тестами test_campaigns.py. Сводка протоколов:</w:t>
+        <w:t xml:space="preserve">Пять кампаний образуют полный измерительный контур: валидация → две ветви порога → якорное произведение → закон пола → закон дрейфа с разрешением. Все четыре движковые кампании повторно прогнаны на v2.2.0 (физика байт-идентична зафиксированной; обновлены таймстампы и реклассифицированная семантика вердиктов), зафиксированы вердиктами и закреплены pin-тестами test_campaigns.py. Сводка протоколов:</w:t>
       </w:r>
     </w:p>
     <w:p>
@@ -4865,7 +5644,7 @@
     </w:p>
     <w:tbl>
       <w:tblPr>
-        <w:tblW w:type="pct" w:w="100%"/>
+        <w:tblW w:type="pct" w:w="5000"/>
         <w:tblBorders>
           <w:top w:val="single" w:color="C9A84C" w:sz="6"/>
           <w:left w:val="none" w:color="FFFFFF" w:sz="0"/>
@@ -4876,11 +5655,11 @@
         </w:tblBorders>
       </w:tblPr>
       <w:tblGrid>
-        <w:gridCol w:w="100"/>
-        <w:gridCol w:w="100"/>
-        <w:gridCol w:w="100"/>
-        <w:gridCol w:w="100"/>
-        <w:gridCol w:w="100"/>
+        <w:gridCol w:w="879"/>
+        <w:gridCol w:w="2636"/>
+        <w:gridCol w:w="879"/>
+        <w:gridCol w:w="879"/>
+        <w:gridCol w:w="3515"/>
       </w:tblGrid>
       <w:tr>
         <w:trPr>
@@ -4889,7 +5668,7 @@
         </w:trPr>
         <w:tc>
           <w:tcPr>
-            <w:tcW w:type="pct" w:w="10%"/>
+            <w:tcW w:type="pct" w:w="500"/>
             <w:shd w:fill="C9A84C" w:val="clear"/>
             <w:tcMar>
               <w:top w:type="dxa" w:w="60"/>
@@ -4918,7 +5697,7 @@
         </w:tc>
         <w:tc>
           <w:tcPr>
-            <w:tcW w:type="pct" w:w="30%"/>
+            <w:tcW w:type="pct" w:w="1500"/>
             <w:shd w:fill="C9A84C" w:val="clear"/>
             <w:tcMar>
               <w:top w:type="dxa" w:w="60"/>
@@ -4947,7 +5726,7 @@
         </w:tc>
         <w:tc>
           <w:tcPr>
-            <w:tcW w:type="pct" w:w="10%"/>
+            <w:tcW w:type="pct" w:w="500"/>
             <w:shd w:fill="C9A84C" w:val="clear"/>
             <w:tcMar>
               <w:top w:type="dxa" w:w="60"/>
@@ -4976,7 +5755,7 @@
         </w:tc>
         <w:tc>
           <w:tcPr>
-            <w:tcW w:type="pct" w:w="10%"/>
+            <w:tcW w:type="pct" w:w="500"/>
             <w:shd w:fill="C9A84C" w:val="clear"/>
             <w:tcMar>
               <w:top w:type="dxa" w:w="60"/>
@@ -5005,7 +5784,7 @@
         </w:tc>
         <w:tc>
           <w:tcPr>
-            <w:tcW w:type="pct" w:w="40%"/>
+            <w:tcW w:type="pct" w:w="2000"/>
             <w:shd w:fill="C9A84C" w:val="clear"/>
             <w:tcMar>
               <w:top w:type="dxa" w:w="60"/>
@@ -5039,7 +5818,7 @@
         </w:trPr>
         <w:tc>
           <w:tcPr>
-            <w:tcW w:type="pct" w:w="10%"/>
+            <w:tcW w:type="pct" w:w="500"/>
             <w:tcMar>
               <w:top w:type="dxa" w:w="60"/>
               <w:left w:type="dxa" w:w="100"/>
@@ -5067,7 +5846,7 @@
         </w:tc>
         <w:tc>
           <w:tcPr>
-            <w:tcW w:type="pct" w:w="30%"/>
+            <w:tcW w:type="pct" w:w="1500"/>
             <w:tcMar>
               <w:top w:type="dxa" w:w="60"/>
               <w:left w:type="dxa" w:w="100"/>
@@ -5095,7 +5874,7 @@
         </w:tc>
         <w:tc>
           <w:tcPr>
-            <w:tcW w:type="pct" w:w="10%"/>
+            <w:tcW w:type="pct" w:w="500"/>
             <w:tcMar>
               <w:top w:type="dxa" w:w="60"/>
               <w:left w:type="dxa" w:w="100"/>
@@ -5123,7 +5902,7 @@
         </w:tc>
         <w:tc>
           <w:tcPr>
-            <w:tcW w:type="pct" w:w="10%"/>
+            <w:tcW w:type="pct" w:w="500"/>
             <w:tcMar>
               <w:top w:type="dxa" w:w="60"/>
               <w:left w:type="dxa" w:w="100"/>
@@ -5151,7 +5930,7 @@
         </w:tc>
         <w:tc>
           <w:tcPr>
-            <w:tcW w:type="pct" w:w="40%"/>
+            <w:tcW w:type="pct" w:w="2000"/>
             <w:tcMar>
               <w:top w:type="dxa" w:w="60"/>
               <w:left w:type="dxa" w:w="100"/>
@@ -5184,7 +5963,7 @@
         </w:trPr>
         <w:tc>
           <w:tcPr>
-            <w:tcW w:type="pct" w:w="10%"/>
+            <w:tcW w:type="pct" w:w="500"/>
             <w:shd w:fill="F5F2E8" w:val="clear"/>
             <w:tcMar>
               <w:top w:type="dxa" w:w="60"/>
@@ -5213,7 +5992,7 @@
         </w:tc>
         <w:tc>
           <w:tcPr>
-            <w:tcW w:type="pct" w:w="30%"/>
+            <w:tcW w:type="pct" w:w="1500"/>
             <w:shd w:fill="F5F2E8" w:val="clear"/>
             <w:tcMar>
               <w:top w:type="dxa" w:w="60"/>
@@ -5242,7 +6021,7 @@
         </w:tc>
         <w:tc>
           <w:tcPr>
-            <w:tcW w:type="pct" w:w="10%"/>
+            <w:tcW w:type="pct" w:w="500"/>
             <w:shd w:fill="F5F2E8" w:val="clear"/>
             <w:tcMar>
               <w:top w:type="dxa" w:w="60"/>
@@ -5271,7 +6050,7 @@
         </w:tc>
         <w:tc>
           <w:tcPr>
-            <w:tcW w:type="pct" w:w="10%"/>
+            <w:tcW w:type="pct" w:w="500"/>
             <w:shd w:fill="F5F2E8" w:val="clear"/>
             <w:tcMar>
               <w:top w:type="dxa" w:w="60"/>
@@ -5300,7 +6079,7 @@
         </w:tc>
         <w:tc>
           <w:tcPr>
-            <w:tcW w:type="pct" w:w="40%"/>
+            <w:tcW w:type="pct" w:w="2000"/>
             <w:shd w:fill="F5F2E8" w:val="clear"/>
             <w:tcMar>
               <w:top w:type="dxa" w:w="60"/>
@@ -5334,7 +6113,7 @@
         </w:trPr>
         <w:tc>
           <w:tcPr>
-            <w:tcW w:type="pct" w:w="10%"/>
+            <w:tcW w:type="pct" w:w="500"/>
             <w:tcMar>
               <w:top w:type="dxa" w:w="60"/>
               <w:left w:type="dxa" w:w="100"/>
@@ -5362,7 +6141,7 @@
         </w:tc>
         <w:tc>
           <w:tcPr>
-            <w:tcW w:type="pct" w:w="30%"/>
+            <w:tcW w:type="pct" w:w="1500"/>
             <w:tcMar>
               <w:top w:type="dxa" w:w="60"/>
               <w:left w:type="dxa" w:w="100"/>
@@ -5390,7 +6169,7 @@
         </w:tc>
         <w:tc>
           <w:tcPr>
-            <w:tcW w:type="pct" w:w="10%"/>
+            <w:tcW w:type="pct" w:w="500"/>
             <w:tcMar>
               <w:top w:type="dxa" w:w="60"/>
               <w:left w:type="dxa" w:w="100"/>
@@ -5418,7 +6197,7 @@
         </w:tc>
         <w:tc>
           <w:tcPr>
-            <w:tcW w:type="pct" w:w="10%"/>
+            <w:tcW w:type="pct" w:w="500"/>
             <w:tcMar>
               <w:top w:type="dxa" w:w="60"/>
               <w:left w:type="dxa" w:w="100"/>
@@ -5446,29 +6225,29 @@
         </w:tc>
         <w:tc>
           <w:tcPr>
-            <w:tcW w:type="pct" w:w="40%"/>
-            <w:tcMar>
-              <w:top w:type="dxa" w:w="60"/>
-              <w:left w:type="dxa" w:w="100"/>
-              <w:bottom w:type="dxa" w:w="60"/>
-              <w:right w:type="dxa" w:w="100"/>
-            </w:tcMar>
-          </w:tcPr>
-          <w:p>
-            <w:pPr>
-              <w:spacing w:line="276"/>
-              <w:jc w:val="center"/>
-            </w:pPr>
-            <w:r>
-              <w:rPr>
-                <w:rFonts w:ascii="Times New Roman" w:cs="Times New Roman" w:eastAsia="Times New Roman" w:hAnsi="Times New Roman"/>
-                <w:b w:val="false"/>
-                <w:bCs w:val="false"/>
-                <w:color w:val="000000"/>
-                <w:sz w:val="18"/>
-                <w:szCs w:val="18"/>
-              </w:rPr>
-              <w:t xml:space="preserve">якорь 1,28656 → ЗАЧЁТ (1,3 %); движок — негатив</w:t>
+            <w:tcW w:type="pct" w:w="2000"/>
+            <w:tcMar>
+              <w:top w:type="dxa" w:w="60"/>
+              <w:left w:type="dxa" w:w="100"/>
+              <w:bottom w:type="dxa" w:w="60"/>
+              <w:right w:type="dxa" w:w="100"/>
+            </w:tcMar>
+          </w:tcPr>
+          <w:p>
+            <w:pPr>
+              <w:spacing w:line="276"/>
+              <w:jc w:val="center"/>
+            </w:pPr>
+            <w:r>
+              <w:rPr>
+                <w:rFonts w:ascii="Times New Roman" w:cs="Times New Roman" w:eastAsia="Times New Roman" w:hAnsi="Times New Roman"/>
+                <w:b w:val="false"/>
+                <w:bCs w:val="false"/>
+                <w:color w:val="000000"/>
+                <w:sz w:val="18"/>
+                <w:szCs w:val="18"/>
+              </w:rPr>
+              <w:t xml:space="preserve">якорь 1,28656 → ANCHOR_ARITHMETIC (внутри замороженного допуска, 1,3 %); движок — INCONCLUSIVE</w:t>
             </w:r>
           </w:p>
         </w:tc>
@@ -5479,7 +6258,7 @@
         </w:trPr>
         <w:tc>
           <w:tcPr>
-            <w:tcW w:type="pct" w:w="10%"/>
+            <w:tcW w:type="pct" w:w="500"/>
             <w:shd w:fill="F5F2E8" w:val="clear"/>
             <w:tcMar>
               <w:top w:type="dxa" w:w="60"/>
@@ -5508,7 +6287,7 @@
         </w:tc>
         <w:tc>
           <w:tcPr>
-            <w:tcW w:type="pct" w:w="30%"/>
+            <w:tcW w:type="pct" w:w="1500"/>
             <w:shd w:fill="F5F2E8" w:val="clear"/>
             <w:tcMar>
               <w:top w:type="dxa" w:w="60"/>
@@ -5537,7 +6316,7 @@
         </w:tc>
         <w:tc>
           <w:tcPr>
-            <w:tcW w:type="pct" w:w="10%"/>
+            <w:tcW w:type="pct" w:w="500"/>
             <w:shd w:fill="F5F2E8" w:val="clear"/>
             <w:tcMar>
               <w:top w:type="dxa" w:w="60"/>
@@ -5566,7 +6345,7 @@
         </w:tc>
         <w:tc>
           <w:tcPr>
-            <w:tcW w:type="pct" w:w="10%"/>
+            <w:tcW w:type="pct" w:w="500"/>
             <w:shd w:fill="F5F2E8" w:val="clear"/>
             <w:tcMar>
               <w:top w:type="dxa" w:w="60"/>
@@ -5595,7 +6374,7 @@
         </w:tc>
         <w:tc>
           <w:tcPr>
-            <w:tcW w:type="pct" w:w="40%"/>
+            <w:tcW w:type="pct" w:w="2000"/>
             <w:shd w:fill="F5F2E8" w:val="clear"/>
             <w:tcMar>
               <w:top w:type="dxa" w:w="60"/>
@@ -5629,7 +6408,7 @@
         </w:trPr>
         <w:tc>
           <w:tcPr>
-            <w:tcW w:type="pct" w:w="10%"/>
+            <w:tcW w:type="pct" w:w="500"/>
             <w:tcMar>
               <w:top w:type="dxa" w:w="60"/>
               <w:left w:type="dxa" w:w="100"/>
@@ -5657,7 +6436,7 @@
         </w:tc>
         <w:tc>
           <w:tcPr>
-            <w:tcW w:type="pct" w:w="30%"/>
+            <w:tcW w:type="pct" w:w="1500"/>
             <w:tcMar>
               <w:top w:type="dxa" w:w="60"/>
               <w:left w:type="dxa" w:w="100"/>
@@ -5685,7 +6464,7 @@
         </w:tc>
         <w:tc>
           <w:tcPr>
-            <w:tcW w:type="pct" w:w="10%"/>
+            <w:tcW w:type="pct" w:w="500"/>
             <w:tcMar>
               <w:top w:type="dxa" w:w="60"/>
               <w:left w:type="dxa" w:w="100"/>
@@ -5713,7 +6492,7 @@
         </w:tc>
         <w:tc>
           <w:tcPr>
-            <w:tcW w:type="pct" w:w="10%"/>
+            <w:tcW w:type="pct" w:w="500"/>
             <w:tcMar>
               <w:top w:type="dxa" w:w="60"/>
               <w:left w:type="dxa" w:w="100"/>
@@ -5741,7 +6520,7 @@
         </w:tc>
         <w:tc>
           <w:tcPr>
-            <w:tcW w:type="pct" w:w="40%"/>
+            <w:tcW w:type="pct" w:w="2000"/>
             <w:tcMar>
               <w:top w:type="dxa" w:w="60"/>
               <w:left w:type="dxa" w:w="100"/>
@@ -5774,6 +6553,7 @@
         <w:pStyle w:val="Heading2"/>
         <w:spacing w:after="120" w:before="280" w:line="360" w:lineRule="atLeast"/>
       </w:pPr>
+      <w:bookmarkStart w:name="_Toc8" w:id="8"/>
       <w:r>
         <w:rPr>
           <w:rFonts w:ascii="Times New Roman" w:cs="Times New Roman" w:eastAsia="Times New Roman" w:hAnsi="Times New Roman"/>
@@ -5785,6 +6565,7 @@
         </w:rPr>
         <w:t xml:space="preserve">IV.1. C1 — валидация и спектр рождения</w:t>
       </w:r>
+      <w:bookmarkEnd w:id="8"/>
     </w:p>
     <w:p>
       <w:pPr>
@@ -5812,7 +6593,7 @@
           <wp:inline distT="0" distB="0" distL="0" distR="0">
             <wp:extent cx="5143500" cy="3333750"/>
             <wp:effectExtent t="0" r="0" b="0" l="0"/>
-            <wp:docPr id="1" name="" descr="" title=""/>
+            <wp:docPr id="2" name="" descr="" title=""/>
             <wp:cNvGraphicFramePr>
               <a:graphicFrameLocks xmlns:a="http://schemas.openxmlformats.org/drawingml/2006/main" noChangeAspect="1"/>
             </wp:cNvGraphicFramePr>
@@ -5870,6 +6651,7 @@
         <w:pStyle w:val="Heading2"/>
         <w:spacing w:after="120" w:before="280" w:line="360" w:lineRule="atLeast"/>
       </w:pPr>
+      <w:bookmarkStart w:name="_Toc9" w:id="9"/>
       <w:r>
         <w:rPr>
           <w:rFonts w:ascii="Times New Roman" w:cs="Times New Roman" w:eastAsia="Times New Roman" w:hAnsi="Times New Roman"/>
@@ -5881,6 +6663,7 @@
         </w:rPr>
         <w:t xml:space="preserve">IV.2. C2 — две ветви порога</w:t>
       </w:r>
+      <w:bookmarkEnd w:id="9"/>
     </w:p>
     <w:p>
       <w:pPr>
@@ -5908,7 +6691,7 @@
           <wp:inline distT="0" distB="0" distL="0" distR="0">
             <wp:extent cx="5334000" cy="2314575"/>
             <wp:effectExtent t="0" r="0" b="0" l="0"/>
-            <wp:docPr id="1" name="" descr="" title=""/>
+            <wp:docPr id="3" name="" descr="" title=""/>
             <wp:cNvGraphicFramePr>
               <a:graphicFrameLocks xmlns:a="http://schemas.openxmlformats.org/drawingml/2006/main" noChangeAspect="1"/>
             </wp:cNvGraphicFramePr>
@@ -5966,6 +6749,7 @@
         <w:pStyle w:val="Heading2"/>
         <w:spacing w:after="120" w:before="280" w:line="360" w:lineRule="atLeast"/>
       </w:pPr>
+      <w:bookmarkStart w:name="_Toc10" w:id="10"/>
       <w:r>
         <w:rPr>
           <w:rFonts w:ascii="Times New Roman" w:cs="Times New Roman" w:eastAsia="Times New Roman" w:hAnsi="Times New Roman"/>
@@ -5977,6 +6761,7 @@
         </w:rPr>
         <w:t xml:space="preserve">IV.3. C3 — якорное произведение и честный негатив</w:t>
       </w:r>
+      <w:bookmarkEnd w:id="10"/>
     </w:p>
     <w:p>
       <w:pPr>
@@ -5991,7 +6776,7 @@
           <w:sz w:val="24"/>
           <w:szCs w:val="24"/>
         </w:rPr>
-        <w:t xml:space="preserve">Кампания C3 формулирует проверку гипотезы Δ·γ ≈ 1,27 в двух уровнях. Якорный уровень: 3,44 × 0,374 = 1,28656 попадает в допуск 1,27 ± 0,05 с отклонением 1,3 % — зачёт. Движковый уровень: собственные измерения Δ и γ нашим решателем не достигают якорей — на фиксированной сетке γ смещён полом (плоский фит γ_eff = 0,005 ± 0,035, r² = 0,003, заявлен как есть), Δ не разрешается (менее трёх пиков). Вердикт фиксирует зачёт якоря и негатив движка одновременно; диагностика негатива приложена к вердикту полностью, продолжение на глубоких сетках — в IV.4.</w:t>
+        <w:t xml:space="preserve">Кампания C3 формулирует проверку гипотезы Δ·γ ≈ 1,27 в двух уровнях. Якорный уровень: 3,44 × 0,374 = 1,28656 попадает в замороженный допуск 1,27 ± 0,05 с отклонением 1,3 % — классифицировано как ANCHOR_ARITHMETIC (арифметика над собственными якорями проекта, не измерение; см. PREREGISTRATION.ru.md). Движковый уровень: собственные измерения Δ и γ нашим решателем не достигают якорей — на фиксированной сетке γ смещён полом (плоский фит γ_eff = 0,005 ± 0,035, r² = 0,003, заявлен как есть), Δ не разрешается (менее трёх пиков). Вердикт фиксирует одновременно классификацию якорной арифметики и движковый INCONCLUSIVE; диагностика негатива приложена к вердикту полностью, продолжение на глубоких сетках — в IV.4.</w:t>
       </w:r>
     </w:p>
     <w:p>
@@ -6004,7 +6789,7 @@
           <wp:inline distT="0" distB="0" distL="0" distR="0">
             <wp:extent cx="4953000" cy="3209925"/>
             <wp:effectExtent t="0" r="0" b="0" l="0"/>
-            <wp:docPr id="1" name="" descr="" title=""/>
+            <wp:docPr id="4" name="" descr="" title=""/>
             <wp:cNvGraphicFramePr>
               <a:graphicFrameLocks xmlns:a="http://schemas.openxmlformats.org/drawingml/2006/main" noChangeAspect="1"/>
             </wp:cNvGraphicFramePr>
@@ -6062,6 +6847,7 @@
         <w:pStyle w:val="Heading2"/>
         <w:spacing w:after="120" w:before="280" w:line="360" w:lineRule="atLeast"/>
       </w:pPr>
+      <w:bookmarkStart w:name="_Toc11" w:id="11"/>
       <w:r>
         <w:rPr>
           <w:rFonts w:ascii="Times New Roman" w:cs="Times New Roman" w:eastAsia="Times New Roman" w:hAnsi="Times New Roman"/>
@@ -6073,6 +6859,7 @@
         </w:rPr>
         <w:t xml:space="preserve">IV.4. C3b — концентрированные сетки и закон пола</w:t>
       </w:r>
+      <w:bookmarkEnd w:id="11"/>
     </w:p>
     <w:p>
       <w:pPr>
@@ -6100,7 +6887,7 @@
           <wp:inline distT="0" distB="0" distL="0" distR="0">
             <wp:extent cx="4953000" cy="3209925"/>
             <wp:effectExtent t="0" r="0" b="0" l="0"/>
-            <wp:docPr id="1" name="" descr="" title=""/>
+            <wp:docPr id="5" name="" descr="" title=""/>
             <wp:cNvGraphicFramePr>
               <a:graphicFrameLocks xmlns:a="http://schemas.openxmlformats.org/drawingml/2006/main" noChangeAspect="1"/>
             </wp:cNvGraphicFramePr>
@@ -6158,6 +6945,7 @@
         <w:pStyle w:val="Heading2"/>
         <w:spacing w:after="120" w:before="280" w:line="360" w:lineRule="atLeast"/>
       </w:pPr>
+      <w:bookmarkStart w:name="_Toc12" w:id="12"/>
       <w:r>
         <w:rPr>
           <w:rFonts w:ascii="Times New Roman" w:cs="Times New Roman" w:eastAsia="Times New Roman" w:hAnsi="Times New Roman"/>
@@ -6169,6 +6957,7 @@
         </w:rPr>
         <w:t xml:space="preserve">IV.5. C6 — закон дрейфа с разрешением (теорема T10)</w:t>
       </w:r>
+      <w:bookmarkEnd w:id="12"/>
     </w:p>
     <w:p>
       <w:pPr>
@@ -6196,7 +6985,7 @@
           <wp:inline distT="0" distB="0" distL="0" distR="0">
             <wp:extent cx="5143500" cy="3228975"/>
             <wp:effectExtent t="0" r="0" b="0" l="0"/>
-            <wp:docPr id="1" name="" descr="" title=""/>
+            <wp:docPr id="6" name="" descr="" title=""/>
             <wp:cNvGraphicFramePr>
               <a:graphicFrameLocks xmlns:a="http://schemas.openxmlformats.org/drawingml/2006/main" noChangeAspect="1"/>
             </wp:cNvGraphicFramePr>
@@ -6257,6 +7046,7 @@
         </w:pBdr>
         <w:spacing w:after="180" w:before="400" w:line="400" w:lineRule="atLeast"/>
       </w:pPr>
+      <w:bookmarkStart w:name="_Toc13" w:id="13"/>
       <w:r>
         <w:rPr>
           <w:rFonts w:ascii="Times New Roman" w:cs="Times New Roman" w:eastAsia="Times New Roman" w:hAnsi="Times New Roman"/>
@@ -6268,12 +7058,14 @@
         </w:rPr>
         <w:t xml:space="preserve">Часть V. Мост: термодинамика Хокинга и кривые Пейджа</w:t>
       </w:r>
+      <w:bookmarkEnd w:id="13"/>
     </w:p>
     <w:p>
       <w:pPr>
         <w:pStyle w:val="Heading2"/>
         <w:spacing w:after="120" w:before="280" w:line="360" w:lineRule="atLeast"/>
       </w:pPr>
+      <w:bookmarkStart w:name="_Toc14" w:id="14"/>
       <w:r>
         <w:rPr>
           <w:rFonts w:ascii="Times New Roman" w:cs="Times New Roman" w:eastAsia="Times New Roman" w:hAnsi="Times New Roman"/>
@@ -6285,6 +7077,7 @@
         </w:rPr>
         <w:t xml:space="preserve">V.1. Замкнутые формы</w:t>
       </w:r>
+      <w:bookmarkEnd w:id="14"/>
     </w:p>
     <w:p>
       <w:pPr>
@@ -6322,7 +7115,7 @@
           </m:sub>
         </m:sSub>
         <m:r>
-          <m:t> = </m:t>
+          <m:t xml:space="preserve"> = </m:t>
         </m:r>
         <m:f>
           <m:num>
@@ -6363,7 +7156,7 @@
           </m:den>
         </m:f>
         <m:r>
-          <m:t> ,   </m:t>
+          <m:t xml:space="preserve"> ,   </m:t>
         </m:r>
         <m:sSub>
           <m:sSubPr/>
@@ -6379,7 +7172,7 @@
           </m:sub>
         </m:sSub>
         <m:r>
-          <m:t> = </m:t>
+          <m:t xml:space="preserve"> = </m:t>
         </m:r>
         <m:f>
           <m:num>
@@ -6441,6 +7234,7 @@
         <w:pStyle w:val="Heading2"/>
         <w:spacing w:after="120" w:before="280" w:line="360" w:lineRule="atLeast"/>
       </w:pPr>
+      <w:bookmarkStart w:name="_Toc15" w:id="15"/>
       <w:r>
         <w:rPr>
           <w:rFonts w:ascii="Times New Roman" w:cs="Times New Roman" w:eastAsia="Times New Roman" w:hAnsi="Times New Roman"/>
@@ -6452,6 +7246,7 @@
         </w:rPr>
         <w:t xml:space="preserve">V.2. Точка контакта с реликтовым фоном</w:t>
       </w:r>
+      <w:bookmarkEnd w:id="15"/>
     </w:p>
     <w:p>
       <w:pPr>
@@ -6479,7 +7274,7 @@
           <wp:inline distT="0" distB="0" distL="0" distR="0">
             <wp:extent cx="5334000" cy="2314575"/>
             <wp:effectExtent t="0" r="0" b="0" l="0"/>
-            <wp:docPr id="1" name="" descr="" title=""/>
+            <wp:docPr id="7" name="" descr="" title=""/>
             <wp:cNvGraphicFramePr>
               <a:graphicFrameLocks xmlns:a="http://schemas.openxmlformats.org/drawingml/2006/main" noChangeAspect="1"/>
             </wp:cNvGraphicFramePr>
@@ -6537,6 +7332,7 @@
         <w:pStyle w:val="Heading2"/>
         <w:spacing w:after="120" w:before="280" w:line="360" w:lineRule="atLeast"/>
       </w:pPr>
+      <w:bookmarkStart w:name="_Toc16" w:id="16"/>
       <w:r>
         <w:rPr>
           <w:rFonts w:ascii="Times New Roman" w:cs="Times New Roman" w:eastAsia="Times New Roman" w:hAnsi="Times New Roman"/>
@@ -6548,6 +7344,7 @@
         </w:rPr>
         <w:t xml:space="preserve">V.3. Кривые Пейджа и аудит Хаара</w:t>
       </w:r>
+      <w:bookmarkEnd w:id="16"/>
     </w:p>
     <w:p>
       <w:pPr>
@@ -6575,7 +7372,7 @@
           <wp:inline distT="0" distB="0" distL="0" distR="0">
             <wp:extent cx="5143500" cy="3343275"/>
             <wp:effectExtent t="0" r="0" b="0" l="0"/>
-            <wp:docPr id="1" name="" descr="" title=""/>
+            <wp:docPr id="8" name="" descr="" title=""/>
             <wp:cNvGraphicFramePr>
               <a:graphicFrameLocks xmlns:a="http://schemas.openxmlformats.org/drawingml/2006/main" noChangeAspect="1"/>
             </wp:cNvGraphicFramePr>
@@ -6633,6 +7430,7 @@
         <w:pStyle w:val="Heading2"/>
         <w:spacing w:after="120" w:before="280" w:line="360" w:lineRule="atLeast"/>
       </w:pPr>
+      <w:bookmarkStart w:name="_Toc17" w:id="17"/>
       <w:r>
         <w:rPr>
           <w:rFonts w:ascii="Times New Roman" w:cs="Times New Roman" w:eastAsia="Times New Roman" w:hAnsi="Times New Roman"/>
@@ -6644,6 +7442,7 @@
         </w:rPr>
         <w:t xml:space="preserve">V.4. Отображение ансамбля</w:t>
       </w:r>
+      <w:bookmarkEnd w:id="17"/>
     </w:p>
     <w:p>
       <w:pPr>
@@ -6671,7 +7470,7 @@
           <wp:inline distT="0" distB="0" distL="0" distR="0">
             <wp:extent cx="5334000" cy="3686175"/>
             <wp:effectExtent t="0" r="0" b="0" l="0"/>
-            <wp:docPr id="1" name="" descr="" title=""/>
+            <wp:docPr id="9" name="" descr="" title=""/>
             <wp:cNvGraphicFramePr>
               <a:graphicFrameLocks xmlns:a="http://schemas.openxmlformats.org/drawingml/2006/main" noChangeAspect="1"/>
             </wp:cNvGraphicFramePr>
@@ -6732,6 +7531,7 @@
         </w:pBdr>
         <w:spacing w:after="180" w:before="400" w:line="400" w:lineRule="atLeast"/>
       </w:pPr>
+      <w:bookmarkStart w:name="_Toc18" w:id="18"/>
       <w:r>
         <w:rPr>
           <w:rFonts w:ascii="Times New Roman" w:cs="Times New Roman" w:eastAsia="Times New Roman" w:hAnsi="Times New Roman"/>
@@ -6743,6 +7543,7 @@
         </w:rPr>
         <w:t xml:space="preserve">Часть VI. Теоремы: сводный реестр</w:t>
       </w:r>
+      <w:bookmarkEnd w:id="18"/>
     </w:p>
     <w:p>
       <w:pPr>
@@ -6780,7 +7581,7 @@
     </w:p>
     <w:tbl>
       <w:tblPr>
-        <w:tblW w:type="pct" w:w="100%"/>
+        <w:tblW w:type="pct" w:w="5000"/>
         <w:tblBorders>
           <w:top w:val="single" w:color="C9A84C" w:sz="6"/>
           <w:left w:val="none" w:color="FFFFFF" w:sz="0"/>
@@ -6791,9 +7592,9 @@
         </w:tblBorders>
       </w:tblPr>
       <w:tblGrid>
-        <w:gridCol w:w="100"/>
-        <w:gridCol w:w="100"/>
-        <w:gridCol w:w="100"/>
+        <w:gridCol w:w="703"/>
+        <w:gridCol w:w="5449"/>
+        <w:gridCol w:w="2636"/>
       </w:tblGrid>
       <w:tr>
         <w:trPr>
@@ -6802,7 +7603,7 @@
         </w:trPr>
         <w:tc>
           <w:tcPr>
-            <w:tcW w:type="pct" w:w="8%"/>
+            <w:tcW w:type="pct" w:w="400"/>
             <w:shd w:fill="C9A84C" w:val="clear"/>
             <w:tcMar>
               <w:top w:type="dxa" w:w="60"/>
@@ -6831,7 +7632,7 @@
         </w:tc>
         <w:tc>
           <w:tcPr>
-            <w:tcW w:type="pct" w:w="62%"/>
+            <w:tcW w:type="pct" w:w="3100"/>
             <w:shd w:fill="C9A84C" w:val="clear"/>
             <w:tcMar>
               <w:top w:type="dxa" w:w="60"/>
@@ -6860,7 +7661,7 @@
         </w:tc>
         <w:tc>
           <w:tcPr>
-            <w:tcW w:type="pct" w:w="30%"/>
+            <w:tcW w:type="pct" w:w="1500"/>
             <w:shd w:fill="C9A84C" w:val="clear"/>
             <w:tcMar>
               <w:top w:type="dxa" w:w="60"/>
@@ -6894,7 +7695,7 @@
         </w:trPr>
         <w:tc>
           <w:tcPr>
-            <w:tcW w:type="pct" w:w="8%"/>
+            <w:tcW w:type="pct" w:w="400"/>
             <w:tcMar>
               <w:top w:type="dxa" w:w="60"/>
               <w:left w:type="dxa" w:w="100"/>
@@ -6922,7 +7723,7 @@
         </w:tc>
         <w:tc>
           <w:tcPr>
-            <w:tcW w:type="pct" w:w="62%"/>
+            <w:tcW w:type="pct" w:w="3100"/>
             <w:tcMar>
               <w:top w:type="dxa" w:w="60"/>
               <w:left w:type="dxa" w:w="100"/>
@@ -6950,7 +7751,7 @@
         </w:tc>
         <w:tc>
           <w:tcPr>
-            <w:tcW w:type="pct" w:w="30%"/>
+            <w:tcW w:type="pct" w:w="1500"/>
             <w:tcMar>
               <w:top w:type="dxa" w:w="60"/>
               <w:left w:type="dxa" w:w="100"/>
@@ -6983,7 +7784,7 @@
         </w:trPr>
         <w:tc>
           <w:tcPr>
-            <w:tcW w:type="pct" w:w="8%"/>
+            <w:tcW w:type="pct" w:w="400"/>
             <w:shd w:fill="F5F2E8" w:val="clear"/>
             <w:tcMar>
               <w:top w:type="dxa" w:w="60"/>
@@ -7012,7 +7813,7 @@
         </w:tc>
         <w:tc>
           <w:tcPr>
-            <w:tcW w:type="pct" w:w="62%"/>
+            <w:tcW w:type="pct" w:w="3100"/>
             <w:shd w:fill="F5F2E8" w:val="clear"/>
             <w:tcMar>
               <w:top w:type="dxa" w:w="60"/>
@@ -7041,7 +7842,7 @@
         </w:tc>
         <w:tc>
           <w:tcPr>
-            <w:tcW w:type="pct" w:w="30%"/>
+            <w:tcW w:type="pct" w:w="1500"/>
             <w:shd w:fill="F5F2E8" w:val="clear"/>
             <w:tcMar>
               <w:top w:type="dxa" w:w="60"/>
@@ -7075,7 +7876,7 @@
         </w:trPr>
         <w:tc>
           <w:tcPr>
-            <w:tcW w:type="pct" w:w="8%"/>
+            <w:tcW w:type="pct" w:w="400"/>
             <w:tcMar>
               <w:top w:type="dxa" w:w="60"/>
               <w:left w:type="dxa" w:w="100"/>
@@ -7103,7 +7904,7 @@
         </w:tc>
         <w:tc>
           <w:tcPr>
-            <w:tcW w:type="pct" w:w="62%"/>
+            <w:tcW w:type="pct" w:w="3100"/>
             <w:tcMar>
               <w:top w:type="dxa" w:w="60"/>
               <w:left w:type="dxa" w:w="100"/>
@@ -7131,7 +7932,7 @@
         </w:tc>
         <w:tc>
           <w:tcPr>
-            <w:tcW w:type="pct" w:w="30%"/>
+            <w:tcW w:type="pct" w:w="1500"/>
             <w:tcMar>
               <w:top w:type="dxa" w:w="60"/>
               <w:left w:type="dxa" w:w="100"/>
@@ -7164,7 +7965,7 @@
         </w:trPr>
         <w:tc>
           <w:tcPr>
-            <w:tcW w:type="pct" w:w="8%"/>
+            <w:tcW w:type="pct" w:w="400"/>
             <w:shd w:fill="F5F2E8" w:val="clear"/>
             <w:tcMar>
               <w:top w:type="dxa" w:w="60"/>
@@ -7193,7 +7994,7 @@
         </w:tc>
         <w:tc>
           <w:tcPr>
-            <w:tcW w:type="pct" w:w="62%"/>
+            <w:tcW w:type="pct" w:w="3100"/>
             <w:shd w:fill="F5F2E8" w:val="clear"/>
             <w:tcMar>
               <w:top w:type="dxa" w:w="60"/>
@@ -7222,7 +8023,7 @@
         </w:tc>
         <w:tc>
           <w:tcPr>
-            <w:tcW w:type="pct" w:w="30%"/>
+            <w:tcW w:type="pct" w:w="1500"/>
             <w:shd w:fill="F5F2E8" w:val="clear"/>
             <w:tcMar>
               <w:top w:type="dxa" w:w="60"/>
@@ -7256,7 +8057,7 @@
         </w:trPr>
         <w:tc>
           <w:tcPr>
-            <w:tcW w:type="pct" w:w="8%"/>
+            <w:tcW w:type="pct" w:w="400"/>
             <w:tcMar>
               <w:top w:type="dxa" w:w="60"/>
               <w:left w:type="dxa" w:w="100"/>
@@ -7284,7 +8085,7 @@
         </w:tc>
         <w:tc>
           <w:tcPr>
-            <w:tcW w:type="pct" w:w="62%"/>
+            <w:tcW w:type="pct" w:w="3100"/>
             <w:tcMar>
               <w:top w:type="dxa" w:w="60"/>
               <w:left w:type="dxa" w:w="100"/>
@@ -7312,7 +8113,7 @@
         </w:tc>
         <w:tc>
           <w:tcPr>
-            <w:tcW w:type="pct" w:w="30%"/>
+            <w:tcW w:type="pct" w:w="1500"/>
             <w:tcMar>
               <w:top w:type="dxa" w:w="60"/>
               <w:left w:type="dxa" w:w="100"/>
@@ -7345,7 +8146,7 @@
         </w:trPr>
         <w:tc>
           <w:tcPr>
-            <w:tcW w:type="pct" w:w="8%"/>
+            <w:tcW w:type="pct" w:w="400"/>
             <w:shd w:fill="F5F2E8" w:val="clear"/>
             <w:tcMar>
               <w:top w:type="dxa" w:w="60"/>
@@ -7374,7 +8175,7 @@
         </w:tc>
         <w:tc>
           <w:tcPr>
-            <w:tcW w:type="pct" w:w="62%"/>
+            <w:tcW w:type="pct" w:w="3100"/>
             <w:shd w:fill="F5F2E8" w:val="clear"/>
             <w:tcMar>
               <w:top w:type="dxa" w:w="60"/>
@@ -7403,7 +8204,7 @@
         </w:tc>
         <w:tc>
           <w:tcPr>
-            <w:tcW w:type="pct" w:w="30%"/>
+            <w:tcW w:type="pct" w:w="1500"/>
             <w:shd w:fill="F5F2E8" w:val="clear"/>
             <w:tcMar>
               <w:top w:type="dxa" w:w="60"/>
@@ -7437,7 +8238,7 @@
         </w:trPr>
         <w:tc>
           <w:tcPr>
-            <w:tcW w:type="pct" w:w="8%"/>
+            <w:tcW w:type="pct" w:w="400"/>
             <w:tcMar>
               <w:top w:type="dxa" w:w="60"/>
               <w:left w:type="dxa" w:w="100"/>
@@ -7465,7 +8266,7 @@
         </w:tc>
         <w:tc>
           <w:tcPr>
-            <w:tcW w:type="pct" w:w="62%"/>
+            <w:tcW w:type="pct" w:w="3100"/>
             <w:tcMar>
               <w:top w:type="dxa" w:w="60"/>
               <w:left w:type="dxa" w:w="100"/>
@@ -7493,7 +8294,7 @@
         </w:tc>
         <w:tc>
           <w:tcPr>
-            <w:tcW w:type="pct" w:w="30%"/>
+            <w:tcW w:type="pct" w:w="1500"/>
             <w:tcMar>
               <w:top w:type="dxa" w:w="60"/>
               <w:left w:type="dxa" w:w="100"/>
@@ -7526,7 +8327,7 @@
         </w:trPr>
         <w:tc>
           <w:tcPr>
-            <w:tcW w:type="pct" w:w="8%"/>
+            <w:tcW w:type="pct" w:w="400"/>
             <w:shd w:fill="F5F2E8" w:val="clear"/>
             <w:tcMar>
               <w:top w:type="dxa" w:w="60"/>
@@ -7555,7 +8356,7 @@
         </w:tc>
         <w:tc>
           <w:tcPr>
-            <w:tcW w:type="pct" w:w="62%"/>
+            <w:tcW w:type="pct" w:w="3100"/>
             <w:shd w:fill="F5F2E8" w:val="clear"/>
             <w:tcMar>
               <w:top w:type="dxa" w:w="60"/>
@@ -7584,7 +8385,7 @@
         </w:tc>
         <w:tc>
           <w:tcPr>
-            <w:tcW w:type="pct" w:w="30%"/>
+            <w:tcW w:type="pct" w:w="1500"/>
             <w:shd w:fill="F5F2E8" w:val="clear"/>
             <w:tcMar>
               <w:top w:type="dxa" w:w="60"/>
@@ -7618,7 +8419,7 @@
         </w:trPr>
         <w:tc>
           <w:tcPr>
-            <w:tcW w:type="pct" w:w="8%"/>
+            <w:tcW w:type="pct" w:w="400"/>
             <w:tcMar>
               <w:top w:type="dxa" w:w="60"/>
               <w:left w:type="dxa" w:w="100"/>
@@ -7646,7 +8447,7 @@
         </w:tc>
         <w:tc>
           <w:tcPr>
-            <w:tcW w:type="pct" w:w="62%"/>
+            <w:tcW w:type="pct" w:w="3100"/>
             <w:tcMar>
               <w:top w:type="dxa" w:w="60"/>
               <w:left w:type="dxa" w:w="100"/>
@@ -7674,7 +8475,7 @@
         </w:tc>
         <w:tc>
           <w:tcPr>
-            <w:tcW w:type="pct" w:w="30%"/>
+            <w:tcW w:type="pct" w:w="1500"/>
             <w:tcMar>
               <w:top w:type="dxa" w:w="60"/>
               <w:left w:type="dxa" w:w="100"/>
@@ -7707,7 +8508,7 @@
         </w:trPr>
         <w:tc>
           <w:tcPr>
-            <w:tcW w:type="pct" w:w="8%"/>
+            <w:tcW w:type="pct" w:w="400"/>
             <w:shd w:fill="F5F2E8" w:val="clear"/>
             <w:tcMar>
               <w:top w:type="dxa" w:w="60"/>
@@ -7736,7 +8537,7 @@
         </w:tc>
         <w:tc>
           <w:tcPr>
-            <w:tcW w:type="pct" w:w="62%"/>
+            <w:tcW w:type="pct" w:w="3100"/>
             <w:shd w:fill="F5F2E8" w:val="clear"/>
             <w:tcMar>
               <w:top w:type="dxa" w:w="60"/>
@@ -7765,7 +8566,7 @@
         </w:tc>
         <w:tc>
           <w:tcPr>
-            <w:tcW w:type="pct" w:w="30%"/>
+            <w:tcW w:type="pct" w:w="1500"/>
             <w:shd w:fill="F5F2E8" w:val="clear"/>
             <w:tcMar>
               <w:top w:type="dxa" w:w="60"/>
@@ -7834,6 +8635,7 @@
         </w:pBdr>
         <w:spacing w:after="180" w:before="400" w:line="400" w:lineRule="atLeast"/>
       </w:pPr>
+      <w:bookmarkStart w:name="_Toc19" w:id="19"/>
       <w:r>
         <w:rPr>
           <w:rFonts w:ascii="Times New Roman" w:cs="Times New Roman" w:eastAsia="Times New Roman" w:hAnsi="Times New Roman"/>
@@ -7845,6 +8647,7 @@
         </w:rPr>
         <w:t xml:space="preserve">Часть VII. Словарь данных: 13 таблиц</w:t>
       </w:r>
+      <w:bookmarkEnd w:id="19"/>
     </w:p>
     <w:p>
       <w:pPr>
@@ -7882,7 +8685,7 @@
     </w:p>
     <w:tbl>
       <w:tblPr>
-        <w:tblW w:type="pct" w:w="100%"/>
+        <w:tblW w:type="pct" w:w="5000"/>
         <w:tblBorders>
           <w:top w:val="single" w:color="C9A84C" w:sz="6"/>
           <w:left w:val="none" w:color="FFFFFF" w:sz="0"/>
@@ -7893,9 +8696,9 @@
         </w:tblBorders>
       </w:tblPr>
       <w:tblGrid>
-        <w:gridCol w:w="100"/>
-        <w:gridCol w:w="100"/>
-        <w:gridCol w:w="100"/>
+        <w:gridCol w:w="2988"/>
+        <w:gridCol w:w="879"/>
+        <w:gridCol w:w="4921"/>
       </w:tblGrid>
       <w:tr>
         <w:trPr>
@@ -7904,7 +8707,7 @@
         </w:trPr>
         <w:tc>
           <w:tcPr>
-            <w:tcW w:type="pct" w:w="34%"/>
+            <w:tcW w:type="pct" w:w="1700"/>
             <w:shd w:fill="C9A84C" w:val="clear"/>
             <w:tcMar>
               <w:top w:type="dxa" w:w="60"/>
@@ -7933,7 +8736,7 @@
         </w:tc>
         <w:tc>
           <w:tcPr>
-            <w:tcW w:type="pct" w:w="10%"/>
+            <w:tcW w:type="pct" w:w="500"/>
             <w:shd w:fill="C9A84C" w:val="clear"/>
             <w:tcMar>
               <w:top w:type="dxa" w:w="60"/>
@@ -7962,7 +8765,7 @@
         </w:tc>
         <w:tc>
           <w:tcPr>
-            <w:tcW w:type="pct" w:w="56%"/>
+            <w:tcW w:type="pct" w:w="2800"/>
             <w:shd w:fill="C9A84C" w:val="clear"/>
             <w:tcMar>
               <w:top w:type="dxa" w:w="60"/>
@@ -7996,7 +8799,7 @@
         </w:trPr>
         <w:tc>
           <w:tcPr>
-            <w:tcW w:type="pct" w:w="34%"/>
+            <w:tcW w:type="pct" w:w="1700"/>
             <w:tcMar>
               <w:top w:type="dxa" w:w="60"/>
               <w:left w:type="dxa" w:w="100"/>
@@ -8024,7 +8827,7 @@
         </w:tc>
         <w:tc>
           <w:tcPr>
-            <w:tcW w:type="pct" w:w="10%"/>
+            <w:tcW w:type="pct" w:w="500"/>
             <w:tcMar>
               <w:top w:type="dxa" w:w="60"/>
               <w:left w:type="dxa" w:w="100"/>
@@ -8052,7 +8855,7 @@
         </w:tc>
         <w:tc>
           <w:tcPr>
-            <w:tcW w:type="pct" w:w="56%"/>
+            <w:tcW w:type="pct" w:w="2800"/>
             <w:tcMar>
               <w:top w:type="dxa" w:w="60"/>
               <w:left w:type="dxa" w:w="100"/>
@@ -8085,7 +8888,7 @@
         </w:trPr>
         <w:tc>
           <w:tcPr>
-            <w:tcW w:type="pct" w:w="34%"/>
+            <w:tcW w:type="pct" w:w="1700"/>
             <w:shd w:fill="F5F2E8" w:val="clear"/>
             <w:tcMar>
               <w:top w:type="dxa" w:w="60"/>
@@ -8114,7 +8917,7 @@
         </w:tc>
         <w:tc>
           <w:tcPr>
-            <w:tcW w:type="pct" w:w="10%"/>
+            <w:tcW w:type="pct" w:w="500"/>
             <w:shd w:fill="F5F2E8" w:val="clear"/>
             <w:tcMar>
               <w:top w:type="dxa" w:w="60"/>
@@ -8143,7 +8946,7 @@
         </w:tc>
         <w:tc>
           <w:tcPr>
-            <w:tcW w:type="pct" w:w="56%"/>
+            <w:tcW w:type="pct" w:w="2800"/>
             <w:shd w:fill="F5F2E8" w:val="clear"/>
             <w:tcMar>
               <w:top w:type="dxa" w:w="60"/>
@@ -8177,7 +8980,7 @@
         </w:trPr>
         <w:tc>
           <w:tcPr>
-            <w:tcW w:type="pct" w:w="34%"/>
+            <w:tcW w:type="pct" w:w="1700"/>
             <w:tcMar>
               <w:top w:type="dxa" w:w="60"/>
               <w:left w:type="dxa" w:w="100"/>
@@ -8205,7 +9008,7 @@
         </w:tc>
         <w:tc>
           <w:tcPr>
-            <w:tcW w:type="pct" w:w="10%"/>
+            <w:tcW w:type="pct" w:w="500"/>
             <w:tcMar>
               <w:top w:type="dxa" w:w="60"/>
               <w:left w:type="dxa" w:w="100"/>
@@ -8233,7 +9036,7 @@
         </w:tc>
         <w:tc>
           <w:tcPr>
-            <w:tcW w:type="pct" w:w="56%"/>
+            <w:tcW w:type="pct" w:w="2800"/>
             <w:tcMar>
               <w:top w:type="dxa" w:w="60"/>
               <w:left w:type="dxa" w:w="100"/>
@@ -8266,7 +9069,7 @@
         </w:trPr>
         <w:tc>
           <w:tcPr>
-            <w:tcW w:type="pct" w:w="34%"/>
+            <w:tcW w:type="pct" w:w="1700"/>
             <w:shd w:fill="F5F2E8" w:val="clear"/>
             <w:tcMar>
               <w:top w:type="dxa" w:w="60"/>
@@ -8295,7 +9098,7 @@
         </w:tc>
         <w:tc>
           <w:tcPr>
-            <w:tcW w:type="pct" w:w="10%"/>
+            <w:tcW w:type="pct" w:w="500"/>
             <w:shd w:fill="F5F2E8" w:val="clear"/>
             <w:tcMar>
               <w:top w:type="dxa" w:w="60"/>
@@ -8324,7 +9127,7 @@
         </w:tc>
         <w:tc>
           <w:tcPr>
-            <w:tcW w:type="pct" w:w="56%"/>
+            <w:tcW w:type="pct" w:w="2800"/>
             <w:shd w:fill="F5F2E8" w:val="clear"/>
             <w:tcMar>
               <w:top w:type="dxa" w:w="60"/>
@@ -8358,7 +9161,7 @@
         </w:trPr>
         <w:tc>
           <w:tcPr>
-            <w:tcW w:type="pct" w:w="34%"/>
+            <w:tcW w:type="pct" w:w="1700"/>
             <w:tcMar>
               <w:top w:type="dxa" w:w="60"/>
               <w:left w:type="dxa" w:w="100"/>
@@ -8386,7 +9189,7 @@
         </w:tc>
         <w:tc>
           <w:tcPr>
-            <w:tcW w:type="pct" w:w="10%"/>
+            <w:tcW w:type="pct" w:w="500"/>
             <w:tcMar>
               <w:top w:type="dxa" w:w="60"/>
               <w:left w:type="dxa" w:w="100"/>
@@ -8414,7 +9217,7 @@
         </w:tc>
         <w:tc>
           <w:tcPr>
-            <w:tcW w:type="pct" w:w="56%"/>
+            <w:tcW w:type="pct" w:w="2800"/>
             <w:tcMar>
               <w:top w:type="dxa" w:w="60"/>
               <w:left w:type="dxa" w:w="100"/>
@@ -8447,7 +9250,7 @@
         </w:trPr>
         <w:tc>
           <w:tcPr>
-            <w:tcW w:type="pct" w:w="34%"/>
+            <w:tcW w:type="pct" w:w="1700"/>
             <w:shd w:fill="F5F2E8" w:val="clear"/>
             <w:tcMar>
               <w:top w:type="dxa" w:w="60"/>
@@ -8476,7 +9279,7 @@
         </w:tc>
         <w:tc>
           <w:tcPr>
-            <w:tcW w:type="pct" w:w="10%"/>
+            <w:tcW w:type="pct" w:w="500"/>
             <w:shd w:fill="F5F2E8" w:val="clear"/>
             <w:tcMar>
               <w:top w:type="dxa" w:w="60"/>
@@ -8505,7 +9308,7 @@
         </w:tc>
         <w:tc>
           <w:tcPr>
-            <w:tcW w:type="pct" w:w="56%"/>
+            <w:tcW w:type="pct" w:w="2800"/>
             <w:shd w:fill="F5F2E8" w:val="clear"/>
             <w:tcMar>
               <w:top w:type="dxa" w:w="60"/>
@@ -8539,7 +9342,7 @@
         </w:trPr>
         <w:tc>
           <w:tcPr>
-            <w:tcW w:type="pct" w:w="34%"/>
+            <w:tcW w:type="pct" w:w="1700"/>
             <w:tcMar>
               <w:top w:type="dxa" w:w="60"/>
               <w:left w:type="dxa" w:w="100"/>
@@ -8567,7 +9370,7 @@
         </w:tc>
         <w:tc>
           <w:tcPr>
-            <w:tcW w:type="pct" w:w="10%"/>
+            <w:tcW w:type="pct" w:w="500"/>
             <w:tcMar>
               <w:top w:type="dxa" w:w="60"/>
               <w:left w:type="dxa" w:w="100"/>
@@ -8595,7 +9398,7 @@
         </w:tc>
         <w:tc>
           <w:tcPr>
-            <w:tcW w:type="pct" w:w="56%"/>
+            <w:tcW w:type="pct" w:w="2800"/>
             <w:tcMar>
               <w:top w:type="dxa" w:w="60"/>
               <w:left w:type="dxa" w:w="100"/>
@@ -8628,7 +9431,7 @@
         </w:trPr>
         <w:tc>
           <w:tcPr>
-            <w:tcW w:type="pct" w:w="34%"/>
+            <w:tcW w:type="pct" w:w="1700"/>
             <w:shd w:fill="F5F2E8" w:val="clear"/>
             <w:tcMar>
               <w:top w:type="dxa" w:w="60"/>
@@ -8657,7 +9460,7 @@
         </w:tc>
         <w:tc>
           <w:tcPr>
-            <w:tcW w:type="pct" w:w="10%"/>
+            <w:tcW w:type="pct" w:w="500"/>
             <w:shd w:fill="F5F2E8" w:val="clear"/>
             <w:tcMar>
               <w:top w:type="dxa" w:w="60"/>
@@ -8686,7 +9489,7 @@
         </w:tc>
         <w:tc>
           <w:tcPr>
-            <w:tcW w:type="pct" w:w="56%"/>
+            <w:tcW w:type="pct" w:w="2800"/>
             <w:shd w:fill="F5F2E8" w:val="clear"/>
             <w:tcMar>
               <w:top w:type="dxa" w:w="60"/>
@@ -8720,7 +9523,7 @@
         </w:trPr>
         <w:tc>
           <w:tcPr>
-            <w:tcW w:type="pct" w:w="34%"/>
+            <w:tcW w:type="pct" w:w="1700"/>
             <w:tcMar>
               <w:top w:type="dxa" w:w="60"/>
               <w:left w:type="dxa" w:w="100"/>
@@ -8748,7 +9551,7 @@
         </w:tc>
         <w:tc>
           <w:tcPr>
-            <w:tcW w:type="pct" w:w="10%"/>
+            <w:tcW w:type="pct" w:w="500"/>
             <w:tcMar>
               <w:top w:type="dxa" w:w="60"/>
               <w:left w:type="dxa" w:w="100"/>
@@ -8776,7 +9579,7 @@
         </w:tc>
         <w:tc>
           <w:tcPr>
-            <w:tcW w:type="pct" w:w="56%"/>
+            <w:tcW w:type="pct" w:w="2800"/>
             <w:tcMar>
               <w:top w:type="dxa" w:w="60"/>
               <w:left w:type="dxa" w:w="100"/>
@@ -8809,7 +9612,7 @@
         </w:trPr>
         <w:tc>
           <w:tcPr>
-            <w:tcW w:type="pct" w:w="34%"/>
+            <w:tcW w:type="pct" w:w="1700"/>
             <w:shd w:fill="F5F2E8" w:val="clear"/>
             <w:tcMar>
               <w:top w:type="dxa" w:w="60"/>
@@ -8838,7 +9641,7 @@
         </w:tc>
         <w:tc>
           <w:tcPr>
-            <w:tcW w:type="pct" w:w="10%"/>
+            <w:tcW w:type="pct" w:w="500"/>
             <w:shd w:fill="F5F2E8" w:val="clear"/>
             <w:tcMar>
               <w:top w:type="dxa" w:w="60"/>
@@ -8867,7 +9670,7 @@
         </w:tc>
         <w:tc>
           <w:tcPr>
-            <w:tcW w:type="pct" w:w="56%"/>
+            <w:tcW w:type="pct" w:w="2800"/>
             <w:shd w:fill="F5F2E8" w:val="clear"/>
             <w:tcMar>
               <w:top w:type="dxa" w:w="60"/>
@@ -8901,7 +9704,7 @@
         </w:trPr>
         <w:tc>
           <w:tcPr>
-            <w:tcW w:type="pct" w:w="34%"/>
+            <w:tcW w:type="pct" w:w="1700"/>
             <w:tcMar>
               <w:top w:type="dxa" w:w="60"/>
               <w:left w:type="dxa" w:w="100"/>
@@ -8929,7 +9732,7 @@
         </w:tc>
         <w:tc>
           <w:tcPr>
-            <w:tcW w:type="pct" w:w="10%"/>
+            <w:tcW w:type="pct" w:w="500"/>
             <w:tcMar>
               <w:top w:type="dxa" w:w="60"/>
               <w:left w:type="dxa" w:w="100"/>
@@ -8957,7 +9760,7 @@
         </w:tc>
         <w:tc>
           <w:tcPr>
-            <w:tcW w:type="pct" w:w="56%"/>
+            <w:tcW w:type="pct" w:w="2800"/>
             <w:tcMar>
               <w:top w:type="dxa" w:w="60"/>
               <w:left w:type="dxa" w:w="100"/>
@@ -8990,7 +9793,7 @@
         </w:trPr>
         <w:tc>
           <w:tcPr>
-            <w:tcW w:type="pct" w:w="34%"/>
+            <w:tcW w:type="pct" w:w="1700"/>
             <w:shd w:fill="F5F2E8" w:val="clear"/>
             <w:tcMar>
               <w:top w:type="dxa" w:w="60"/>
@@ -9019,7 +9822,7 @@
         </w:tc>
         <w:tc>
           <w:tcPr>
-            <w:tcW w:type="pct" w:w="10%"/>
+            <w:tcW w:type="pct" w:w="500"/>
             <w:shd w:fill="F5F2E8" w:val="clear"/>
             <w:tcMar>
               <w:top w:type="dxa" w:w="60"/>
@@ -9048,7 +9851,7 @@
         </w:tc>
         <w:tc>
           <w:tcPr>
-            <w:tcW w:type="pct" w:w="56%"/>
+            <w:tcW w:type="pct" w:w="2800"/>
             <w:shd w:fill="F5F2E8" w:val="clear"/>
             <w:tcMar>
               <w:top w:type="dxa" w:w="60"/>
@@ -9082,7 +9885,7 @@
         </w:trPr>
         <w:tc>
           <w:tcPr>
-            <w:tcW w:type="pct" w:w="34%"/>
+            <w:tcW w:type="pct" w:w="1700"/>
             <w:tcMar>
               <w:top w:type="dxa" w:w="60"/>
               <w:left w:type="dxa" w:w="100"/>
@@ -9110,7 +9913,7 @@
         </w:tc>
         <w:tc>
           <w:tcPr>
-            <w:tcW w:type="pct" w:w="10%"/>
+            <w:tcW w:type="pct" w:w="500"/>
             <w:tcMar>
               <w:top w:type="dxa" w:w="60"/>
               <w:left w:type="dxa" w:w="100"/>
@@ -9138,7 +9941,7 @@
         </w:tc>
         <w:tc>
           <w:tcPr>
-            <w:tcW w:type="pct" w:w="56%"/>
+            <w:tcW w:type="pct" w:w="2800"/>
             <w:tcMar>
               <w:top w:type="dxa" w:w="60"/>
               <w:left w:type="dxa" w:w="100"/>
@@ -9190,6 +9993,7 @@
         </w:pBdr>
         <w:spacing w:after="180" w:before="400" w:line="400" w:lineRule="atLeast"/>
       </w:pPr>
+      <w:bookmarkStart w:name="_Toc20" w:id="20"/>
       <w:r>
         <w:rPr>
           <w:rFonts w:ascii="Times New Roman" w:cs="Times New Roman" w:eastAsia="Times New Roman" w:hAnsi="Times New Roman"/>
@@ -9201,6 +10005,7 @@
         </w:rPr>
         <w:t xml:space="preserve">Часть VIII. Каталог фигур: 300 и 600 dpi</w:t>
       </w:r>
+      <w:bookmarkEnd w:id="20"/>
     </w:p>
     <w:p>
       <w:pPr>
@@ -9228,7 +10033,7 @@
           <wp:inline distT="0" distB="0" distL="0" distR="0">
             <wp:extent cx="5143500" cy="3333750"/>
             <wp:effectExtent t="0" r="0" b="0" l="0"/>
-            <wp:docPr id="1" name="" descr="" title=""/>
+            <wp:docPr id="10" name="" descr="" title=""/>
             <wp:cNvGraphicFramePr>
               <a:graphicFrameLocks xmlns:a="http://schemas.openxmlformats.org/drawingml/2006/main" noChangeAspect="1"/>
             </wp:cNvGraphicFramePr>
@@ -9291,7 +10096,7 @@
           <wp:inline distT="0" distB="0" distL="0" distR="0">
             <wp:extent cx="5143500" cy="3333750"/>
             <wp:effectExtent t="0" r="0" b="0" l="0"/>
-            <wp:docPr id="1" name="" descr="" title=""/>
+            <wp:docPr id="11" name="" descr="" title=""/>
             <wp:cNvGraphicFramePr>
               <a:graphicFrameLocks xmlns:a="http://schemas.openxmlformats.org/drawingml/2006/main" noChangeAspect="1"/>
             </wp:cNvGraphicFramePr>
@@ -9354,7 +10159,7 @@
           <wp:inline distT="0" distB="0" distL="0" distR="0">
             <wp:extent cx="5143500" cy="3333750"/>
             <wp:effectExtent t="0" r="0" b="0" l="0"/>
-            <wp:docPr id="1" name="" descr="" title=""/>
+            <wp:docPr id="12" name="" descr="" title=""/>
             <wp:cNvGraphicFramePr>
               <a:graphicFrameLocks xmlns:a="http://schemas.openxmlformats.org/drawingml/2006/main" noChangeAspect="1"/>
             </wp:cNvGraphicFramePr>
@@ -9417,7 +10222,7 @@
           <wp:inline distT="0" distB="0" distL="0" distR="0">
             <wp:extent cx="5143500" cy="3333750"/>
             <wp:effectExtent t="0" r="0" b="0" l="0"/>
-            <wp:docPr id="1" name="" descr="" title=""/>
+            <wp:docPr id="13" name="" descr="" title=""/>
             <wp:cNvGraphicFramePr>
               <a:graphicFrameLocks xmlns:a="http://schemas.openxmlformats.org/drawingml/2006/main" noChangeAspect="1"/>
             </wp:cNvGraphicFramePr>
@@ -9494,6 +10299,7 @@
         </w:pBdr>
         <w:spacing w:after="180" w:before="400" w:line="400" w:lineRule="atLeast"/>
       </w:pPr>
+      <w:bookmarkStart w:name="_Toc21" w:id="21"/>
       <w:r>
         <w:rPr>
           <w:rFonts w:ascii="Times New Roman" w:cs="Times New Roman" w:eastAsia="Times New Roman" w:hAnsi="Times New Roman"/>
@@ -9505,6 +10311,7 @@
         </w:rPr>
         <w:t xml:space="preserve">Часть IX. Коды на разных языках</w:t>
       </w:r>
+      <w:bookmarkEnd w:id="21"/>
     </w:p>
     <w:p>
       <w:pPr>
@@ -9542,7 +10349,7 @@
     </w:p>
     <w:tbl>
       <w:tblPr>
-        <w:tblW w:type="pct" w:w="100%"/>
+        <w:tblW w:type="pct" w:w="5000"/>
         <w:tblBorders>
           <w:top w:val="single" w:color="C9A84C" w:sz="6"/>
           <w:left w:val="none" w:color="FFFFFF" w:sz="0"/>
@@ -9553,10 +10360,10 @@
         </w:tblBorders>
       </w:tblPr>
       <w:tblGrid>
-        <w:gridCol w:w="100"/>
-        <w:gridCol w:w="100"/>
-        <w:gridCol w:w="100"/>
-        <w:gridCol w:w="100"/>
+        <w:gridCol w:w="1758"/>
+        <w:gridCol w:w="1933"/>
+        <w:gridCol w:w="2285"/>
+        <w:gridCol w:w="2812"/>
       </w:tblGrid>
       <w:tr>
         <w:trPr>
@@ -9565,7 +10372,7 @@
         </w:trPr>
         <w:tc>
           <w:tcPr>
-            <w:tcW w:type="pct" w:w="20%"/>
+            <w:tcW w:type="pct" w:w="1000"/>
             <w:shd w:fill="C9A84C" w:val="clear"/>
             <w:tcMar>
               <w:top w:type="dxa" w:w="60"/>
@@ -9594,7 +10401,7 @@
         </w:tc>
         <w:tc>
           <w:tcPr>
-            <w:tcW w:type="pct" w:w="22%"/>
+            <w:tcW w:type="pct" w:w="1100"/>
             <w:shd w:fill="C9A84C" w:val="clear"/>
             <w:tcMar>
               <w:top w:type="dxa" w:w="60"/>
@@ -9623,7 +10430,7 @@
         </w:tc>
         <w:tc>
           <w:tcPr>
-            <w:tcW w:type="pct" w:w="26%"/>
+            <w:tcW w:type="pct" w:w="1300"/>
             <w:shd w:fill="C9A84C" w:val="clear"/>
             <w:tcMar>
               <w:top w:type="dxa" w:w="60"/>
@@ -9652,7 +10459,7 @@
         </w:tc>
         <w:tc>
           <w:tcPr>
-            <w:tcW w:type="pct" w:w="32%"/>
+            <w:tcW w:type="pct" w:w="1600"/>
             <w:shd w:fill="C9A84C" w:val="clear"/>
             <w:tcMar>
               <w:top w:type="dxa" w:w="60"/>
@@ -9686,7 +10493,7 @@
         </w:trPr>
         <w:tc>
           <w:tcPr>
-            <w:tcW w:type="pct" w:w="20%"/>
+            <w:tcW w:type="pct" w:w="1000"/>
             <w:tcMar>
               <w:top w:type="dxa" w:w="60"/>
               <w:left w:type="dxa" w:w="100"/>
@@ -9714,7 +10521,7 @@
         </w:tc>
         <w:tc>
           <w:tcPr>
-            <w:tcW w:type="pct" w:w="22%"/>
+            <w:tcW w:type="pct" w:w="1100"/>
             <w:tcMar>
               <w:top w:type="dxa" w:w="60"/>
               <w:left w:type="dxa" w:w="100"/>
@@ -9742,7 +10549,7 @@
         </w:tc>
         <w:tc>
           <w:tcPr>
-            <w:tcW w:type="pct" w:w="26%"/>
+            <w:tcW w:type="pct" w:w="1300"/>
             <w:tcMar>
               <w:top w:type="dxa" w:w="60"/>
               <w:left w:type="dxa" w:w="100"/>
@@ -9770,7 +10577,7 @@
         </w:tc>
         <w:tc>
           <w:tcPr>
-            <w:tcW w:type="pct" w:w="32%"/>
+            <w:tcW w:type="pct" w:w="1600"/>
             <w:tcMar>
               <w:top w:type="dxa" w:w="60"/>
               <w:left w:type="dxa" w:w="100"/>
@@ -9803,7 +10610,7 @@
         </w:trPr>
         <w:tc>
           <w:tcPr>
-            <w:tcW w:type="pct" w:w="20%"/>
+            <w:tcW w:type="pct" w:w="1000"/>
             <w:shd w:fill="F5F2E8" w:val="clear"/>
             <w:tcMar>
               <w:top w:type="dxa" w:w="60"/>
@@ -9832,7 +10639,7 @@
         </w:tc>
         <w:tc>
           <w:tcPr>
-            <w:tcW w:type="pct" w:w="22%"/>
+            <w:tcW w:type="pct" w:w="1100"/>
             <w:shd w:fill="F5F2E8" w:val="clear"/>
             <w:tcMar>
               <w:top w:type="dxa" w:w="60"/>
@@ -9861,7 +10668,7 @@
         </w:tc>
         <w:tc>
           <w:tcPr>
-            <w:tcW w:type="pct" w:w="26%"/>
+            <w:tcW w:type="pct" w:w="1300"/>
             <w:shd w:fill="F5F2E8" w:val="clear"/>
             <w:tcMar>
               <w:top w:type="dxa" w:w="60"/>
@@ -9890,7 +10697,7 @@
         </w:tc>
         <w:tc>
           <w:tcPr>
-            <w:tcW w:type="pct" w:w="32%"/>
+            <w:tcW w:type="pct" w:w="1600"/>
             <w:shd w:fill="F5F2E8" w:val="clear"/>
             <w:tcMar>
               <w:top w:type="dxa" w:w="60"/>
@@ -9924,7 +10731,7 @@
         </w:trPr>
         <w:tc>
           <w:tcPr>
-            <w:tcW w:type="pct" w:w="20%"/>
+            <w:tcW w:type="pct" w:w="1000"/>
             <w:tcMar>
               <w:top w:type="dxa" w:w="60"/>
               <w:left w:type="dxa" w:w="100"/>
@@ -9952,7 +10759,7 @@
         </w:tc>
         <w:tc>
           <w:tcPr>
-            <w:tcW w:type="pct" w:w="22%"/>
+            <w:tcW w:type="pct" w:w="1100"/>
             <w:tcMar>
               <w:top w:type="dxa" w:w="60"/>
               <w:left w:type="dxa" w:w="100"/>
@@ -9980,7 +10787,7 @@
         </w:tc>
         <w:tc>
           <w:tcPr>
-            <w:tcW w:type="pct" w:w="26%"/>
+            <w:tcW w:type="pct" w:w="1300"/>
             <w:tcMar>
               <w:top w:type="dxa" w:w="60"/>
               <w:left w:type="dxa" w:w="100"/>
@@ -10008,7 +10815,7 @@
         </w:tc>
         <w:tc>
           <w:tcPr>
-            <w:tcW w:type="pct" w:w="32%"/>
+            <w:tcW w:type="pct" w:w="1600"/>
             <w:tcMar>
               <w:top w:type="dxa" w:w="60"/>
               <w:left w:type="dxa" w:w="100"/>
@@ -10041,7 +10848,7 @@
         </w:trPr>
         <w:tc>
           <w:tcPr>
-            <w:tcW w:type="pct" w:w="20%"/>
+            <w:tcW w:type="pct" w:w="1000"/>
             <w:shd w:fill="F5F2E8" w:val="clear"/>
             <w:tcMar>
               <w:top w:type="dxa" w:w="60"/>
@@ -10070,7 +10877,7 @@
         </w:tc>
         <w:tc>
           <w:tcPr>
-            <w:tcW w:type="pct" w:w="22%"/>
+            <w:tcW w:type="pct" w:w="1100"/>
             <w:shd w:fill="F5F2E8" w:val="clear"/>
             <w:tcMar>
               <w:top w:type="dxa" w:w="60"/>
@@ -10099,7 +10906,7 @@
         </w:tc>
         <w:tc>
           <w:tcPr>
-            <w:tcW w:type="pct" w:w="26%"/>
+            <w:tcW w:type="pct" w:w="1300"/>
             <w:shd w:fill="F5F2E8" w:val="clear"/>
             <w:tcMar>
               <w:top w:type="dxa" w:w="60"/>
@@ -10128,7 +10935,7 @@
         </w:tc>
         <w:tc>
           <w:tcPr>
-            <w:tcW w:type="pct" w:w="32%"/>
+            <w:tcW w:type="pct" w:w="1600"/>
             <w:shd w:fill="F5F2E8" w:val="clear"/>
             <w:tcMar>
               <w:top w:type="dxa" w:w="60"/>
@@ -10162,7 +10969,7 @@
         </w:trPr>
         <w:tc>
           <w:tcPr>
-            <w:tcW w:type="pct" w:w="20%"/>
+            <w:tcW w:type="pct" w:w="1000"/>
             <w:tcMar>
               <w:top w:type="dxa" w:w="60"/>
               <w:left w:type="dxa" w:w="100"/>
@@ -10190,7 +10997,7 @@
         </w:tc>
         <w:tc>
           <w:tcPr>
-            <w:tcW w:type="pct" w:w="22%"/>
+            <w:tcW w:type="pct" w:w="1100"/>
             <w:tcMar>
               <w:top w:type="dxa" w:w="60"/>
               <w:left w:type="dxa" w:w="100"/>
@@ -10218,7 +11025,7 @@
         </w:tc>
         <w:tc>
           <w:tcPr>
-            <w:tcW w:type="pct" w:w="26%"/>
+            <w:tcW w:type="pct" w:w="1300"/>
             <w:tcMar>
               <w:top w:type="dxa" w:w="60"/>
               <w:left w:type="dxa" w:w="100"/>
@@ -10246,7 +11053,7 @@
         </w:tc>
         <w:tc>
           <w:tcPr>
-            <w:tcW w:type="pct" w:w="32%"/>
+            <w:tcW w:type="pct" w:w="1600"/>
             <w:tcMar>
               <w:top w:type="dxa" w:w="60"/>
               <w:left w:type="dxa" w:w="100"/>
@@ -10279,7 +11086,7 @@
         </w:trPr>
         <w:tc>
           <w:tcPr>
-            <w:tcW w:type="pct" w:w="20%"/>
+            <w:tcW w:type="pct" w:w="1000"/>
             <w:shd w:fill="F5F2E8" w:val="clear"/>
             <w:tcMar>
               <w:top w:type="dxa" w:w="60"/>
@@ -10308,7 +11115,7 @@
         </w:tc>
         <w:tc>
           <w:tcPr>
-            <w:tcW w:type="pct" w:w="22%"/>
+            <w:tcW w:type="pct" w:w="1100"/>
             <w:shd w:fill="F5F2E8" w:val="clear"/>
             <w:tcMar>
               <w:top w:type="dxa" w:w="60"/>
@@ -10337,7 +11144,7 @@
         </w:tc>
         <w:tc>
           <w:tcPr>
-            <w:tcW w:type="pct" w:w="26%"/>
+            <w:tcW w:type="pct" w:w="1300"/>
             <w:shd w:fill="F5F2E8" w:val="clear"/>
             <w:tcMar>
               <w:top w:type="dxa" w:w="60"/>
@@ -10366,7 +11173,7 @@
         </w:tc>
         <w:tc>
           <w:tcPr>
-            <w:tcW w:type="pct" w:w="32%"/>
+            <w:tcW w:type="pct" w:w="1600"/>
             <w:shd w:fill="F5F2E8" w:val="clear"/>
             <w:tcMar>
               <w:top w:type="dxa" w:w="60"/>
@@ -10400,7 +11207,7 @@
         </w:trPr>
         <w:tc>
           <w:tcPr>
-            <w:tcW w:type="pct" w:w="20%"/>
+            <w:tcW w:type="pct" w:w="1000"/>
             <w:tcMar>
               <w:top w:type="dxa" w:w="60"/>
               <w:left w:type="dxa" w:w="100"/>
@@ -10428,7 +11235,7 @@
         </w:tc>
         <w:tc>
           <w:tcPr>
-            <w:tcW w:type="pct" w:w="22%"/>
+            <w:tcW w:type="pct" w:w="1100"/>
             <w:tcMar>
               <w:top w:type="dxa" w:w="60"/>
               <w:left w:type="dxa" w:w="100"/>
@@ -10456,7 +11263,7 @@
         </w:tc>
         <w:tc>
           <w:tcPr>
-            <w:tcW w:type="pct" w:w="26%"/>
+            <w:tcW w:type="pct" w:w="1300"/>
             <w:tcMar>
               <w:top w:type="dxa" w:w="60"/>
               <w:left w:type="dxa" w:w="100"/>
@@ -10484,7 +11291,7 @@
         </w:tc>
         <w:tc>
           <w:tcPr>
-            <w:tcW w:type="pct" w:w="32%"/>
+            <w:tcW w:type="pct" w:w="1600"/>
             <w:tcMar>
               <w:top w:type="dxa" w:w="60"/>
               <w:left w:type="dxa" w:w="100"/>
@@ -10536,6 +11343,7 @@
         </w:pBdr>
         <w:spacing w:after="180" w:before="400" w:line="400" w:lineRule="atLeast"/>
       </w:pPr>
+      <w:bookmarkStart w:name="_Toc22" w:id="22"/>
       <w:r>
         <w:rPr>
           <w:rFonts w:ascii="Times New Roman" w:cs="Times New Roman" w:eastAsia="Times New Roman" w:hAnsi="Times New Roman"/>
@@ -10547,6 +11355,7 @@
         </w:rPr>
         <w:t xml:space="preserve">Часть X. Воспроизведение: полный прогон</w:t>
       </w:r>
+      <w:bookmarkEnd w:id="22"/>
     </w:p>
     <w:p>
       <w:pPr>
@@ -10728,6 +11537,7 @@
         </w:pBdr>
         <w:spacing w:after="180" w:before="400" w:line="400" w:lineRule="atLeast"/>
       </w:pPr>
+      <w:bookmarkStart w:name="_Toc23" w:id="23"/>
       <w:r>
         <w:rPr>
           <w:rFonts w:ascii="Times New Roman" w:cs="Times New Roman" w:eastAsia="Times New Roman" w:hAnsi="Times New Roman"/>
@@ -10739,12 +11549,14 @@
         </w:rPr>
         <w:t xml:space="preserve">Часть XI. Роадмап и анализ текущего этапа</w:t>
       </w:r>
+      <w:bookmarkEnd w:id="23"/>
     </w:p>
     <w:p>
       <w:pPr>
         <w:pStyle w:val="Heading2"/>
         <w:spacing w:after="120" w:before="280" w:line="360" w:lineRule="atLeast"/>
       </w:pPr>
+      <w:bookmarkStart w:name="_Toc24" w:id="24"/>
       <w:r>
         <w:rPr>
           <w:rFonts w:ascii="Times New Roman" w:cs="Times New Roman" w:eastAsia="Times New Roman" w:hAnsi="Times New Roman"/>
@@ -10756,6 +11568,7 @@
         </w:rPr>
         <w:t xml:space="preserve">XI.1. Где находится исследование</w:t>
       </w:r>
+      <w:bookmarkEnd w:id="24"/>
     </w:p>
     <w:p>
       <w:pPr>
@@ -10770,7 +11583,7 @@
           <w:sz w:val="24"/>
           <w:szCs w:val="24"/>
         </w:rPr>
-        <w:t xml:space="preserve">Проект находится после независимого аудита и его полного усвоения. Этап 1 (движок и его валидация) закрыт дважды: второй порядок сходимости подтверждён, а аудит IVP-15 символьно вывел структуру остатков движка (точные в SymPy остатки Робертса–Оширо, порядки p = 1,97–2,08 на окне верификатора), локализовав ограничение учёта C1 (F-3, честно задокументировано, поле спящее, обратной связи в динамику нет). Этап 2 (измерительные кампании) закрыт с учётом поправок аудита: лестница A* зафиксирована как дрейфующая наблюдаемая фиксированной сетки (отзыв ложного согласия 1,06e-6 по F-1), обе ветви порога измерены, якорное произведение зачтено на якорном уровне, закон пола измерен как закон с предмножителем (13 ± 1)/N — а сам дрейф теперь теорема (T10, кампания C6), а не досадная помеха. Этап 3 (мост как модель) закрыт: замкнутые формы, кривые Пейджа, аудит Хаара и отображение пяти шкал зафиксированы, закреплены тестами и независимо выведены с 50 знаками (IVP-04). Этап 4 (слой распространения) закрыт настоящим изданием v2.1.0: hires-фигуры 600 dpi, анимации, близнецы на семи языках, Excel-книга, двухтомник DOCX+PDF на двух языках и веб-приложение — каждая поверхность согласована с независимыми результатами. Этап 5 (движковая модернизация) — открыт и является единственным критическим путём к острым вопросам: победить закон пола и доминирующий канал дрейфа (накопление ошибки марша при околокритическом задерживании) истинным AMR.</w:t>
+        <w:t xml:space="preserve">Проект находится после независимого аудита и его полного усвоения. Этап 1 (движок и его валидация) закрыт дважды: второй порядок сходимости подтверждён, а аудит IVP-15 символьно вывел структуру остатков движка (точные в SymPy остатки Робертса–Оширо, порядки p = 1,97–2,08 на окне верификатора), локализовав ограничение учёта C1 (F-3, честно задокументировано, поле спящее, обратной связи в динамику нет). Этап 2 (измерительные кампании) закрыт с учётом поправок аудита: лестница A* зафиксирована как дрейфующая наблюдаемая фиксированной сетки (отзыв ложного согласия 1,06e-6 по F-1), обе ветви порога измерены, якорное произведение классифицировано как ANCHOR_ARITHMETIC внутри замороженного допуска (никогда — физический зачёт), закон пола измерен как закон с предмножителем (13 ± 1)/N — а сам дрейф теперь теорема (T10, кампания C6), а не досадная помеха. Этап 3 (мост как модель) закрыт: замкнутые формы, кривые Пейджа, аудит Хаара и отображение пяти шкал зафиксированы, закреплены тестами и независимо выведены с 50 знаками (IVP-04). Этап 4 (слой распространения) закрыт настоящим изданием v2.1.0: hires-фигуры 600 dpi, анимации, близнецы на семи языках, Excel-книга, двухтомник DOCX+PDF на двух языках и веб-приложение — каждая поверхность согласована с независимыми результатами. Этап 5 (движковая модернизация) — открыт и является единственным критическим путём к острым вопросам: победить закон пола и доминирующий канал дрейфа (накопление ошибки марша при околокритическом задерживании) истинным AMR.</w:t>
       </w:r>
     </w:p>
     <w:p>
@@ -10778,6 +11591,7 @@
         <w:pStyle w:val="Heading2"/>
         <w:spacing w:after="120" w:before="280" w:line="360" w:lineRule="atLeast"/>
       </w:pPr>
+      <w:bookmarkStart w:name="_Toc25" w:id="25"/>
       <w:r>
         <w:rPr>
           <w:rFonts w:ascii="Times New Roman" w:cs="Times New Roman" w:eastAsia="Times New Roman" w:hAnsi="Times New Roman"/>
@@ -10789,6 +11603,7 @@
         </w:rPr>
         <w:t xml:space="preserve">XI.2. Три открытых фронта</w:t>
       </w:r>
+      <w:bookmarkEnd w:id="25"/>
     </w:p>
     <w:p>
       <w:pPr>
@@ -10811,6 +11626,7 @@
         <w:pStyle w:val="Heading2"/>
         <w:spacing w:after="120" w:before="280" w:line="360" w:lineRule="atLeast"/>
       </w:pPr>
+      <w:bookmarkStart w:name="_Toc26" w:id="26"/>
       <w:r>
         <w:rPr>
           <w:rFonts w:ascii="Times New Roman" w:cs="Times New Roman" w:eastAsia="Times New Roman" w:hAnsi="Times New Roman"/>
@@ -10822,6 +11638,7 @@
         </w:rPr>
         <w:t xml:space="preserve">XI.3. Критерии завершённости v3.0</w:t>
       </w:r>
+      <w:bookmarkEnd w:id="26"/>
     </w:p>
     <w:p>
       <w:pPr>
@@ -10847,6 +11664,7 @@
         </w:pBdr>
         <w:spacing w:after="180" w:before="400" w:line="400" w:lineRule="atLeast"/>
       </w:pPr>
+      <w:bookmarkStart w:name="_Toc27" w:id="27"/>
       <w:r>
         <w:rPr>
           <w:rFonts w:ascii="Times New Roman" w:cs="Times New Roman" w:eastAsia="Times New Roman" w:hAnsi="Times New Roman"/>
@@ -10858,6 +11676,7 @@
         </w:rPr>
         <w:t xml:space="preserve">Часть XII. Глоссарий (русско-английский)</w:t>
       </w:r>
+      <w:bookmarkEnd w:id="27"/>
     </w:p>
     <w:p>
       <w:pPr>
@@ -10879,7 +11698,7 @@
     </w:p>
     <w:tbl>
       <w:tblPr>
-        <w:tblW w:type="pct" w:w="100%"/>
+        <w:tblW w:type="pct" w:w="5000"/>
         <w:tblBorders>
           <w:top w:val="single" w:color="C9A84C" w:sz="6"/>
           <w:left w:val="none" w:color="FFFFFF" w:sz="0"/>
@@ -10890,9 +11709,9 @@
         </w:tblBorders>
       </w:tblPr>
       <w:tblGrid>
-        <w:gridCol w:w="100"/>
-        <w:gridCol w:w="100"/>
-        <w:gridCol w:w="100"/>
+        <w:gridCol w:w="2109"/>
+        <w:gridCol w:w="2109"/>
+        <w:gridCol w:w="4570"/>
       </w:tblGrid>
       <w:tr>
         <w:trPr>
@@ -10901,7 +11720,7 @@
         </w:trPr>
         <w:tc>
           <w:tcPr>
-            <w:tcW w:type="pct" w:w="24%"/>
+            <w:tcW w:type="pct" w:w="1200"/>
             <w:shd w:fill="C9A84C" w:val="clear"/>
             <w:tcMar>
               <w:top w:type="dxa" w:w="60"/>
@@ -10930,7 +11749,7 @@
         </w:tc>
         <w:tc>
           <w:tcPr>
-            <w:tcW w:type="pct" w:w="24%"/>
+            <w:tcW w:type="pct" w:w="1200"/>
             <w:shd w:fill="C9A84C" w:val="clear"/>
             <w:tcMar>
               <w:top w:type="dxa" w:w="60"/>
@@ -10959,7 +11778,7 @@
         </w:tc>
         <w:tc>
           <w:tcPr>
-            <w:tcW w:type="pct" w:w="52%"/>
+            <w:tcW w:type="pct" w:w="2600"/>
             <w:shd w:fill="C9A84C" w:val="clear"/>
             <w:tcMar>
               <w:top w:type="dxa" w:w="60"/>
@@ -10993,7 +11812,7 @@
         </w:trPr>
         <w:tc>
           <w:tcPr>
-            <w:tcW w:type="pct" w:w="24%"/>
+            <w:tcW w:type="pct" w:w="1200"/>
             <w:tcMar>
               <w:top w:type="dxa" w:w="60"/>
               <w:left w:type="dxa" w:w="100"/>
@@ -11021,7 +11840,7 @@
         </w:tc>
         <w:tc>
           <w:tcPr>
-            <w:tcW w:type="pct" w:w="24%"/>
+            <w:tcW w:type="pct" w:w="1200"/>
             <w:tcMar>
               <w:top w:type="dxa" w:w="60"/>
               <w:left w:type="dxa" w:w="100"/>
@@ -11049,7 +11868,7 @@
         </w:tc>
         <w:tc>
           <w:tcPr>
-            <w:tcW w:type="pct" w:w="52%"/>
+            <w:tcW w:type="pct" w:w="2600"/>
             <w:tcMar>
               <w:top w:type="dxa" w:w="60"/>
               <w:left w:type="dxa" w:w="100"/>
@@ -11082,7 +11901,7 @@
         </w:trPr>
         <w:tc>
           <w:tcPr>
-            <w:tcW w:type="pct" w:w="24%"/>
+            <w:tcW w:type="pct" w:w="1200"/>
             <w:shd w:fill="F5F2E8" w:val="clear"/>
             <w:tcMar>
               <w:top w:type="dxa" w:w="60"/>
@@ -11111,7 +11930,7 @@
         </w:tc>
         <w:tc>
           <w:tcPr>
-            <w:tcW w:type="pct" w:w="24%"/>
+            <w:tcW w:type="pct" w:w="1200"/>
             <w:shd w:fill="F5F2E8" w:val="clear"/>
             <w:tcMar>
               <w:top w:type="dxa" w:w="60"/>
@@ -11140,7 +11959,7 @@
         </w:tc>
         <w:tc>
           <w:tcPr>
-            <w:tcW w:type="pct" w:w="52%"/>
+            <w:tcW w:type="pct" w:w="2600"/>
             <w:shd w:fill="F5F2E8" w:val="clear"/>
             <w:tcMar>
               <w:top w:type="dxa" w:w="60"/>
@@ -11174,7 +11993,7 @@
         </w:trPr>
         <w:tc>
           <w:tcPr>
-            <w:tcW w:type="pct" w:w="24%"/>
+            <w:tcW w:type="pct" w:w="1200"/>
             <w:tcMar>
               <w:top w:type="dxa" w:w="60"/>
               <w:left w:type="dxa" w:w="100"/>
@@ -11202,7 +12021,7 @@
         </w:tc>
         <w:tc>
           <w:tcPr>
-            <w:tcW w:type="pct" w:w="24%"/>
+            <w:tcW w:type="pct" w:w="1200"/>
             <w:tcMar>
               <w:top w:type="dxa" w:w="60"/>
               <w:left w:type="dxa" w:w="100"/>
@@ -11230,7 +12049,7 @@
         </w:tc>
         <w:tc>
           <w:tcPr>
-            <w:tcW w:type="pct" w:w="52%"/>
+            <w:tcW w:type="pct" w:w="2600"/>
             <w:tcMar>
               <w:top w:type="dxa" w:w="60"/>
               <w:left w:type="dxa" w:w="100"/>
@@ -11263,7 +12082,7 @@
         </w:trPr>
         <w:tc>
           <w:tcPr>
-            <w:tcW w:type="pct" w:w="24%"/>
+            <w:tcW w:type="pct" w:w="1200"/>
             <w:shd w:fill="F5F2E8" w:val="clear"/>
             <w:tcMar>
               <w:top w:type="dxa" w:w="60"/>
@@ -11292,7 +12111,7 @@
         </w:tc>
         <w:tc>
           <w:tcPr>
-            <w:tcW w:type="pct" w:w="24%"/>
+            <w:tcW w:type="pct" w:w="1200"/>
             <w:shd w:fill="F5F2E8" w:val="clear"/>
             <w:tcMar>
               <w:top w:type="dxa" w:w="60"/>
@@ -11321,7 +12140,7 @@
         </w:tc>
         <w:tc>
           <w:tcPr>
-            <w:tcW w:type="pct" w:w="52%"/>
+            <w:tcW w:type="pct" w:w="2600"/>
             <w:shd w:fill="F5F2E8" w:val="clear"/>
             <w:tcMar>
               <w:top w:type="dxa" w:w="60"/>
@@ -11355,7 +12174,7 @@
         </w:trPr>
         <w:tc>
           <w:tcPr>
-            <w:tcW w:type="pct" w:w="24%"/>
+            <w:tcW w:type="pct" w:w="1200"/>
             <w:tcMar>
               <w:top w:type="dxa" w:w="60"/>
               <w:left w:type="dxa" w:w="100"/>
@@ -11383,7 +12202,7 @@
         </w:tc>
         <w:tc>
           <w:tcPr>
-            <w:tcW w:type="pct" w:w="24%"/>
+            <w:tcW w:type="pct" w:w="1200"/>
             <w:tcMar>
               <w:top w:type="dxa" w:w="60"/>
               <w:left w:type="dxa" w:w="100"/>
@@ -11411,7 +12230,7 @@
         </w:tc>
         <w:tc>
           <w:tcPr>
-            <w:tcW w:type="pct" w:w="52%"/>
+            <w:tcW w:type="pct" w:w="2600"/>
             <w:tcMar>
               <w:top w:type="dxa" w:w="60"/>
               <w:left w:type="dxa" w:w="100"/>
@@ -11444,7 +12263,7 @@
         </w:trPr>
         <w:tc>
           <w:tcPr>
-            <w:tcW w:type="pct" w:w="24%"/>
+            <w:tcW w:type="pct" w:w="1200"/>
             <w:shd w:fill="F5F2E8" w:val="clear"/>
             <w:tcMar>
               <w:top w:type="dxa" w:w="60"/>
@@ -11473,7 +12292,7 @@
         </w:tc>
         <w:tc>
           <w:tcPr>
-            <w:tcW w:type="pct" w:w="24%"/>
+            <w:tcW w:type="pct" w:w="1200"/>
             <w:shd w:fill="F5F2E8" w:val="clear"/>
             <w:tcMar>
               <w:top w:type="dxa" w:w="60"/>
@@ -11502,7 +12321,7 @@
         </w:tc>
         <w:tc>
           <w:tcPr>
-            <w:tcW w:type="pct" w:w="52%"/>
+            <w:tcW w:type="pct" w:w="2600"/>
             <w:shd w:fill="F5F2E8" w:val="clear"/>
             <w:tcMar>
               <w:top w:type="dxa" w:w="60"/>
@@ -11536,7 +12355,7 @@
         </w:trPr>
         <w:tc>
           <w:tcPr>
-            <w:tcW w:type="pct" w:w="24%"/>
+            <w:tcW w:type="pct" w:w="1200"/>
             <w:tcMar>
               <w:top w:type="dxa" w:w="60"/>
               <w:left w:type="dxa" w:w="100"/>
@@ -11564,7 +12383,7 @@
         </w:tc>
         <w:tc>
           <w:tcPr>
-            <w:tcW w:type="pct" w:w="24%"/>
+            <w:tcW w:type="pct" w:w="1200"/>
             <w:tcMar>
               <w:top w:type="dxa" w:w="60"/>
               <w:left w:type="dxa" w:w="100"/>
@@ -11592,7 +12411,7 @@
         </w:tc>
         <w:tc>
           <w:tcPr>
-            <w:tcW w:type="pct" w:w="52%"/>
+            <w:tcW w:type="pct" w:w="2600"/>
             <w:tcMar>
               <w:top w:type="dxa" w:w="60"/>
               <w:left w:type="dxa" w:w="100"/>
@@ -11625,7 +12444,7 @@
         </w:trPr>
         <w:tc>
           <w:tcPr>
-            <w:tcW w:type="pct" w:w="24%"/>
+            <w:tcW w:type="pct" w:w="1200"/>
             <w:shd w:fill="F5F2E8" w:val="clear"/>
             <w:tcMar>
               <w:top w:type="dxa" w:w="60"/>
@@ -11654,7 +12473,7 @@
         </w:tc>
         <w:tc>
           <w:tcPr>
-            <w:tcW w:type="pct" w:w="24%"/>
+            <w:tcW w:type="pct" w:w="1200"/>
             <w:shd w:fill="F5F2E8" w:val="clear"/>
             <w:tcMar>
               <w:top w:type="dxa" w:w="60"/>
@@ -11683,7 +12502,7 @@
         </w:tc>
         <w:tc>
           <w:tcPr>
-            <w:tcW w:type="pct" w:w="52%"/>
+            <w:tcW w:type="pct" w:w="2600"/>
             <w:shd w:fill="F5F2E8" w:val="clear"/>
             <w:tcMar>
               <w:top w:type="dxa" w:w="60"/>
@@ -11717,7 +12536,7 @@
         </w:trPr>
         <w:tc>
           <w:tcPr>
-            <w:tcW w:type="pct" w:w="24%"/>
+            <w:tcW w:type="pct" w:w="1200"/>
             <w:tcMar>
               <w:top w:type="dxa" w:w="60"/>
               <w:left w:type="dxa" w:w="100"/>
@@ -11745,7 +12564,7 @@
         </w:tc>
         <w:tc>
           <w:tcPr>
-            <w:tcW w:type="pct" w:w="24%"/>
+            <w:tcW w:type="pct" w:w="1200"/>
             <w:tcMar>
               <w:top w:type="dxa" w:w="60"/>
               <w:left w:type="dxa" w:w="100"/>
@@ -11773,7 +12592,7 @@
         </w:tc>
         <w:tc>
           <w:tcPr>
-            <w:tcW w:type="pct" w:w="52%"/>
+            <w:tcW w:type="pct" w:w="2600"/>
             <w:tcMar>
               <w:top w:type="dxa" w:w="60"/>
               <w:left w:type="dxa" w:w="100"/>
@@ -11806,7 +12625,7 @@
         </w:trPr>
         <w:tc>
           <w:tcPr>
-            <w:tcW w:type="pct" w:w="24%"/>
+            <w:tcW w:type="pct" w:w="1200"/>
             <w:shd w:fill="F5F2E8" w:val="clear"/>
             <w:tcMar>
               <w:top w:type="dxa" w:w="60"/>
@@ -11835,7 +12654,7 @@
         </w:tc>
         <w:tc>
           <w:tcPr>
-            <w:tcW w:type="pct" w:w="24%"/>
+            <w:tcW w:type="pct" w:w="1200"/>
             <w:shd w:fill="F5F2E8" w:val="clear"/>
             <w:tcMar>
               <w:top w:type="dxa" w:w="60"/>
@@ -11864,7 +12683,7 @@
         </w:tc>
         <w:tc>
           <w:tcPr>
-            <w:tcW w:type="pct" w:w="52%"/>
+            <w:tcW w:type="pct" w:w="2600"/>
             <w:shd w:fill="F5F2E8" w:val="clear"/>
             <w:tcMar>
               <w:top w:type="dxa" w:w="60"/>
@@ -11898,7 +12717,7 @@
         </w:trPr>
         <w:tc>
           <w:tcPr>
-            <w:tcW w:type="pct" w:w="24%"/>
+            <w:tcW w:type="pct" w:w="1200"/>
             <w:tcMar>
               <w:top w:type="dxa" w:w="60"/>
               <w:left w:type="dxa" w:w="100"/>
@@ -11926,7 +12745,7 @@
         </w:tc>
         <w:tc>
           <w:tcPr>
-            <w:tcW w:type="pct" w:w="24%"/>
+            <w:tcW w:type="pct" w:w="1200"/>
             <w:tcMar>
               <w:top w:type="dxa" w:w="60"/>
               <w:left w:type="dxa" w:w="100"/>
@@ -11954,7 +12773,7 @@
         </w:tc>
         <w:tc>
           <w:tcPr>
-            <w:tcW w:type="pct" w:w="52%"/>
+            <w:tcW w:type="pct" w:w="2600"/>
             <w:tcMar>
               <w:top w:type="dxa" w:w="60"/>
               <w:left w:type="dxa" w:w="100"/>
@@ -11987,7 +12806,7 @@
         </w:trPr>
         <w:tc>
           <w:tcPr>
-            <w:tcW w:type="pct" w:w="24%"/>
+            <w:tcW w:type="pct" w:w="1200"/>
             <w:shd w:fill="F5F2E8" w:val="clear"/>
             <w:tcMar>
               <w:top w:type="dxa" w:w="60"/>
@@ -12016,7 +12835,7 @@
         </w:tc>
         <w:tc>
           <w:tcPr>
-            <w:tcW w:type="pct" w:w="24%"/>
+            <w:tcW w:type="pct" w:w="1200"/>
             <w:shd w:fill="F5F2E8" w:val="clear"/>
             <w:tcMar>
               <w:top w:type="dxa" w:w="60"/>
@@ -12045,7 +12864,7 @@
         </w:tc>
         <w:tc>
           <w:tcPr>
-            <w:tcW w:type="pct" w:w="52%"/>
+            <w:tcW w:type="pct" w:w="2600"/>
             <w:shd w:fill="F5F2E8" w:val="clear"/>
             <w:tcMar>
               <w:top w:type="dxa" w:w="60"/>
@@ -12079,7 +12898,7 @@
         </w:trPr>
         <w:tc>
           <w:tcPr>
-            <w:tcW w:type="pct" w:w="24%"/>
+            <w:tcW w:type="pct" w:w="1200"/>
             <w:tcMar>
               <w:top w:type="dxa" w:w="60"/>
               <w:left w:type="dxa" w:w="100"/>
@@ -12107,7 +12926,7 @@
         </w:tc>
         <w:tc>
           <w:tcPr>
-            <w:tcW w:type="pct" w:w="24%"/>
+            <w:tcW w:type="pct" w:w="1200"/>
             <w:tcMar>
               <w:top w:type="dxa" w:w="60"/>
               <w:left w:type="dxa" w:w="100"/>
@@ -12135,7 +12954,7 @@
         </w:tc>
         <w:tc>
           <w:tcPr>
-            <w:tcW w:type="pct" w:w="52%"/>
+            <w:tcW w:type="pct" w:w="2600"/>
             <w:tcMar>
               <w:top w:type="dxa" w:w="60"/>
               <w:left w:type="dxa" w:w="100"/>
@@ -12168,7 +12987,7 @@
         </w:trPr>
         <w:tc>
           <w:tcPr>
-            <w:tcW w:type="pct" w:w="24%"/>
+            <w:tcW w:type="pct" w:w="1200"/>
             <w:shd w:fill="F5F2E8" w:val="clear"/>
             <w:tcMar>
               <w:top w:type="dxa" w:w="60"/>
@@ -12197,7 +13016,7 @@
         </w:tc>
         <w:tc>
           <w:tcPr>
-            <w:tcW w:type="pct" w:w="24%"/>
+            <w:tcW w:type="pct" w:w="1200"/>
             <w:shd w:fill="F5F2E8" w:val="clear"/>
             <w:tcMar>
               <w:top w:type="dxa" w:w="60"/>
@@ -12226,7 +13045,7 @@
         </w:tc>
         <w:tc>
           <w:tcPr>
-            <w:tcW w:type="pct" w:w="52%"/>
+            <w:tcW w:type="pct" w:w="2600"/>
             <w:shd w:fill="F5F2E8" w:val="clear"/>
             <w:tcMar>
               <w:top w:type="dxa" w:w="60"/>
@@ -12263,6 +13082,7 @@
         </w:pBdr>
         <w:spacing w:after="180" w:before="400" w:line="400" w:lineRule="atLeast"/>
       </w:pPr>
+      <w:bookmarkStart w:name="_Toc28" w:id="28"/>
       <w:r>
         <w:rPr>
           <w:rFonts w:ascii="Times New Roman" w:cs="Times New Roman" w:eastAsia="Times New Roman" w:hAnsi="Times New Roman"/>
@@ -12274,12 +13094,14 @@
         </w:rPr>
         <w:t xml:space="preserve">Часть XIII. Часто задаваемые вопросы</w:t>
       </w:r>
+      <w:bookmarkEnd w:id="28"/>
     </w:p>
     <w:p>
       <w:pPr>
         <w:pStyle w:val="Heading2"/>
         <w:spacing w:after="120" w:before="280" w:line="360" w:lineRule="atLeast"/>
       </w:pPr>
+      <w:bookmarkStart w:name="_Toc29" w:id="29"/>
       <w:r>
         <w:rPr>
           <w:rFonts w:ascii="Times New Roman" w:cs="Times New Roman" w:eastAsia="Times New Roman" w:hAnsi="Times New Roman"/>
@@ -12291,6 +13113,7 @@
         </w:rPr>
         <w:t xml:space="preserve">Почему в ансамбле три члена и именно такие f~?</w:t>
       </w:r>
+      <w:bookmarkEnd w:id="29"/>
     </w:p>
     <w:p>
       <w:pPr>
@@ -12313,6 +13136,7 @@
         <w:pStyle w:val="Heading2"/>
         <w:spacing w:after="120" w:before="280" w:line="360" w:lineRule="atLeast"/>
       </w:pPr>
+      <w:bookmarkStart w:name="_Toc30" w:id="30"/>
       <w:r>
         <w:rPr>
           <w:rFonts w:ascii="Times New Roman" w:cs="Times New Roman" w:eastAsia="Times New Roman" w:hAnsi="Times New Roman"/>
@@ -12324,6 +13148,7 @@
         </w:rPr>
         <w:t xml:space="preserve">Почему γ_Ch не используется как цель подгонки?</w:t>
       </w:r>
+      <w:bookmarkEnd w:id="30"/>
     </w:p>
     <w:p>
       <w:pPr>
@@ -12346,6 +13171,7 @@
         <w:pStyle w:val="Heading2"/>
         <w:spacing w:after="120" w:before="280" w:line="360" w:lineRule="atLeast"/>
       </w:pPr>
+      <w:bookmarkStart w:name="_Toc31" w:id="31"/>
       <w:r>
         <w:rPr>
           <w:rFonts w:ascii="Times New Roman" w:cs="Times New Roman" w:eastAsia="Times New Roman" w:hAnsi="Times New Roman"/>
@@ -12357,6 +13183,7 @@
         </w:rPr>
         <w:t xml:space="preserve">Почему A* различается между сетками — движок сломан?</w:t>
       </w:r>
+      <w:bookmarkEnd w:id="31"/>
     </w:p>
     <w:p>
       <w:pPr>
@@ -12379,6 +13206,7 @@
         <w:pStyle w:val="Heading2"/>
         <w:spacing w:after="120" w:before="280" w:line="360" w:lineRule="atLeast"/>
       </w:pPr>
+      <w:bookmarkStart w:name="_Toc32" w:id="32"/>
       <w:r>
         <w:rPr>
           <w:rFonts w:ascii="Times New Roman" w:cs="Times New Roman" w:eastAsia="Times New Roman" w:hAnsi="Times New Roman"/>
@@ -12390,6 +13218,7 @@
         </w:rPr>
         <w:t xml:space="preserve">Что означает «все кампании с чистого листа»?</w:t>
       </w:r>
+      <w:bookmarkEnd w:id="32"/>
     </w:p>
     <w:p>
       <w:pPr>
@@ -12412,6 +13241,7 @@
         <w:pStyle w:val="Heading2"/>
         <w:spacing w:after="120" w:before="280" w:line="360" w:lineRule="atLeast"/>
       </w:pPr>
+      <w:bookmarkStart w:name="_Toc33" w:id="33"/>
       <w:r>
         <w:rPr>
           <w:rFonts w:ascii="Times New Roman" w:cs="Times New Roman" w:eastAsia="Times New Roman" w:hAnsi="Times New Roman"/>
@@ -12423,6 +13253,7 @@
         </w:rPr>
         <w:t xml:space="preserve">Почему PDF-редакции делаются из DOCX, а не напрямую?</w:t>
       </w:r>
+      <w:bookmarkEnd w:id="33"/>
     </w:p>
     <w:p>
       <w:pPr>
@@ -12445,6 +13276,7 @@
         <w:pStyle w:val="Heading2"/>
         <w:spacing w:after="120" w:before="280" w:line="360" w:lineRule="atLeast"/>
       </w:pPr>
+      <w:bookmarkStart w:name="_Toc34" w:id="34"/>
       <w:r>
         <w:rPr>
           <w:rFonts w:ascii="Times New Roman" w:cs="Times New Roman" w:eastAsia="Times New Roman" w:hAnsi="Times New Roman"/>
@@ -12456,6 +13288,7 @@
         </w:rPr>
         <w:t xml:space="preserve">Как расширить пакет новой кампанией?</w:t>
       </w:r>
+      <w:bookmarkEnd w:id="34"/>
     </w:p>
     <w:p>
       <w:pPr>
@@ -12474,8 +13307,8 @@
       </w:r>
     </w:p>
     <w:sectPr>
-      <w:headerReference w:type="default" r:id="rId9"/>
-      <w:footerReference w:type="default" r:id="rId10"/>
+      <w:headerReference w:type="default" r:id="rId8"/>
+      <w:footerReference w:type="default" r:id="rId9"/>
       <w:type w:val="nextPage"/>
       <w:pgSz w:w="11906" w:h="16838" w:orient="portrait"/>
       <w:pgMar w:top="1440" w:right="1417" w:bottom="1440" w:left="1701" w:header="708" w:footer="708" w:gutter="0"/>
@@ -12484,10 +13317,6 @@
     </w:sectPr>
   </w:body>
 </w:document>
-</file>
-
-<file path=word/comments.xml><?xml version="1.0" encoding="utf-8"?>
-<w:comments xmlns:cx="http://schemas.microsoft.com/office/drawing/2014/chartex" xmlns:cx1="http://schemas.microsoft.com/office/drawing/2015/9/8/chartex" xmlns:cx2="http://schemas.microsoft.com/office/drawing/2015/10/21/chartex" xmlns:cx3="http://schemas.microsoft.com/office/drawing/2016/5/9/chartex" xmlns:cx4="http://schemas.microsoft.com/office/drawing/2016/5/10/chartex" xmlns:cx5="http://schemas.microsoft.com/office/drawing/2016/5/11/chartex" xmlns:cx6="http://schemas.microsoft.com/office/drawing/2016/5/12/chartex" xmlns:cx7="http://schemas.microsoft.com/office/drawing/2016/5/13/chartex" xmlns:cx8="http://schemas.microsoft.com/office/drawing/2016/5/14/chartex" xmlns:mc="http://schemas.openxmlformats.org/markup-compatibility/2006" xmlns:aink="http://schemas.microsoft.com/office/drawing/2016/ink" xmlns:am3d="http://schemas.microsoft.com/office/drawing/2017/model3d" xmlns:o="urn:schemas-microsoft-com:office:office" xmlns:r="http://schemas.openxmlformats.org/officeDocument/2006/relationships" xmlns:m="http://schemas.openxmlformats.org/officeDocument/2006/math" xmlns:v="urn:schemas-microsoft-com:vml" xmlns:wp14="http://schemas.microsoft.com/office/word/2010/wordprocessingDrawing" xmlns:wp="http://schemas.openxmlformats.org/drawingml/2006/wordprocessingDrawing" xmlns:w10="urn:schemas-microsoft-com:office:word" xmlns:w="http://schemas.openxmlformats.org/wordprocessingml/2006/main" xmlns:w14="http://schemas.microsoft.com/office/word/2010/wordml" xmlns:w15="http://schemas.microsoft.com/office/word/2012/wordml" xmlns:w16cex="http://schemas.microsoft.com/office/word/2018/wordml/cex" xmlns:w16cid="http://schemas.microsoft.com/office/word/2016/wordml/cid" xmlns:w16="http://schemas.microsoft.com/office/word/2018/wordml" xmlns:w16sdtdh="http://schemas.microsoft.com/office/word/2020/wordml/sdtdatahash" xmlns:w16se="http://schemas.microsoft.com/office/word/2015/wordml/symex" xmlns:wpg="http://schemas.microsoft.com/office/word/2010/wordprocessingGroup" xmlns:wpi="http://schemas.microsoft.com/office/word/2010/wordprocessingInk" xmlns:wne="http://schemas.microsoft.com/office/word/2006/wordml" xmlns:wps="http://schemas.microsoft.com/office/word/2010/wordprocessingShape"/>
 </file>
 
 <file path=word/endnotes.xml><?xml version="1.0" encoding="utf-8"?>
@@ -12660,7 +13489,7 @@
 <w:numbering xmlns:wpc="http://schemas.microsoft.com/office/word/2010/wordprocessingCanvas" xmlns:mc="http://schemas.openxmlformats.org/markup-compatibility/2006" xmlns:o="urn:schemas-microsoft-com:office:office" xmlns:r="http://schemas.openxmlformats.org/officeDocument/2006/relationships" xmlns:m="http://schemas.openxmlformats.org/officeDocument/2006/math" xmlns:v="urn:schemas-microsoft-com:vml" xmlns:wp14="http://schemas.microsoft.com/office/word/2010/wordprocessingDrawing" xmlns:wp="http://schemas.openxmlformats.org/drawingml/2006/wordprocessingDrawing" xmlns:w10="urn:schemas-microsoft-com:office:word" xmlns:w="http://schemas.openxmlformats.org/wordprocessingml/2006/main" xmlns:w14="http://schemas.microsoft.com/office/word/2010/wordml" xmlns:w15="http://schemas.microsoft.com/office/word/2012/wordml" xmlns:wpg="http://schemas.microsoft.com/office/word/2010/wordprocessingGroup" xmlns:wpi="http://schemas.microsoft.com/office/word/2010/wordprocessingInk" xmlns:wne="http://schemas.microsoft.com/office/word/2006/wordml" xmlns:wps="http://schemas.microsoft.com/office/word/2010/wordprocessingShape" mc:Ignorable="w14 w15 wp14">
   <w:abstractNum w:abstractNumId="1" w15:restartNumberingAfterBreak="0">
     <w:multiLevelType w:val="hybridMultilevel"/>
-    <w:lvl w:ilvl="0" w15:tentative="1">
+    <w:lvl w:ilvl="0" w:tentative="1">
       <w:start w:val="1"/>
       <w:numFmt w:val="bullet"/>
       <w:lvlText w:val="●"/>
@@ -12669,7 +13498,7 @@
         <w:ind w:left="720" w:hanging="360"/>
       </w:pPr>
     </w:lvl>
-    <w:lvl w:ilvl="1" w15:tentative="1">
+    <w:lvl w:ilvl="1" w:tentative="1">
       <w:start w:val="1"/>
       <w:numFmt w:val="bullet"/>
       <w:lvlText w:val="○"/>
@@ -12678,7 +13507,7 @@
         <w:ind w:left="1440" w:hanging="360"/>
       </w:pPr>
     </w:lvl>
-    <w:lvl w:ilvl="2" w15:tentative="1">
+    <w:lvl w:ilvl="2" w:tentative="1">
       <w:start w:val="1"/>
       <w:numFmt w:val="bullet"/>
       <w:lvlText w:val="■"/>
@@ -12687,7 +13516,7 @@
         <w:ind w:left="2160" w:hanging="360"/>
       </w:pPr>
     </w:lvl>
-    <w:lvl w:ilvl="3" w15:tentative="1">
+    <w:lvl w:ilvl="3" w:tentative="1">
       <w:start w:val="1"/>
       <w:numFmt w:val="bullet"/>
       <w:lvlText w:val="●"/>
@@ -12696,7 +13525,7 @@
         <w:ind w:left="2880" w:hanging="360"/>
       </w:pPr>
     </w:lvl>
-    <w:lvl w:ilvl="4" w15:tentative="1">
+    <w:lvl w:ilvl="4" w:tentative="1">
       <w:start w:val="1"/>
       <w:numFmt w:val="bullet"/>
       <w:lvlText w:val="○"/>
@@ -12705,7 +13534,7 @@
         <w:ind w:left="3600" w:hanging="360"/>
       </w:pPr>
     </w:lvl>
-    <w:lvl w:ilvl="5" w15:tentative="1">
+    <w:lvl w:ilvl="5" w:tentative="1">
       <w:start w:val="1"/>
       <w:numFmt w:val="bullet"/>
       <w:lvlText w:val="■"/>
@@ -12714,7 +13543,7 @@
         <w:ind w:left="4320" w:hanging="360"/>
       </w:pPr>
     </w:lvl>
-    <w:lvl w:ilvl="6" w15:tentative="1">
+    <w:lvl w:ilvl="6" w:tentative="1">
       <w:start w:val="1"/>
       <w:numFmt w:val="bullet"/>
       <w:lvlText w:val="●"/>
@@ -12723,7 +13552,7 @@
         <w:ind w:left="5040" w:hanging="360"/>
       </w:pPr>
     </w:lvl>
-    <w:lvl w:ilvl="7" w15:tentative="1">
+    <w:lvl w:ilvl="7" w:tentative="1">
       <w:start w:val="1"/>
       <w:numFmt w:val="bullet"/>
       <w:lvlText w:val="●"/>
@@ -12732,7 +13561,7 @@
         <w:ind w:left="5760" w:hanging="360"/>
       </w:pPr>
     </w:lvl>
-    <w:lvl w:ilvl="8" w15:tentative="1">
+    <w:lvl w:ilvl="8" w:tentative="1">
       <w:start w:val="1"/>
       <w:numFmt w:val="bullet"/>
       <w:lvlText w:val="●"/>
@@ -12768,6 +13597,25 @@
       </w:pPr>
     </w:pPrDefault>
   </w:docDefaults>
+  <w:style w:type="paragraph" w:styleId="Normal" w:default="1">
+    <w:name w:val="Normal"/>
+    <w:qFormat/>
+  </w:style>
+  <w:style w:type="table" w:styleId="TableNormal" w:default="true">
+    <w:name w:val="Normal Table"/>
+    <w:uiPriority w:val="99"/>
+    <w:semiHidden/>
+    <w:unhideWhenUsed/>
+    <w:tblPr>
+      <w:tblInd w:type="dxa" w:w="0"/>
+      <w:tblCellMar>
+        <w:top w:type="dxa" w:w="0"/>
+        <w:left w:type="dxa" w:w="108"/>
+        <w:bottom w:type="dxa" w:w="0"/>
+        <w:right w:type="dxa" w:w="108"/>
+      </w:tblCellMar>
+    </w:tblPr>
+  </w:style>
   <w:style w:type="paragraph" w:styleId="Title">
     <w:name w:val="Title"/>
     <w:basedOn w:val="Normal"/>
@@ -12961,4 +13809,294 @@
     </w:rPr>
   </w:style>
 </w:styles>
+</file>
+
+<file path=word/theme/theme1.xml><?xml version="1.0" encoding="utf-8"?>
+<a:theme xmlns:a="http://schemas.openxmlformats.org/drawingml/2006/main" name="Office Theme">
+  <a:themeElements>
+    <a:clrScheme name="Office">
+      <a:dk1>
+        <a:sysClr val="windowText" lastClr="000000"/>
+      </a:dk1>
+      <a:lt1>
+        <a:sysClr val="window" lastClr="FFFFFF"/>
+      </a:lt1>
+      <a:dk2>
+        <a:srgbClr val="44546A"/>
+      </a:dk2>
+      <a:lt2>
+        <a:srgbClr val="E7E6E6"/>
+      </a:lt2>
+      <a:accent1>
+        <a:srgbClr val="4472C4"/>
+      </a:accent1>
+      <a:accent2>
+        <a:srgbClr val="ED7D31"/>
+      </a:accent2>
+      <a:accent3>
+        <a:srgbClr val="A5A5A5"/>
+      </a:accent3>
+      <a:accent4>
+        <a:srgbClr val="FFC000"/>
+      </a:accent4>
+      <a:accent5>
+        <a:srgbClr val="5B9BD5"/>
+      </a:accent5>
+      <a:accent6>
+        <a:srgbClr val="70AD47"/>
+      </a:accent6>
+      <a:hlink>
+        <a:srgbClr val="0563C1"/>
+      </a:hlink>
+      <a:folHlink>
+        <a:srgbClr val="954F72"/>
+      </a:folHlink>
+    </a:clrScheme>
+    <a:fontScheme name="Office">
+      <a:majorFont>
+        <a:latin typeface="Calibri Light" panose="020F0302020204030204"/>
+        <a:ea typeface=""/>
+        <a:cs typeface=""/>
+        <a:font script="Jpan" typeface="游ゴシック Light"/>
+        <a:font script="Hang" typeface="맑은 고딕"/>
+        <a:font script="Hans" typeface="等线 Light"/>
+        <a:font script="Hant" typeface="新細明體"/>
+        <a:font script="Arab" typeface="Times New Roman"/>
+        <a:font script="Hebr" typeface="Times New Roman"/>
+        <a:font script="Thai" typeface="Angsana New"/>
+        <a:font script="Ethi" typeface="Nyala"/>
+        <a:font script="Beng" typeface="Vrinda"/>
+        <a:font script="Gujr" typeface="Shruti"/>
+        <a:font script="Khmr" typeface="MoolBoran"/>
+        <a:font script="Knda" typeface="Tunga"/>
+        <a:font script="Guru" typeface="Raavi"/>
+        <a:font script="Cans" typeface="Euphemia"/>
+        <a:font script="Cher" typeface="Plantagenet Cherokee"/>
+        <a:font script="Yiii" typeface="Microsoft Yi Baiti"/>
+        <a:font script="Tibt" typeface="Microsoft Himalaya"/>
+        <a:font script="Thaa" typeface="MV Boli"/>
+        <a:font script="Deva" typeface="Mangal"/>
+        <a:font script="Telu" typeface="Gautami"/>
+        <a:font script="Taml" typeface="Latha"/>
+        <a:font script="Syrc" typeface="Estrangelo Edessa"/>
+        <a:font script="Orya" typeface="Kalinga"/>
+        <a:font script="Mlym" typeface="Kartika"/>
+        <a:font script="Laoo" typeface="DokChampa"/>
+        <a:font script="Sinh" typeface="Iskoola Pota"/>
+        <a:font script="Mong" typeface="Mongolian Baiti"/>
+        <a:font script="Viet" typeface="Times New Roman"/>
+        <a:font script="Uigh" typeface="Microsoft Uighur"/>
+        <a:font script="Geor" typeface="Sylfaen"/>
+        <a:font script="Armn" typeface="Arial"/>
+        <a:font script="Bugi" typeface="Leelawadee UI"/>
+        <a:font script="Bopo" typeface="Microsoft JhengHei"/>
+        <a:font script="Java" typeface="Javanese Text"/>
+        <a:font script="Lisu" typeface="Segoe UI"/>
+        <a:font script="Mymr" typeface="Myanmar Text"/>
+        <a:font script="Nkoo" typeface="Ebrima"/>
+        <a:font script="Olck" typeface="Nirmala UI"/>
+        <a:font script="Osma" typeface="Ebrima"/>
+        <a:font script="Phag" typeface="Phagspa"/>
+        <a:font script="Syrn" typeface="Estrangelo Edessa"/>
+        <a:font script="Syrj" typeface="Estrangelo Edessa"/>
+        <a:font script="Syre" typeface="Estrangelo Edessa"/>
+        <a:font script="Sora" typeface="Nirmala UI"/>
+        <a:font script="Tale" typeface="Microsoft Tai Le"/>
+        <a:font script="Talu" typeface="Microsoft New Tai Lue"/>
+        <a:font script="Tfng" typeface="Ebrima"/>
+      </a:majorFont>
+      <a:minorFont>
+        <a:latin typeface="Calibri" panose="020F0502020204030204"/>
+        <a:ea typeface=""/>
+        <a:cs typeface=""/>
+        <a:font script="Jpan" typeface="游明朝"/>
+        <a:font script="Hang" typeface="맑은 고딕"/>
+        <a:font script="Hans" typeface="等线"/>
+        <a:font script="Hant" typeface="新細明體"/>
+        <a:font script="Arab" typeface="Arial"/>
+        <a:font script="Hebr" typeface="Arial"/>
+        <a:font script="Thai" typeface="Cordia New"/>
+        <a:font script="Ethi" typeface="Nyala"/>
+        <a:font script="Beng" typeface="Vrinda"/>
+        <a:font script="Gujr" typeface="Shruti"/>
+        <a:font script="Khmr" typeface="DaunPenh"/>
+        <a:font script="Knda" typeface="Tunga"/>
+        <a:font script="Guru" typeface="Raavi"/>
+        <a:font script="Cans" typeface="Euphemia"/>
+        <a:font script="Cher" typeface="Plantagenet Cherokee"/>
+        <a:font script="Yiii" typeface="Microsoft Yi Baiti"/>
+        <a:font script="Tibt" typeface="Microsoft Himalaya"/>
+        <a:font script="Thaa" typeface="MV Boli"/>
+        <a:font script="Deva" typeface="Mangal"/>
+        <a:font script="Telu" typeface="Gautami"/>
+        <a:font script="Taml" typeface="Latha"/>
+        <a:font script="Syrc" typeface="Estrangelo Edessa"/>
+        <a:font script="Orya" typeface="Kalinga"/>
+        <a:font script="Mlym" typeface="Kartika"/>
+        <a:font script="Laoo" typeface="DokChampa"/>
+        <a:font script="Sinh" typeface="Iskoola Pota"/>
+        <a:font script="Mong" typeface="Mongolian Baiti"/>
+        <a:font script="Viet" typeface="Arial"/>
+        <a:font script="Uigh" typeface="Microsoft Uighur"/>
+        <a:font script="Geor" typeface="Sylfaen"/>
+        <a:font script="Armn" typeface="Arial"/>
+        <a:font script="Bugi" typeface="Leelawadee UI"/>
+        <a:font script="Bopo" typeface="Microsoft JhengHei"/>
+        <a:font script="Java" typeface="Javanese Text"/>
+        <a:font script="Lisu" typeface="Segoe UI"/>
+        <a:font script="Mymr" typeface="Myanmar Text"/>
+        <a:font script="Nkoo" typeface="Ebrima"/>
+        <a:font script="Olck" typeface="Nirmala UI"/>
+        <a:font script="Osma" typeface="Ebrima"/>
+        <a:font script="Phag" typeface="Phagspa"/>
+        <a:font script="Syrn" typeface="Estrangelo Edessa"/>
+        <a:font script="Syrj" typeface="Estrangelo Edessa"/>
+        <a:font script="Syre" typeface="Estrangelo Edessa"/>
+        <a:font script="Sora" typeface="Nirmala UI"/>
+        <a:font script="Tale" typeface="Microsoft Tai Le"/>
+        <a:font script="Talu" typeface="Microsoft New Tai Lue"/>
+        <a:font script="Tfng" typeface="Ebrima"/>
+      </a:minorFont>
+    </a:fontScheme>
+    <a:fmtScheme name="Office">
+      <a:fillStyleLst>
+        <a:solidFill>
+          <a:schemeClr val="phClr"/>
+        </a:solidFill>
+        <a:gradFill rotWithShape="true">
+          <a:gsLst>
+            <a:gs pos="0">
+              <a:schemeClr val="phClr">
+                <a:lumMod val="110000"/>
+                <a:satMod val="105000"/>
+                <a:tint val="67000"/>
+              </a:schemeClr>
+            </a:gs>
+            <a:gs pos="50000">
+              <a:schemeClr val="phClr">
+                <a:lumMod val="105000"/>
+                <a:satMod val="103000"/>
+                <a:tint val="73000"/>
+              </a:schemeClr>
+            </a:gs>
+            <a:gs pos="100000">
+              <a:schemeClr val="phClr">
+                <a:lumMod val="105000"/>
+                <a:satMod val="109000"/>
+                <a:tint val="81000"/>
+              </a:schemeClr>
+            </a:gs>
+          </a:gsLst>
+          <a:lin ang="5400000" scaled="false"/>
+        </a:gradFill>
+        <a:gradFill rotWithShape="true">
+          <a:gsLst>
+            <a:gs pos="0">
+              <a:schemeClr val="phClr">
+                <a:satMod val="103000"/>
+                <a:lumMod val="102000"/>
+                <a:tint val="94000"/>
+              </a:schemeClr>
+            </a:gs>
+            <a:gs pos="50000">
+              <a:schemeClr val="phClr">
+                <a:satMod val="110000"/>
+                <a:lumMod val="100000"/>
+                <a:shade val="100000"/>
+              </a:schemeClr>
+            </a:gs>
+            <a:gs pos="100000">
+              <a:schemeClr val="phClr">
+                <a:lumMod val="99000"/>
+                <a:satMod val="120000"/>
+                <a:shade val="78000"/>
+              </a:schemeClr>
+            </a:gs>
+          </a:gsLst>
+          <a:lin ang="5400000" scaled="false"/>
+        </a:gradFill>
+      </a:fillStyleLst>
+      <a:lnStyleLst>
+        <a:ln w="6350" cap="flat" cmpd="sng" algn="ctr">
+          <a:solidFill>
+            <a:schemeClr val="phClr"/>
+          </a:solidFill>
+          <a:prstDash val="solid"/>
+          <a:miter lim="800000"/>
+        </a:ln>
+        <a:ln w="12700" cap="flat" cmpd="sng" algn="ctr">
+          <a:solidFill>
+            <a:schemeClr val="phClr"/>
+          </a:solidFill>
+          <a:prstDash val="solid"/>
+          <a:miter lim="800000"/>
+        </a:ln>
+        <a:ln w="19050" cap="flat" cmpd="sng" algn="ctr">
+          <a:solidFill>
+            <a:schemeClr val="phClr"/>
+          </a:solidFill>
+          <a:prstDash val="solid"/>
+          <a:miter lim="800000"/>
+        </a:ln>
+      </a:lnStyleLst>
+      <a:effectStyleLst>
+        <a:effectStyle>
+          <a:effectLst/>
+        </a:effectStyle>
+        <a:effectStyle>
+          <a:effectLst/>
+        </a:effectStyle>
+        <a:effectStyle>
+          <a:effectLst>
+            <a:outerShdw blurRad="57150" dist="19050" dir="5400000" algn="ctr" rotWithShape="false">
+              <a:srgbClr val="000000">
+                <a:alpha val="63000"/>
+              </a:srgbClr>
+            </a:outerShdw>
+          </a:effectLst>
+        </a:effectStyle>
+      </a:effectStyleLst>
+      <a:bgFillStyleLst>
+        <a:solidFill>
+          <a:schemeClr val="phClr"/>
+        </a:solidFill>
+        <a:solidFill>
+          <a:schemeClr val="phClr">
+            <a:tint val="95000"/>
+            <a:satMod val="170000"/>
+          </a:schemeClr>
+        </a:solidFill>
+        <a:gradFill rotWithShape="true">
+          <a:gsLst>
+            <a:gs pos="0">
+              <a:schemeClr val="phClr">
+                <a:tint val="93000"/>
+                <a:satMod val="150000"/>
+                <a:shade val="98000"/>
+                <a:lumMod val="102000"/>
+              </a:schemeClr>
+            </a:gs>
+            <a:gs pos="50000">
+              <a:schemeClr val="phClr">
+                <a:tint val="98000"/>
+                <a:satMod val="130000"/>
+                <a:shade val="90000"/>
+                <a:lumMod val="103000"/>
+              </a:schemeClr>
+            </a:gs>
+            <a:gs pos="100000">
+              <a:schemeClr val="phClr">
+                <a:shade val="63000"/>
+                <a:satMod val="120000"/>
+              </a:schemeClr>
+            </a:gs>
+          </a:gsLst>
+          <a:lin ang="5400000" scaled="false"/>
+        </a:gradFill>
+      </a:bgFillStyleLst>
+    </a:fmtScheme>
+  </a:themeElements>
+  <a:objectDefaults/>
+  <a:extraClrSchemeLst/>
+</a:theme>
 </file>